--- a/squads/vmo-autonomo/projects/DEM-2026-007/03-planejamento/cronograma.docx
+++ b/squads/vmo-autonomo/projects/DEM-2026-007/03-planejamento/cronograma.docx
@@ -8,8 +8,11 @@
       </w:pPr>
       <w:r>
         <w:rPr>
-          <w:color w:val="1F497D"/>
-          <w:sz w:val="36"/>
+          <w:rFonts w:ascii="Calibri" w:hAnsi="Calibri"/>
+          <w:b/>
+          <w:i w:val="0"/>
+          <w:color w:val="1A3A5C"/>
+          <w:sz w:val="30"/>
         </w:rPr>
         <w:t>Planejamento de Prazo — DEM-2026-007</w:t>
       </w:r>
@@ -37,41 +40,73 @@
     <w:p/>
     <w:p>
       <w:pPr>
-        <w:pStyle w:val="Quote"/>
+        <w:ind w:left="454"/>
       </w:pPr>
       <w:r>
-        <w:t>**Premissa de prazo:** Este cronograma assume kick-off em 08/06/2026 (após resolução de</w:t>
+        <w:rPr>
+          <w:color w:val="333333"/>
+          <w:sz w:val="20"/>
+        </w:rPr>
+      </w:r>
+      <w:r>
+        <w:rPr>
+          <w:b/>
+          <w:color w:val="333333"/>
+          <w:sz w:val="20"/>
+        </w:rPr>
+        <w:t>Premissa de prazo:</w:t>
+      </w:r>
+      <w:r>
+        <w:rPr>
+          <w:color w:val="333333"/>
+          <w:sz w:val="20"/>
+        </w:rPr>
+        <w:t xml:space="preserve"> Este cronograma assume kick-off em 08/06/2026 (após resolução de</w:t>
       </w:r>
     </w:p>
     <w:p>
       <w:pPr>
-        <w:pStyle w:val="Quote"/>
+        <w:ind w:left="454"/>
       </w:pPr>
       <w:r>
+        <w:rPr>
+          <w:color w:val="333333"/>
+          <w:sz w:val="20"/>
+        </w:rPr>
         <w:t>CB-3 e CB-Sponsor). Se o kick-off atrasar, todas as datas deslizam proporcionalmente.</w:t>
       </w:r>
     </w:p>
     <w:p>
       <w:pPr>
-        <w:pStyle w:val="Quote"/>
+        <w:ind w:left="454"/>
       </w:pPr>
       <w:r>
+        <w:rPr>
+          <w:color w:val="333333"/>
+          <w:sz w:val="20"/>
+        </w:rPr>
         <w:t>A data de go-live de 30/09/2026 é a meta orientativa — o cronograma base (sem buffer) entrega</w:t>
       </w:r>
     </w:p>
     <w:p>
       <w:pPr>
-        <w:pStyle w:val="Quote"/>
+        <w:ind w:left="454"/>
       </w:pPr>
       <w:r>
+        <w:rPr>
+          <w:color w:val="333333"/>
+          <w:sz w:val="20"/>
+        </w:rPr>
         <w:t>go-live em 31/08/2026, reservando setembro como buffer de contingência.</w:t>
       </w:r>
     </w:p>
     <w:p/>
     <w:p>
-      <w:r>
-        <w:t>────────────────────────────────────────────────────────────</w:t>
-      </w:r>
+      <w:pPr>
+        <w:pBdr>
+          <w:bottom w:val="single" w:sz="6" w:space="1" w:color="CCCCCC"/>
+        </w:pBdr>
+      </w:pPr>
     </w:p>
     <w:p/>
     <w:p>
@@ -80,8 +115,11 @@
       </w:pPr>
       <w:r>
         <w:rPr>
-          <w:color w:val="2E74B5"/>
-          <w:sz w:val="28"/>
+          <w:rFonts w:ascii="Calibri" w:hAnsi="Calibri"/>
+          <w:b/>
+          <w:i w:val="0"/>
+          <w:color w:val="1E5296"/>
+          <w:sz w:val="25"/>
         </w:rPr>
         <w:t>WBS — Estrutura Analítica do Projeto</w:t>
       </w:r>
@@ -89,324 +127,578 @@
     <w:p/>
     <w:p>
       <w:r>
+        <w:rPr>
+          <w:rFonts w:ascii="Courier New" w:hAnsi="Courier New"/>
+          <w:sz w:val="18"/>
+        </w:rPr>
         <w:t>DEM-2026-007 — Implantação DDA SAP VAB Matriz</w:t>
       </w:r>
     </w:p>
     <w:p>
       <w:r>
+        <w:rPr>
+          <w:rFonts w:ascii="Courier New" w:hAnsi="Courier New"/>
+          <w:sz w:val="18"/>
+        </w:rPr>
         <w:t>│</w:t>
       </w:r>
     </w:p>
     <w:p>
       <w:r>
+        <w:rPr>
+          <w:rFonts w:ascii="Courier New" w:hAnsi="Courier New"/>
+          <w:sz w:val="18"/>
+        </w:rPr>
         <w:t>├── 1. INICIAÇÃO E PRÉ-REQUISITOS</w:t>
       </w:r>
     </w:p>
     <w:p>
       <w:r>
+        <w:rPr>
+          <w:rFonts w:ascii="Courier New" w:hAnsi="Courier New"/>
+          <w:sz w:val="18"/>
+        </w:rPr>
         <w:t>│   ├── 1.1 Resolução de condições bloqueantes de kick-off</w:t>
       </w:r>
     </w:p>
     <w:p>
       <w:r>
+        <w:rPr>
+          <w:rFonts w:ascii="Courier New" w:hAnsi="Courier New"/>
+          <w:sz w:val="18"/>
+        </w:rPr>
         <w:t>│   │   ├── 1.1.1 Resolver CB-3 (formalização de custos + autorização Holding)</w:t>
       </w:r>
     </w:p>
     <w:p>
       <w:r>
+        <w:rPr>
+          <w:rFonts w:ascii="Courier New" w:hAnsi="Courier New"/>
+          <w:sz w:val="18"/>
+        </w:rPr>
         <w:t>│   │   ├── 1.1.2 Identificar sponsor Diretor+ (CB-Sponsor)</w:t>
       </w:r>
     </w:p>
     <w:p>
       <w:r>
+        <w:rPr>
+          <w:rFonts w:ascii="Courier New" w:hAnsi="Courier New"/>
+          <w:sz w:val="18"/>
+        </w:rPr>
         <w:t>│   │   └── 1.1.3 Gate de Kick-off (Gabriel Governança)</w:t>
       </w:r>
     </w:p>
     <w:p>
       <w:r>
+        <w:rPr>
+          <w:rFonts w:ascii="Courier New" w:hAnsi="Courier New"/>
+          <w:sz w:val="18"/>
+        </w:rPr>
         <w:t>│   └── 1.2 Mobilização</w:t>
       </w:r>
     </w:p>
     <w:p>
       <w:r>
+        <w:rPr>
+          <w:rFonts w:ascii="Courier New" w:hAnsi="Courier New"/>
+          <w:sz w:val="18"/>
+        </w:rPr>
         <w:t>│       ├── 1.2.1 Designação do recurso técnico DTI FI</w:t>
       </w:r>
     </w:p>
     <w:p>
       <w:r>
+        <w:rPr>
+          <w:rFonts w:ascii="Courier New" w:hAnsi="Courier New"/>
+          <w:sz w:val="18"/>
+        </w:rPr>
         <w:t>│       └── 1.2.2 Kickoff meeting (GP + Noemia + equipe DTI)</w:t>
       </w:r>
     </w:p>
     <w:p>
       <w:r>
+        <w:rPr>
+          <w:rFonts w:ascii="Courier New" w:hAnsi="Courier New"/>
+          <w:sz w:val="18"/>
+        </w:rPr>
         <w:t>│</w:t>
       </w:r>
     </w:p>
     <w:p>
       <w:r>
+        <w:rPr>
+          <w:rFonts w:ascii="Courier New" w:hAnsi="Courier New"/>
+          <w:sz w:val="18"/>
+        </w:rPr>
         <w:t>├── 2. LEVANTAMENTO TÉCNICO (CB-2)</w:t>
       </w:r>
     </w:p>
     <w:p>
       <w:r>
+        <w:rPr>
+          <w:rFonts w:ascii="Courier New" w:hAnsi="Courier New"/>
+          <w:sz w:val="18"/>
+        </w:rPr>
         <w:t>│   ├── 2.1 Análise da implementação DDA da Div. Logística</w:t>
       </w:r>
     </w:p>
     <w:p>
       <w:r>
+        <w:rPr>
+          <w:rFonts w:ascii="Courier New" w:hAnsi="Courier New"/>
+          <w:sz w:val="18"/>
+        </w:rPr>
         <w:t>│   │   ├── 2.1.1 Reunião técnica com equipe Logística</w:t>
       </w:r>
     </w:p>
     <w:p>
       <w:r>
+        <w:rPr>
+          <w:rFonts w:ascii="Courier New" w:hAnsi="Courier New"/>
+          <w:sz w:val="18"/>
+        </w:rPr>
         <w:t>│   │   ├── 2.1.2 Revisão dos parâmetros FEBAN/SAP Logística</w:t>
       </w:r>
     </w:p>
     <w:p>
       <w:r>
+        <w:rPr>
+          <w:rFonts w:ascii="Courier New" w:hAnsi="Courier New"/>
+          <w:sz w:val="18"/>
+        </w:rPr>
         <w:t>│   │   └── 2.1.3 Revisão do layout CNAB 240 Santander em uso</w:t>
       </w:r>
     </w:p>
     <w:p>
       <w:r>
+        <w:rPr>
+          <w:rFonts w:ascii="Courier New" w:hAnsi="Courier New"/>
+          <w:sz w:val="18"/>
+        </w:rPr>
         <w:t>│   ├── 2.2 Mapeamento dos ajustes para o CP VAB</w:t>
       </w:r>
     </w:p>
     <w:p>
       <w:r>
+        <w:rPr>
+          <w:rFonts w:ascii="Courier New" w:hAnsi="Courier New"/>
+          <w:sz w:val="18"/>
+        </w:rPr>
         <w:t>│   │   ├── 2.2.1 Reunião com Noemia: especificidades do CP VAB</w:t>
       </w:r>
     </w:p>
     <w:p>
       <w:r>
+        <w:rPr>
+          <w:rFonts w:ascii="Courier New" w:hAnsi="Courier New"/>
+          <w:sz w:val="18"/>
+        </w:rPr>
         <w:t>│   │   ├── 2.2.2 Análise das diferenças de processo e configuração</w:t>
       </w:r>
     </w:p>
     <w:p>
       <w:r>
+        <w:rPr>
+          <w:rFonts w:ascii="Courier New" w:hAnsi="Courier New"/>
+          <w:sz w:val="18"/>
+        </w:rPr>
         <w:t>│   │   └── 2.2.3 Definição final da lista de ajustes</w:t>
       </w:r>
     </w:p>
     <w:p>
       <w:r>
+        <w:rPr>
+          <w:rFonts w:ascii="Courier New" w:hAnsi="Courier New"/>
+          <w:sz w:val="18"/>
+        </w:rPr>
         <w:t>│   └── 2.3 Entregável E-01: Documento de análise técnica aprovado</w:t>
       </w:r>
     </w:p>
     <w:p>
       <w:r>
+        <w:rPr>
+          <w:rFonts w:ascii="Courier New" w:hAnsi="Courier New"/>
+          <w:sz w:val="18"/>
+        </w:rPr>
         <w:t>│</w:t>
       </w:r>
     </w:p>
     <w:p>
       <w:r>
+        <w:rPr>
+          <w:rFonts w:ascii="Courier New" w:hAnsi="Courier New"/>
+          <w:sz w:val="18"/>
+        </w:rPr>
         <w:t>├── 3. CONFIGURAÇÃO E IMPLEMENTAÇÃO</w:t>
       </w:r>
     </w:p>
     <w:p>
       <w:r>
+        <w:rPr>
+          <w:rFonts w:ascii="Courier New" w:hAnsi="Courier New"/>
+          <w:sz w:val="18"/>
+        </w:rPr>
         <w:t>│   ├── 3.1 Habilitação DDA no Santander (em paralelo)</w:t>
       </w:r>
     </w:p>
     <w:p>
       <w:r>
+        <w:rPr>
+          <w:rFonts w:ascii="Courier New" w:hAnsi="Courier New"/>
+          <w:sz w:val="18"/>
+        </w:rPr>
         <w:t>│   │   ├── 3.1.1 Contato com Santander para processo de habilitação</w:t>
       </w:r>
     </w:p>
     <w:p>
       <w:r>
+        <w:rPr>
+          <w:rFonts w:ascii="Courier New" w:hAnsi="Courier New"/>
+          <w:sz w:val="18"/>
+        </w:rPr>
         <w:t>│   │   ├── 3.1.2 Documentação e envio dos dados da conta VAB</w:t>
       </w:r>
     </w:p>
     <w:p>
       <w:r>
+        <w:rPr>
+          <w:rFonts w:ascii="Courier New" w:hAnsi="Courier New"/>
+          <w:sz w:val="18"/>
+        </w:rPr>
         <w:t>│   │   └── 3.1.3 Confirmação de habilitação ativa (E-02)</w:t>
       </w:r>
     </w:p>
     <w:p>
       <w:r>
+        <w:rPr>
+          <w:rFonts w:ascii="Courier New" w:hAnsi="Courier New"/>
+          <w:sz w:val="18"/>
+        </w:rPr>
         <w:t>│   ├── 3.2 Configuração SAP FI — Base DDA</w:t>
       </w:r>
     </w:p>
     <w:p>
       <w:r>
+        <w:rPr>
+          <w:rFonts w:ascii="Courier New" w:hAnsi="Courier New"/>
+          <w:sz w:val="18"/>
+        </w:rPr>
         <w:t>│   │   ├── 3.2.1 Configurar FEBAN: parâmetros básicos DDA (replicar Logística)</w:t>
       </w:r>
     </w:p>
     <w:p>
       <w:r>
+        <w:rPr>
+          <w:rFonts w:ascii="Courier New" w:hAnsi="Courier New"/>
+          <w:sz w:val="18"/>
+        </w:rPr>
         <w:t>│   │   ├── 3.2.2 Configurar empresa VAB Matriz no FEBAN</w:t>
       </w:r>
     </w:p>
     <w:p>
       <w:r>
+        <w:rPr>
+          <w:rFonts w:ascii="Courier New" w:hAnsi="Courier New"/>
+          <w:sz w:val="18"/>
+        </w:rPr>
         <w:t>│   │   └── 3.2.3 Configurar conta corrente Santander VAB</w:t>
       </w:r>
     </w:p>
     <w:p>
       <w:r>
+        <w:rPr>
+          <w:rFonts w:ascii="Courier New" w:hAnsi="Courier New"/>
+          <w:sz w:val="18"/>
+        </w:rPr>
         <w:t>│   ├── 3.3 Ajustes específicos CP VAB</w:t>
       </w:r>
     </w:p>
     <w:p>
       <w:r>
+        <w:rPr>
+          <w:rFonts w:ascii="Courier New" w:hAnsi="Courier New"/>
+          <w:sz w:val="18"/>
+        </w:rPr>
         <w:t>│   │   ├── 3.3.1 Implementar ajustes identificados no E-01</w:t>
       </w:r>
     </w:p>
     <w:p>
       <w:r>
+        <w:rPr>
+          <w:rFonts w:ascii="Courier New" w:hAnsi="Courier New"/>
+          <w:sz w:val="18"/>
+        </w:rPr>
         <w:t>│   │   └── 3.3.2 Validação interna dos ajustes (DTI)</w:t>
       </w:r>
     </w:p>
     <w:p>
       <w:r>
+        <w:rPr>
+          <w:rFonts w:ascii="Courier New" w:hAnsi="Courier New"/>
+          <w:sz w:val="18"/>
+        </w:rPr>
         <w:t>│   └── 3.4 Configuração de perfis de acesso SAP</w:t>
       </w:r>
     </w:p>
     <w:p>
       <w:r>
+        <w:rPr>
+          <w:rFonts w:ascii="Courier New" w:hAnsi="Courier New"/>
+          <w:sz w:val="18"/>
+        </w:rPr>
         <w:t>│       └── 3.4.1 Definir e configurar perfis de usuário DDA (CP + DTI FI)</w:t>
       </w:r>
     </w:p>
     <w:p>
       <w:r>
+        <w:rPr>
+          <w:rFonts w:ascii="Courier New" w:hAnsi="Courier New"/>
+          <w:sz w:val="18"/>
+        </w:rPr>
         <w:t>│</w:t>
       </w:r>
     </w:p>
     <w:p>
       <w:r>
+        <w:rPr>
+          <w:rFonts w:ascii="Courier New" w:hAnsi="Courier New"/>
+          <w:sz w:val="18"/>
+        </w:rPr>
         <w:t>├── 4. TESTES</w:t>
       </w:r>
     </w:p>
     <w:p>
       <w:r>
+        <w:rPr>
+          <w:rFonts w:ascii="Courier New" w:hAnsi="Courier New"/>
+          <w:sz w:val="18"/>
+        </w:rPr>
         <w:t>│   ├── 4.1 Testes de homologação SAP x Santander</w:t>
       </w:r>
     </w:p>
     <w:p>
       <w:r>
+        <w:rPr>
+          <w:rFonts w:ascii="Courier New" w:hAnsi="Courier New"/>
+          <w:sz w:val="18"/>
+        </w:rPr>
         <w:t>│   │   ├── 4.1.1 Solicitar arquivo DDA de teste ao Santander</w:t>
       </w:r>
     </w:p>
     <w:p>
       <w:r>
+        <w:rPr>
+          <w:rFonts w:ascii="Courier New" w:hAnsi="Courier New"/>
+          <w:sz w:val="18"/>
+        </w:rPr>
         <w:t>│   │   ├── 4.1.2 Processar arquivo DDA teste no SAP (E-03)</w:t>
       </w:r>
     </w:p>
     <w:p>
       <w:r>
+        <w:rPr>
+          <w:rFonts w:ascii="Courier New" w:hAnsi="Courier New"/>
+          <w:sz w:val="18"/>
+        </w:rPr>
         <w:t>│   │   └── 4.1.3 Validar todos os RFs Must Have em homologação</w:t>
       </w:r>
     </w:p>
     <w:p>
       <w:r>
+        <w:rPr>
+          <w:rFonts w:ascii="Courier New" w:hAnsi="Courier New"/>
+          <w:sz w:val="18"/>
+        </w:rPr>
         <w:t>│   ├── 4.2 Testes de aceitação do usuário (UAT) — E-05 + E-06</w:t>
       </w:r>
     </w:p>
     <w:p>
       <w:r>
+        <w:rPr>
+          <w:rFonts w:ascii="Courier New" w:hAnsi="Courier New"/>
+          <w:sz w:val="18"/>
+        </w:rPr>
         <w:t>│   │   ├── 4.2.1 Preparar roteiro de UAT</w:t>
       </w:r>
     </w:p>
     <w:p>
       <w:r>
+        <w:rPr>
+          <w:rFonts w:ascii="Courier New" w:hAnsi="Courier New"/>
+          <w:sz w:val="18"/>
+        </w:rPr>
         <w:t>│   │   ├── 4.2.2 Executar UAT com equipe CP VAB</w:t>
       </w:r>
     </w:p>
     <w:p>
       <w:r>
+        <w:rPr>
+          <w:rFonts w:ascii="Courier New" w:hAnsi="Courier New"/>
+          <w:sz w:val="18"/>
+        </w:rPr>
         <w:t>│   │   └── 4.2.3 Aprovação e assinatura Noemia (E-06)</w:t>
       </w:r>
     </w:p>
     <w:p>
       <w:r>
+        <w:rPr>
+          <w:rFonts w:ascii="Courier New" w:hAnsi="Courier New"/>
+          <w:sz w:val="18"/>
+        </w:rPr>
         <w:t>│   └── 4.3 Correções pós-UAT (se necessário)</w:t>
       </w:r>
     </w:p>
     <w:p>
       <w:r>
+        <w:rPr>
+          <w:rFonts w:ascii="Courier New" w:hAnsi="Courier New"/>
+          <w:sz w:val="18"/>
+        </w:rPr>
         <w:t>│</w:t>
       </w:r>
     </w:p>
     <w:p>
       <w:r>
+        <w:rPr>
+          <w:rFonts w:ascii="Courier New" w:hAnsi="Courier New"/>
+          <w:sz w:val="18"/>
+        </w:rPr>
         <w:t>├── 5. GO-LIVE E IMPLANTAÇÃO</w:t>
       </w:r>
     </w:p>
     <w:p>
       <w:r>
+        <w:rPr>
+          <w:rFonts w:ascii="Courier New" w:hAnsi="Courier New"/>
+          <w:sz w:val="18"/>
+        </w:rPr>
         <w:t>│   ├── 5.1 Treinamento equipe CP (E-08)</w:t>
       </w:r>
     </w:p>
     <w:p>
       <w:r>
+        <w:rPr>
+          <w:rFonts w:ascii="Courier New" w:hAnsi="Courier New"/>
+          <w:sz w:val="18"/>
+        </w:rPr>
         <w:t>│   │   ├── 5.1.1 Preparar material de treinamento</w:t>
       </w:r>
     </w:p>
     <w:p>
       <w:r>
+        <w:rPr>
+          <w:rFonts w:ascii="Courier New" w:hAnsi="Courier New"/>
+          <w:sz w:val="18"/>
+        </w:rPr>
         <w:t>│   │   └── 5.1.2 Executar treinamento</w:t>
       </w:r>
     </w:p>
     <w:p>
       <w:r>
+        <w:rPr>
+          <w:rFonts w:ascii="Courier New" w:hAnsi="Courier New"/>
+          <w:sz w:val="18"/>
+        </w:rPr>
         <w:t>│   ├── 5.2 Go-live supervisionado (E-07)</w:t>
       </w:r>
     </w:p>
     <w:p>
       <w:r>
+        <w:rPr>
+          <w:rFonts w:ascii="Courier New" w:hAnsi="Courier New"/>
+          <w:sz w:val="18"/>
+        </w:rPr>
         <w:t>│   │   ├── 5.2.1 Migrar configuração para produção</w:t>
       </w:r>
     </w:p>
     <w:p>
       <w:r>
+        <w:rPr>
+          <w:rFonts w:ascii="Courier New" w:hAnsi="Courier New"/>
+          <w:sz w:val="18"/>
+        </w:rPr>
         <w:t>│   │   ├── 5.2.2 Acompanhamento do 1º dia em produção</w:t>
       </w:r>
     </w:p>
     <w:p>
       <w:r>
+        <w:rPr>
+          <w:rFonts w:ascii="Courier New" w:hAnsi="Courier New"/>
+          <w:sz w:val="18"/>
+        </w:rPr>
         <w:t>│   │   └── 5.2.3 Monitoramento pós-go-live (30 dias)</w:t>
       </w:r>
     </w:p>
     <w:p>
       <w:r>
+        <w:rPr>
+          <w:rFonts w:ascii="Courier New" w:hAnsi="Courier New"/>
+          <w:sz w:val="18"/>
+        </w:rPr>
         <w:t>│   └── 5.3 Documentação técnica (E-09)</w:t>
       </w:r>
     </w:p>
     <w:p>
       <w:r>
+        <w:rPr>
+          <w:rFonts w:ascii="Courier New" w:hAnsi="Courier New"/>
+          <w:sz w:val="18"/>
+        </w:rPr>
         <w:t>│       └── 5.3.1 Produzir documento técnico final (diferenças vs. Logística)</w:t>
       </w:r>
     </w:p>
     <w:p>
       <w:r>
+        <w:rPr>
+          <w:rFonts w:ascii="Courier New" w:hAnsi="Courier New"/>
+          <w:sz w:val="18"/>
+        </w:rPr>
         <w:t>│</w:t>
       </w:r>
     </w:p>
     <w:p>
       <w:r>
+        <w:rPr>
+          <w:rFonts w:ascii="Courier New" w:hAnsi="Courier New"/>
+          <w:sz w:val="18"/>
+        </w:rPr>
         <w:t>└── 6. ENCERRAMENTO</w:t>
       </w:r>
     </w:p>
     <w:p>
       <w:r>
+        <w:rPr>
+          <w:rFonts w:ascii="Courier New" w:hAnsi="Courier New"/>
+          <w:sz w:val="18"/>
+        </w:rPr>
         <w:t xml:space="preserve">    ├── 6.1 Pesquisa de satisfação equipe CP (CS-3)</w:t>
       </w:r>
     </w:p>
     <w:p>
       <w:r>
+        <w:rPr>
+          <w:rFonts w:ascii="Courier New" w:hAnsi="Courier New"/>
+          <w:sz w:val="18"/>
+        </w:rPr>
         <w:t xml:space="preserve">    ├── 6.2 Relatório de encerramento</w:t>
       </w:r>
     </w:p>
     <w:p>
       <w:r>
+        <w:rPr>
+          <w:rFonts w:ascii="Courier New" w:hAnsi="Courier New"/>
+          <w:sz w:val="18"/>
+        </w:rPr>
         <w:t xml:space="preserve">    └── 6.3 Aceite formal e arquivamento</w:t>
       </w:r>
     </w:p>
     <w:p/>
     <w:p>
-      <w:r>
-        <w:t>────────────────────────────────────────────────────────────</w:t>
-      </w:r>
+      <w:pPr>
+        <w:pBdr>
+          <w:bottom w:val="single" w:sz="6" w:space="1" w:color="CCCCCC"/>
+        </w:pBdr>
+      </w:pPr>
     </w:p>
     <w:p/>
     <w:p>
@@ -415,8 +707,11 @@
       </w:pPr>
       <w:r>
         <w:rPr>
-          <w:color w:val="2E74B5"/>
-          <w:sz w:val="28"/>
+          <w:rFonts w:ascii="Calibri" w:hAnsi="Calibri"/>
+          <w:b/>
+          <w:i w:val="0"/>
+          <w:color w:val="1E5296"/>
+          <w:sz w:val="25"/>
         </w:rPr>
         <w:t>Cronograma Detalhado</w:t>
       </w:r>
@@ -438,30 +733,32 @@
     <w:tbl>
       <w:tblPr>
         <w:tblStyle w:val="TableGrid"/>
-        <w:tblW w:type="auto" w:w="0"/>
         <w:tblLook w:firstColumn="1" w:firstRow="1" w:lastColumn="0" w:lastRow="0" w:noHBand="0" w:noVBand="1" w:val="04A0"/>
+        <w:tblW w:w="8896" w:type="dxa"/>
+        <w:tblLayout w:type="fixed"/>
       </w:tblPr>
       <w:tblGrid>
-        <w:gridCol w:w="1098"/>
-        <w:gridCol w:w="1098"/>
-        <w:gridCol w:w="1098"/>
-        <w:gridCol w:w="1098"/>
-        <w:gridCol w:w="1098"/>
-        <w:gridCol w:w="1098"/>
-        <w:gridCol w:w="1098"/>
-        <w:gridCol w:w="1098"/>
+        <w:gridCol w:w="1112"/>
+        <w:gridCol w:w="1112"/>
+        <w:gridCol w:w="1112"/>
+        <w:gridCol w:w="1112"/>
+        <w:gridCol w:w="1112"/>
+        <w:gridCol w:w="1112"/>
+        <w:gridCol w:w="1112"/>
+        <w:gridCol w:w="1112"/>
       </w:tblGrid>
       <w:tr>
         <w:tc>
           <w:tcPr>
-            <w:tcW w:type="dxa" w:w="1098"/>
-            <w:shd w:val="clear" w:color="auto" w:fill="D6E4F0"/>
+            <w:tcW w:w="1112" w:type="dxa"/>
+            <w:shd w:val="clear" w:color="auto" w:fill="1A3A5C"/>
           </w:tcPr>
           <w:p>
             <w:r>
               <w:rPr>
                 <w:b/>
-                <w:sz w:val="20"/>
+                <w:color w:val="FFFFFF"/>
+                <w:sz w:val="19"/>
               </w:rPr>
               <w:t>ID</w:t>
             </w:r>
@@ -469,14 +766,15 @@
         </w:tc>
         <w:tc>
           <w:tcPr>
-            <w:tcW w:type="dxa" w:w="1098"/>
-            <w:shd w:val="clear" w:color="auto" w:fill="D6E4F0"/>
+            <w:tcW w:w="1112" w:type="dxa"/>
+            <w:shd w:val="clear" w:color="auto" w:fill="1A3A5C"/>
           </w:tcPr>
           <w:p>
             <w:r>
               <w:rPr>
                 <w:b/>
-                <w:sz w:val="20"/>
+                <w:color w:val="FFFFFF"/>
+                <w:sz w:val="19"/>
               </w:rPr>
               <w:t>Atividade</w:t>
             </w:r>
@@ -484,14 +782,15 @@
         </w:tc>
         <w:tc>
           <w:tcPr>
-            <w:tcW w:type="dxa" w:w="1098"/>
-            <w:shd w:val="clear" w:color="auto" w:fill="D6E4F0"/>
+            <w:tcW w:w="1112" w:type="dxa"/>
+            <w:shd w:val="clear" w:color="auto" w:fill="1A3A5C"/>
           </w:tcPr>
           <w:p>
             <w:r>
               <w:rPr>
                 <w:b/>
-                <w:sz w:val="20"/>
+                <w:color w:val="FFFFFF"/>
+                <w:sz w:val="19"/>
               </w:rPr>
               <w:t>Início</w:t>
             </w:r>
@@ -499,14 +798,15 @@
         </w:tc>
         <w:tc>
           <w:tcPr>
-            <w:tcW w:type="dxa" w:w="1098"/>
-            <w:shd w:val="clear" w:color="auto" w:fill="D6E4F0"/>
+            <w:tcW w:w="1112" w:type="dxa"/>
+            <w:shd w:val="clear" w:color="auto" w:fill="1A3A5C"/>
           </w:tcPr>
           <w:p>
             <w:r>
               <w:rPr>
                 <w:b/>
-                <w:sz w:val="20"/>
+                <w:color w:val="FFFFFF"/>
+                <w:sz w:val="19"/>
               </w:rPr>
               <w:t>Fim</w:t>
             </w:r>
@@ -514,14 +814,15 @@
         </w:tc>
         <w:tc>
           <w:tcPr>
-            <w:tcW w:type="dxa" w:w="1098"/>
-            <w:shd w:val="clear" w:color="auto" w:fill="D6E4F0"/>
+            <w:tcW w:w="1112" w:type="dxa"/>
+            <w:shd w:val="clear" w:color="auto" w:fill="1A3A5C"/>
           </w:tcPr>
           <w:p>
             <w:r>
               <w:rPr>
                 <w:b/>
-                <w:sz w:val="20"/>
+                <w:color w:val="FFFFFF"/>
+                <w:sz w:val="19"/>
               </w:rPr>
               <w:t>Duração</w:t>
             </w:r>
@@ -529,14 +830,15 @@
         </w:tc>
         <w:tc>
           <w:tcPr>
-            <w:tcW w:type="dxa" w:w="1098"/>
-            <w:shd w:val="clear" w:color="auto" w:fill="D6E4F0"/>
+            <w:tcW w:w="1112" w:type="dxa"/>
+            <w:shd w:val="clear" w:color="auto" w:fill="1A3A5C"/>
           </w:tcPr>
           <w:p>
             <w:r>
               <w:rPr>
                 <w:b/>
-                <w:sz w:val="20"/>
+                <w:color w:val="FFFFFF"/>
+                <w:sz w:val="19"/>
               </w:rPr>
               <w:t>Dependência</w:t>
             </w:r>
@@ -544,14 +846,15 @@
         </w:tc>
         <w:tc>
           <w:tcPr>
-            <w:tcW w:type="dxa" w:w="1098"/>
-            <w:shd w:val="clear" w:color="auto" w:fill="D6E4F0"/>
+            <w:tcW w:w="1112" w:type="dxa"/>
+            <w:shd w:val="clear" w:color="auto" w:fill="1A3A5C"/>
           </w:tcPr>
           <w:p>
             <w:r>
               <w:rPr>
                 <w:b/>
-                <w:sz w:val="20"/>
+                <w:color w:val="FFFFFF"/>
+                <w:sz w:val="19"/>
               </w:rPr>
               <w:t>Responsável</w:t>
             </w:r>
@@ -559,14 +862,15 @@
         </w:tc>
         <w:tc>
           <w:tcPr>
-            <w:tcW w:type="dxa" w:w="1098"/>
-            <w:shd w:val="clear" w:color="auto" w:fill="D6E4F0"/>
+            <w:tcW w:w="1112" w:type="dxa"/>
+            <w:shd w:val="clear" w:color="auto" w:fill="1A3A5C"/>
           </w:tcPr>
           <w:p>
             <w:r>
               <w:rPr>
                 <w:b/>
-                <w:sz w:val="20"/>
+                <w:color w:val="FFFFFF"/>
+                <w:sz w:val="19"/>
               </w:rPr>
               <w:t>Marco</w:t>
             </w:r>
@@ -576,12 +880,12 @@
       <w:tr>
         <w:tc>
           <w:tcPr>
-            <w:tcW w:type="dxa" w:w="1098"/>
-          </w:tcPr>
-          <w:p>
-            <w:r>
-              <w:rPr>
-                <w:sz w:val="20"/>
+            <w:tcW w:w="1112" w:type="dxa"/>
+          </w:tcPr>
+          <w:p>
+            <w:r>
+              <w:rPr>
+                <w:sz w:val="19"/>
               </w:rPr>
               <w:t>FASE 0: PRÉ-KICK-OFF</w:t>
             </w:r>
@@ -589,24 +893,24 @@
         </w:tc>
         <w:tc>
           <w:tcPr>
-            <w:tcW w:type="dxa" w:w="1098"/>
-          </w:tcPr>
-          <w:p>
-            <w:r>
-              <w:rPr>
-                <w:sz w:val="20"/>
-              </w:rPr>
-            </w:r>
-          </w:p>
-        </w:tc>
-        <w:tc>
-          <w:tcPr>
-            <w:tcW w:type="dxa" w:w="1098"/>
-          </w:tcPr>
-          <w:p>
-            <w:r>
-              <w:rPr>
-                <w:sz w:val="20"/>
+            <w:tcW w:w="1112" w:type="dxa"/>
+          </w:tcPr>
+          <w:p>
+            <w:r>
+              <w:rPr>
+                <w:sz w:val="19"/>
+              </w:rPr>
+            </w:r>
+          </w:p>
+        </w:tc>
+        <w:tc>
+          <w:tcPr>
+            <w:tcW w:w="1112" w:type="dxa"/>
+          </w:tcPr>
+          <w:p>
+            <w:r>
+              <w:rPr>
+                <w:sz w:val="19"/>
               </w:rPr>
               <w:t>20/05</w:t>
             </w:r>
@@ -614,12 +918,12 @@
         </w:tc>
         <w:tc>
           <w:tcPr>
-            <w:tcW w:type="dxa" w:w="1098"/>
-          </w:tcPr>
-          <w:p>
-            <w:r>
-              <w:rPr>
-                <w:sz w:val="20"/>
+            <w:tcW w:w="1112" w:type="dxa"/>
+          </w:tcPr>
+          <w:p>
+            <w:r>
+              <w:rPr>
+                <w:sz w:val="19"/>
               </w:rPr>
               <w:t>06/06</w:t>
             </w:r>
@@ -627,12 +931,12 @@
         </w:tc>
         <w:tc>
           <w:tcPr>
-            <w:tcW w:type="dxa" w:w="1098"/>
-          </w:tcPr>
-          <w:p>
-            <w:r>
-              <w:rPr>
-                <w:sz w:val="20"/>
+            <w:tcW w:w="1112" w:type="dxa"/>
+          </w:tcPr>
+          <w:p>
+            <w:r>
+              <w:rPr>
+                <w:sz w:val="19"/>
               </w:rPr>
               <w:t>12d</w:t>
             </w:r>
@@ -640,36 +944,36 @@
         </w:tc>
         <w:tc>
           <w:tcPr>
-            <w:tcW w:type="dxa" w:w="1098"/>
-          </w:tcPr>
-          <w:p>
-            <w:r>
-              <w:rPr>
-                <w:sz w:val="20"/>
-              </w:rPr>
-            </w:r>
-          </w:p>
-        </w:tc>
-        <w:tc>
-          <w:tcPr>
-            <w:tcW w:type="dxa" w:w="1098"/>
-          </w:tcPr>
-          <w:p>
-            <w:r>
-              <w:rPr>
-                <w:sz w:val="20"/>
-              </w:rPr>
-            </w:r>
-          </w:p>
-        </w:tc>
-        <w:tc>
-          <w:tcPr>
-            <w:tcW w:type="dxa" w:w="1098"/>
-          </w:tcPr>
-          <w:p>
-            <w:r>
-              <w:rPr>
-                <w:sz w:val="20"/>
+            <w:tcW w:w="1112" w:type="dxa"/>
+          </w:tcPr>
+          <w:p>
+            <w:r>
+              <w:rPr>
+                <w:sz w:val="19"/>
+              </w:rPr>
+            </w:r>
+          </w:p>
+        </w:tc>
+        <w:tc>
+          <w:tcPr>
+            <w:tcW w:w="1112" w:type="dxa"/>
+          </w:tcPr>
+          <w:p>
+            <w:r>
+              <w:rPr>
+                <w:sz w:val="19"/>
+              </w:rPr>
+            </w:r>
+          </w:p>
+        </w:tc>
+        <w:tc>
+          <w:tcPr>
+            <w:tcW w:w="1112" w:type="dxa"/>
+          </w:tcPr>
+          <w:p>
+            <w:r>
+              <w:rPr>
+                <w:sz w:val="19"/>
               </w:rPr>
             </w:r>
           </w:p>
@@ -678,12 +982,13 @@
       <w:tr>
         <w:tc>
           <w:tcPr>
-            <w:tcW w:type="dxa" w:w="1098"/>
-          </w:tcPr>
-          <w:p>
-            <w:r>
-              <w:rPr>
-                <w:sz w:val="20"/>
+            <w:tcW w:w="1112" w:type="dxa"/>
+            <w:shd w:val="clear" w:color="auto" w:fill="F0F5FB"/>
+          </w:tcPr>
+          <w:p>
+            <w:r>
+              <w:rPr>
+                <w:sz w:val="19"/>
               </w:rPr>
               <w:t>0.1</w:t>
             </w:r>
@@ -691,12 +996,13 @@
         </w:tc>
         <w:tc>
           <w:tcPr>
-            <w:tcW w:type="dxa" w:w="1098"/>
-          </w:tcPr>
-          <w:p>
-            <w:r>
-              <w:rPr>
-                <w:sz w:val="20"/>
+            <w:tcW w:w="1112" w:type="dxa"/>
+            <w:shd w:val="clear" w:color="auto" w:fill="F0F5FB"/>
+          </w:tcPr>
+          <w:p>
+            <w:r>
+              <w:rPr>
+                <w:sz w:val="19"/>
               </w:rPr>
               <w:t>Resolver CB-3 (custos + Holding)</w:t>
             </w:r>
@@ -704,12 +1010,13 @@
         </w:tc>
         <w:tc>
           <w:tcPr>
-            <w:tcW w:type="dxa" w:w="1098"/>
-          </w:tcPr>
-          <w:p>
-            <w:r>
-              <w:rPr>
-                <w:sz w:val="20"/>
+            <w:tcW w:w="1112" w:type="dxa"/>
+            <w:shd w:val="clear" w:color="auto" w:fill="F0F5FB"/>
+          </w:tcPr>
+          <w:p>
+            <w:r>
+              <w:rPr>
+                <w:sz w:val="19"/>
               </w:rPr>
               <w:t>20/05</w:t>
             </w:r>
@@ -717,12 +1024,13 @@
         </w:tc>
         <w:tc>
           <w:tcPr>
-            <w:tcW w:type="dxa" w:w="1098"/>
-          </w:tcPr>
-          <w:p>
-            <w:r>
-              <w:rPr>
-                <w:sz w:val="20"/>
+            <w:tcW w:w="1112" w:type="dxa"/>
+            <w:shd w:val="clear" w:color="auto" w:fill="F0F5FB"/>
+          </w:tcPr>
+          <w:p>
+            <w:r>
+              <w:rPr>
+                <w:sz w:val="19"/>
               </w:rPr>
               <w:t>27/05</w:t>
             </w:r>
@@ -730,12 +1038,13 @@
         </w:tc>
         <w:tc>
           <w:tcPr>
-            <w:tcW w:type="dxa" w:w="1098"/>
-          </w:tcPr>
-          <w:p>
-            <w:r>
-              <w:rPr>
-                <w:sz w:val="20"/>
+            <w:tcW w:w="1112" w:type="dxa"/>
+            <w:shd w:val="clear" w:color="auto" w:fill="F0F5FB"/>
+          </w:tcPr>
+          <w:p>
+            <w:r>
+              <w:rPr>
+                <w:sz w:val="19"/>
               </w:rPr>
               <w:t>5d</w:t>
             </w:r>
@@ -743,12 +1052,13 @@
         </w:tc>
         <w:tc>
           <w:tcPr>
-            <w:tcW w:type="dxa" w:w="1098"/>
-          </w:tcPr>
-          <w:p>
-            <w:r>
-              <w:rPr>
-                <w:sz w:val="20"/>
+            <w:tcW w:w="1112" w:type="dxa"/>
+            <w:shd w:val="clear" w:color="auto" w:fill="F0F5FB"/>
+          </w:tcPr>
+          <w:p>
+            <w:r>
+              <w:rPr>
+                <w:sz w:val="19"/>
               </w:rPr>
               <w:t>—</w:t>
             </w:r>
@@ -756,12 +1066,13 @@
         </w:tc>
         <w:tc>
           <w:tcPr>
-            <w:tcW w:type="dxa" w:w="1098"/>
-          </w:tcPr>
-          <w:p>
-            <w:r>
-              <w:rPr>
-                <w:sz w:val="20"/>
+            <w:tcW w:w="1112" w:type="dxa"/>
+            <w:shd w:val="clear" w:color="auto" w:fill="F0F5FB"/>
+          </w:tcPr>
+          <w:p>
+            <w:r>
+              <w:rPr>
+                <w:sz w:val="19"/>
               </w:rPr>
               <w:t>Noemia/Gladston/Walace</w:t>
             </w:r>
@@ -769,12 +1080,13 @@
         </w:tc>
         <w:tc>
           <w:tcPr>
-            <w:tcW w:type="dxa" w:w="1098"/>
-          </w:tcPr>
-          <w:p>
-            <w:r>
-              <w:rPr>
-                <w:sz w:val="20"/>
+            <w:tcW w:w="1112" w:type="dxa"/>
+            <w:shd w:val="clear" w:color="auto" w:fill="F0F5FB"/>
+          </w:tcPr>
+          <w:p>
+            <w:r>
+              <w:rPr>
+                <w:sz w:val="19"/>
               </w:rPr>
             </w:r>
           </w:p>
@@ -783,12 +1095,12 @@
       <w:tr>
         <w:tc>
           <w:tcPr>
-            <w:tcW w:type="dxa" w:w="1098"/>
-          </w:tcPr>
-          <w:p>
-            <w:r>
-              <w:rPr>
-                <w:sz w:val="20"/>
+            <w:tcW w:w="1112" w:type="dxa"/>
+          </w:tcPr>
+          <w:p>
+            <w:r>
+              <w:rPr>
+                <w:sz w:val="19"/>
               </w:rPr>
               <w:t>0.2</w:t>
             </w:r>
@@ -796,12 +1108,12 @@
         </w:tc>
         <w:tc>
           <w:tcPr>
-            <w:tcW w:type="dxa" w:w="1098"/>
-          </w:tcPr>
-          <w:p>
-            <w:r>
-              <w:rPr>
-                <w:sz w:val="20"/>
+            <w:tcW w:w="1112" w:type="dxa"/>
+          </w:tcPr>
+          <w:p>
+            <w:r>
+              <w:rPr>
+                <w:sz w:val="19"/>
               </w:rPr>
               <w:t>Identificar sponsor Diretor+ (CB-Sponsor)</w:t>
             </w:r>
@@ -809,12 +1121,12 @@
         </w:tc>
         <w:tc>
           <w:tcPr>
-            <w:tcW w:type="dxa" w:w="1098"/>
-          </w:tcPr>
-          <w:p>
-            <w:r>
-              <w:rPr>
-                <w:sz w:val="20"/>
+            <w:tcW w:w="1112" w:type="dxa"/>
+          </w:tcPr>
+          <w:p>
+            <w:r>
+              <w:rPr>
+                <w:sz w:val="19"/>
               </w:rPr>
               <w:t>20/05</w:t>
             </w:r>
@@ -822,12 +1134,12 @@
         </w:tc>
         <w:tc>
           <w:tcPr>
-            <w:tcW w:type="dxa" w:w="1098"/>
-          </w:tcPr>
-          <w:p>
-            <w:r>
-              <w:rPr>
-                <w:sz w:val="20"/>
+            <w:tcW w:w="1112" w:type="dxa"/>
+          </w:tcPr>
+          <w:p>
+            <w:r>
+              <w:rPr>
+                <w:sz w:val="19"/>
               </w:rPr>
               <w:t>30/05</w:t>
             </w:r>
@@ -835,12 +1147,12 @@
         </w:tc>
         <w:tc>
           <w:tcPr>
-            <w:tcW w:type="dxa" w:w="1098"/>
-          </w:tcPr>
-          <w:p>
-            <w:r>
-              <w:rPr>
-                <w:sz w:val="20"/>
+            <w:tcW w:w="1112" w:type="dxa"/>
+          </w:tcPr>
+          <w:p>
+            <w:r>
+              <w:rPr>
+                <w:sz w:val="19"/>
               </w:rPr>
               <w:t>8d</w:t>
             </w:r>
@@ -848,12 +1160,12 @@
         </w:tc>
         <w:tc>
           <w:tcPr>
-            <w:tcW w:type="dxa" w:w="1098"/>
-          </w:tcPr>
-          <w:p>
-            <w:r>
-              <w:rPr>
-                <w:sz w:val="20"/>
+            <w:tcW w:w="1112" w:type="dxa"/>
+          </w:tcPr>
+          <w:p>
+            <w:r>
+              <w:rPr>
+                <w:sz w:val="19"/>
               </w:rPr>
               <w:t>—</w:t>
             </w:r>
@@ -861,12 +1173,12 @@
         </w:tc>
         <w:tc>
           <w:tcPr>
-            <w:tcW w:type="dxa" w:w="1098"/>
-          </w:tcPr>
-          <w:p>
-            <w:r>
-              <w:rPr>
-                <w:sz w:val="20"/>
+            <w:tcW w:w="1112" w:type="dxa"/>
+          </w:tcPr>
+          <w:p>
+            <w:r>
+              <w:rPr>
+                <w:sz w:val="19"/>
               </w:rPr>
               <w:t>Gladston</w:t>
             </w:r>
@@ -874,12 +1186,12 @@
         </w:tc>
         <w:tc>
           <w:tcPr>
-            <w:tcW w:type="dxa" w:w="1098"/>
-          </w:tcPr>
-          <w:p>
-            <w:r>
-              <w:rPr>
-                <w:sz w:val="20"/>
+            <w:tcW w:w="1112" w:type="dxa"/>
+          </w:tcPr>
+          <w:p>
+            <w:r>
+              <w:rPr>
+                <w:sz w:val="19"/>
               </w:rPr>
             </w:r>
           </w:p>
@@ -888,12 +1200,13 @@
       <w:tr>
         <w:tc>
           <w:tcPr>
-            <w:tcW w:type="dxa" w:w="1098"/>
-          </w:tcPr>
-          <w:p>
-            <w:r>
-              <w:rPr>
-                <w:sz w:val="20"/>
+            <w:tcW w:w="1112" w:type="dxa"/>
+            <w:shd w:val="clear" w:color="auto" w:fill="F0F5FB"/>
+          </w:tcPr>
+          <w:p>
+            <w:r>
+              <w:rPr>
+                <w:sz w:val="19"/>
               </w:rPr>
               <w:t>0.3</w:t>
             </w:r>
@@ -901,12 +1214,13 @@
         </w:tc>
         <w:tc>
           <w:tcPr>
-            <w:tcW w:type="dxa" w:w="1098"/>
-          </w:tcPr>
-          <w:p>
-            <w:r>
-              <w:rPr>
-                <w:sz w:val="20"/>
+            <w:tcW w:w="1112" w:type="dxa"/>
+            <w:shd w:val="clear" w:color="auto" w:fill="F0F5FB"/>
+          </w:tcPr>
+          <w:p>
+            <w:r>
+              <w:rPr>
+                <w:sz w:val="19"/>
               </w:rPr>
               <w:t>Gate de Kick-off (Gabriel)</w:t>
             </w:r>
@@ -914,12 +1228,13 @@
         </w:tc>
         <w:tc>
           <w:tcPr>
-            <w:tcW w:type="dxa" w:w="1098"/>
-          </w:tcPr>
-          <w:p>
-            <w:r>
-              <w:rPr>
-                <w:sz w:val="20"/>
+            <w:tcW w:w="1112" w:type="dxa"/>
+            <w:shd w:val="clear" w:color="auto" w:fill="F0F5FB"/>
+          </w:tcPr>
+          <w:p>
+            <w:r>
+              <w:rPr>
+                <w:sz w:val="19"/>
               </w:rPr>
               <w:t>02/06</w:t>
             </w:r>
@@ -927,12 +1242,13 @@
         </w:tc>
         <w:tc>
           <w:tcPr>
-            <w:tcW w:type="dxa" w:w="1098"/>
-          </w:tcPr>
-          <w:p>
-            <w:r>
-              <w:rPr>
-                <w:sz w:val="20"/>
+            <w:tcW w:w="1112" w:type="dxa"/>
+            <w:shd w:val="clear" w:color="auto" w:fill="F0F5FB"/>
+          </w:tcPr>
+          <w:p>
+            <w:r>
+              <w:rPr>
+                <w:sz w:val="19"/>
               </w:rPr>
               <w:t>06/06</w:t>
             </w:r>
@@ -940,12 +1256,13 @@
         </w:tc>
         <w:tc>
           <w:tcPr>
-            <w:tcW w:type="dxa" w:w="1098"/>
-          </w:tcPr>
-          <w:p>
-            <w:r>
-              <w:rPr>
-                <w:sz w:val="20"/>
+            <w:tcW w:w="1112" w:type="dxa"/>
+            <w:shd w:val="clear" w:color="auto" w:fill="F0F5FB"/>
+          </w:tcPr>
+          <w:p>
+            <w:r>
+              <w:rPr>
+                <w:sz w:val="19"/>
               </w:rPr>
               <w:t>3d</w:t>
             </w:r>
@@ -953,12 +1270,13 @@
         </w:tc>
         <w:tc>
           <w:tcPr>
-            <w:tcW w:type="dxa" w:w="1098"/>
-          </w:tcPr>
-          <w:p>
-            <w:r>
-              <w:rPr>
-                <w:sz w:val="20"/>
+            <w:tcW w:w="1112" w:type="dxa"/>
+            <w:shd w:val="clear" w:color="auto" w:fill="F0F5FB"/>
+          </w:tcPr>
+          <w:p>
+            <w:r>
+              <w:rPr>
+                <w:sz w:val="19"/>
               </w:rPr>
               <w:t>0.1, 0.2</w:t>
             </w:r>
@@ -966,12 +1284,13 @@
         </w:tc>
         <w:tc>
           <w:tcPr>
-            <w:tcW w:type="dxa" w:w="1098"/>
-          </w:tcPr>
-          <w:p>
-            <w:r>
-              <w:rPr>
-                <w:sz w:val="20"/>
+            <w:tcW w:w="1112" w:type="dxa"/>
+            <w:shd w:val="clear" w:color="auto" w:fill="F0F5FB"/>
+          </w:tcPr>
+          <w:p>
+            <w:r>
+              <w:rPr>
+                <w:sz w:val="19"/>
               </w:rPr>
               <w:t>VMO/Gabriel</w:t>
             </w:r>
@@ -979,12 +1298,13 @@
         </w:tc>
         <w:tc>
           <w:tcPr>
-            <w:tcW w:type="dxa" w:w="1098"/>
-          </w:tcPr>
-          <w:p>
-            <w:r>
-              <w:rPr>
-                <w:sz w:val="20"/>
+            <w:tcW w:w="1112" w:type="dxa"/>
+            <w:shd w:val="clear" w:color="auto" w:fill="F0F5FB"/>
+          </w:tcPr>
+          <w:p>
+            <w:r>
+              <w:rPr>
+                <w:sz w:val="19"/>
               </w:rPr>
               <w:t>M-0</w:t>
             </w:r>
@@ -994,12 +1314,12 @@
       <w:tr>
         <w:tc>
           <w:tcPr>
-            <w:tcW w:type="dxa" w:w="1098"/>
-          </w:tcPr>
-          <w:p>
-            <w:r>
-              <w:rPr>
-                <w:sz w:val="20"/>
+            <w:tcW w:w="1112" w:type="dxa"/>
+          </w:tcPr>
+          <w:p>
+            <w:r>
+              <w:rPr>
+                <w:sz w:val="19"/>
               </w:rPr>
               <w:t>FASE 1: MOBILIZAÇÃO</w:t>
             </w:r>
@@ -1007,24 +1327,24 @@
         </w:tc>
         <w:tc>
           <w:tcPr>
-            <w:tcW w:type="dxa" w:w="1098"/>
-          </w:tcPr>
-          <w:p>
-            <w:r>
-              <w:rPr>
-                <w:sz w:val="20"/>
-              </w:rPr>
-            </w:r>
-          </w:p>
-        </w:tc>
-        <w:tc>
-          <w:tcPr>
-            <w:tcW w:type="dxa" w:w="1098"/>
-          </w:tcPr>
-          <w:p>
-            <w:r>
-              <w:rPr>
-                <w:sz w:val="20"/>
+            <w:tcW w:w="1112" w:type="dxa"/>
+          </w:tcPr>
+          <w:p>
+            <w:r>
+              <w:rPr>
+                <w:sz w:val="19"/>
+              </w:rPr>
+            </w:r>
+          </w:p>
+        </w:tc>
+        <w:tc>
+          <w:tcPr>
+            <w:tcW w:w="1112" w:type="dxa"/>
+          </w:tcPr>
+          <w:p>
+            <w:r>
+              <w:rPr>
+                <w:sz w:val="19"/>
               </w:rPr>
               <w:t>09/06</w:t>
             </w:r>
@@ -1032,12 +1352,12 @@
         </w:tc>
         <w:tc>
           <w:tcPr>
-            <w:tcW w:type="dxa" w:w="1098"/>
-          </w:tcPr>
-          <w:p>
-            <w:r>
-              <w:rPr>
-                <w:sz w:val="20"/>
+            <w:tcW w:w="1112" w:type="dxa"/>
+          </w:tcPr>
+          <w:p>
+            <w:r>
+              <w:rPr>
+                <w:sz w:val="19"/>
               </w:rPr>
               <w:t>13/06</w:t>
             </w:r>
@@ -1045,12 +1365,12 @@
         </w:tc>
         <w:tc>
           <w:tcPr>
-            <w:tcW w:type="dxa" w:w="1098"/>
-          </w:tcPr>
-          <w:p>
-            <w:r>
-              <w:rPr>
-                <w:sz w:val="20"/>
+            <w:tcW w:w="1112" w:type="dxa"/>
+          </w:tcPr>
+          <w:p>
+            <w:r>
+              <w:rPr>
+                <w:sz w:val="19"/>
               </w:rPr>
               <w:t>3d</w:t>
             </w:r>
@@ -1058,36 +1378,36 @@
         </w:tc>
         <w:tc>
           <w:tcPr>
-            <w:tcW w:type="dxa" w:w="1098"/>
-          </w:tcPr>
-          <w:p>
-            <w:r>
-              <w:rPr>
-                <w:sz w:val="20"/>
-              </w:rPr>
-            </w:r>
-          </w:p>
-        </w:tc>
-        <w:tc>
-          <w:tcPr>
-            <w:tcW w:type="dxa" w:w="1098"/>
-          </w:tcPr>
-          <w:p>
-            <w:r>
-              <w:rPr>
-                <w:sz w:val="20"/>
-              </w:rPr>
-            </w:r>
-          </w:p>
-        </w:tc>
-        <w:tc>
-          <w:tcPr>
-            <w:tcW w:type="dxa" w:w="1098"/>
-          </w:tcPr>
-          <w:p>
-            <w:r>
-              <w:rPr>
-                <w:sz w:val="20"/>
+            <w:tcW w:w="1112" w:type="dxa"/>
+          </w:tcPr>
+          <w:p>
+            <w:r>
+              <w:rPr>
+                <w:sz w:val="19"/>
+              </w:rPr>
+            </w:r>
+          </w:p>
+        </w:tc>
+        <w:tc>
+          <w:tcPr>
+            <w:tcW w:w="1112" w:type="dxa"/>
+          </w:tcPr>
+          <w:p>
+            <w:r>
+              <w:rPr>
+                <w:sz w:val="19"/>
+              </w:rPr>
+            </w:r>
+          </w:p>
+        </w:tc>
+        <w:tc>
+          <w:tcPr>
+            <w:tcW w:w="1112" w:type="dxa"/>
+          </w:tcPr>
+          <w:p>
+            <w:r>
+              <w:rPr>
+                <w:sz w:val="19"/>
               </w:rPr>
             </w:r>
           </w:p>
@@ -1096,12 +1416,13 @@
       <w:tr>
         <w:tc>
           <w:tcPr>
-            <w:tcW w:type="dxa" w:w="1098"/>
-          </w:tcPr>
-          <w:p>
-            <w:r>
-              <w:rPr>
-                <w:sz w:val="20"/>
+            <w:tcW w:w="1112" w:type="dxa"/>
+            <w:shd w:val="clear" w:color="auto" w:fill="F0F5FB"/>
+          </w:tcPr>
+          <w:p>
+            <w:r>
+              <w:rPr>
+                <w:sz w:val="19"/>
               </w:rPr>
               <w:t>1.1</w:t>
             </w:r>
@@ -1109,12 +1430,13 @@
         </w:tc>
         <w:tc>
           <w:tcPr>
-            <w:tcW w:type="dxa" w:w="1098"/>
-          </w:tcPr>
-          <w:p>
-            <w:r>
-              <w:rPr>
-                <w:sz w:val="20"/>
+            <w:tcW w:w="1112" w:type="dxa"/>
+            <w:shd w:val="clear" w:color="auto" w:fill="F0F5FB"/>
+          </w:tcPr>
+          <w:p>
+            <w:r>
+              <w:rPr>
+                <w:sz w:val="19"/>
               </w:rPr>
               <w:t>Designar recurso técnico DTI FI</w:t>
             </w:r>
@@ -1122,12 +1444,13 @@
         </w:tc>
         <w:tc>
           <w:tcPr>
-            <w:tcW w:type="dxa" w:w="1098"/>
-          </w:tcPr>
-          <w:p>
-            <w:r>
-              <w:rPr>
-                <w:sz w:val="20"/>
+            <w:tcW w:w="1112" w:type="dxa"/>
+            <w:shd w:val="clear" w:color="auto" w:fill="F0F5FB"/>
+          </w:tcPr>
+          <w:p>
+            <w:r>
+              <w:rPr>
+                <w:sz w:val="19"/>
               </w:rPr>
               <w:t>09/06</w:t>
             </w:r>
@@ -1135,12 +1458,13 @@
         </w:tc>
         <w:tc>
           <w:tcPr>
-            <w:tcW w:type="dxa" w:w="1098"/>
-          </w:tcPr>
-          <w:p>
-            <w:r>
-              <w:rPr>
-                <w:sz w:val="20"/>
+            <w:tcW w:w="1112" w:type="dxa"/>
+            <w:shd w:val="clear" w:color="auto" w:fill="F0F5FB"/>
+          </w:tcPr>
+          <w:p>
+            <w:r>
+              <w:rPr>
+                <w:sz w:val="19"/>
               </w:rPr>
               <w:t>09/06</w:t>
             </w:r>
@@ -1148,12 +1472,13 @@
         </w:tc>
         <w:tc>
           <w:tcPr>
-            <w:tcW w:type="dxa" w:w="1098"/>
-          </w:tcPr>
-          <w:p>
-            <w:r>
-              <w:rPr>
-                <w:sz w:val="20"/>
+            <w:tcW w:w="1112" w:type="dxa"/>
+            <w:shd w:val="clear" w:color="auto" w:fill="F0F5FB"/>
+          </w:tcPr>
+          <w:p>
+            <w:r>
+              <w:rPr>
+                <w:sz w:val="19"/>
               </w:rPr>
               <w:t>1d</w:t>
             </w:r>
@@ -1161,12 +1486,13 @@
         </w:tc>
         <w:tc>
           <w:tcPr>
-            <w:tcW w:type="dxa" w:w="1098"/>
-          </w:tcPr>
-          <w:p>
-            <w:r>
-              <w:rPr>
-                <w:sz w:val="20"/>
+            <w:tcW w:w="1112" w:type="dxa"/>
+            <w:shd w:val="clear" w:color="auto" w:fill="F0F5FB"/>
+          </w:tcPr>
+          <w:p>
+            <w:r>
+              <w:rPr>
+                <w:sz w:val="19"/>
               </w:rPr>
               <w:t>M-0</w:t>
             </w:r>
@@ -1174,12 +1500,13 @@
         </w:tc>
         <w:tc>
           <w:tcPr>
-            <w:tcW w:type="dxa" w:w="1098"/>
-          </w:tcPr>
-          <w:p>
-            <w:r>
-              <w:rPr>
-                <w:sz w:val="20"/>
+            <w:tcW w:w="1112" w:type="dxa"/>
+            <w:shd w:val="clear" w:color="auto" w:fill="F0F5FB"/>
+          </w:tcPr>
+          <w:p>
+            <w:r>
+              <w:rPr>
+                <w:sz w:val="19"/>
               </w:rPr>
               <w:t>Gladston</w:t>
             </w:r>
@@ -1187,12 +1514,13 @@
         </w:tc>
         <w:tc>
           <w:tcPr>
-            <w:tcW w:type="dxa" w:w="1098"/>
-          </w:tcPr>
-          <w:p>
-            <w:r>
-              <w:rPr>
-                <w:sz w:val="20"/>
+            <w:tcW w:w="1112" w:type="dxa"/>
+            <w:shd w:val="clear" w:color="auto" w:fill="F0F5FB"/>
+          </w:tcPr>
+          <w:p>
+            <w:r>
+              <w:rPr>
+                <w:sz w:val="19"/>
               </w:rPr>
             </w:r>
           </w:p>
@@ -1201,12 +1529,12 @@
       <w:tr>
         <w:tc>
           <w:tcPr>
-            <w:tcW w:type="dxa" w:w="1098"/>
-          </w:tcPr>
-          <w:p>
-            <w:r>
-              <w:rPr>
-                <w:sz w:val="20"/>
+            <w:tcW w:w="1112" w:type="dxa"/>
+          </w:tcPr>
+          <w:p>
+            <w:r>
+              <w:rPr>
+                <w:sz w:val="19"/>
               </w:rPr>
               <w:t>1.2</w:t>
             </w:r>
@@ -1214,12 +1542,12 @@
         </w:tc>
         <w:tc>
           <w:tcPr>
-            <w:tcW w:type="dxa" w:w="1098"/>
-          </w:tcPr>
-          <w:p>
-            <w:r>
-              <w:rPr>
-                <w:sz w:val="20"/>
+            <w:tcW w:w="1112" w:type="dxa"/>
+          </w:tcPr>
+          <w:p>
+            <w:r>
+              <w:rPr>
+                <w:sz w:val="19"/>
               </w:rPr>
               <w:t>Kickoff meeting</w:t>
             </w:r>
@@ -1227,12 +1555,12 @@
         </w:tc>
         <w:tc>
           <w:tcPr>
-            <w:tcW w:type="dxa" w:w="1098"/>
-          </w:tcPr>
-          <w:p>
-            <w:r>
-              <w:rPr>
-                <w:sz w:val="20"/>
+            <w:tcW w:w="1112" w:type="dxa"/>
+          </w:tcPr>
+          <w:p>
+            <w:r>
+              <w:rPr>
+                <w:sz w:val="19"/>
               </w:rPr>
               <w:t>10/06</w:t>
             </w:r>
@@ -1240,12 +1568,12 @@
         </w:tc>
         <w:tc>
           <w:tcPr>
-            <w:tcW w:type="dxa" w:w="1098"/>
-          </w:tcPr>
-          <w:p>
-            <w:r>
-              <w:rPr>
-                <w:sz w:val="20"/>
+            <w:tcW w:w="1112" w:type="dxa"/>
+          </w:tcPr>
+          <w:p>
+            <w:r>
+              <w:rPr>
+                <w:sz w:val="19"/>
               </w:rPr>
               <w:t>13/06</w:t>
             </w:r>
@@ -1253,12 +1581,12 @@
         </w:tc>
         <w:tc>
           <w:tcPr>
-            <w:tcW w:type="dxa" w:w="1098"/>
-          </w:tcPr>
-          <w:p>
-            <w:r>
-              <w:rPr>
-                <w:sz w:val="20"/>
+            <w:tcW w:w="1112" w:type="dxa"/>
+          </w:tcPr>
+          <w:p>
+            <w:r>
+              <w:rPr>
+                <w:sz w:val="19"/>
               </w:rPr>
               <w:t>2d</w:t>
             </w:r>
@@ -1266,12 +1594,12 @@
         </w:tc>
         <w:tc>
           <w:tcPr>
-            <w:tcW w:type="dxa" w:w="1098"/>
-          </w:tcPr>
-          <w:p>
-            <w:r>
-              <w:rPr>
-                <w:sz w:val="20"/>
+            <w:tcW w:w="1112" w:type="dxa"/>
+          </w:tcPr>
+          <w:p>
+            <w:r>
+              <w:rPr>
+                <w:sz w:val="19"/>
               </w:rPr>
               <w:t>1.1</w:t>
             </w:r>
@@ -1279,12 +1607,12 @@
         </w:tc>
         <w:tc>
           <w:tcPr>
-            <w:tcW w:type="dxa" w:w="1098"/>
-          </w:tcPr>
-          <w:p>
-            <w:r>
-              <w:rPr>
-                <w:sz w:val="20"/>
+            <w:tcW w:w="1112" w:type="dxa"/>
+          </w:tcPr>
+          <w:p>
+            <w:r>
+              <w:rPr>
+                <w:sz w:val="19"/>
               </w:rPr>
               <w:t>GP</w:t>
             </w:r>
@@ -1292,12 +1620,12 @@
         </w:tc>
         <w:tc>
           <w:tcPr>
-            <w:tcW w:type="dxa" w:w="1098"/>
-          </w:tcPr>
-          <w:p>
-            <w:r>
-              <w:rPr>
-                <w:sz w:val="20"/>
+            <w:tcW w:w="1112" w:type="dxa"/>
+          </w:tcPr>
+          <w:p>
+            <w:r>
+              <w:rPr>
+                <w:sz w:val="19"/>
               </w:rPr>
             </w:r>
           </w:p>
@@ -1306,12 +1634,13 @@
       <w:tr>
         <w:tc>
           <w:tcPr>
-            <w:tcW w:type="dxa" w:w="1098"/>
-          </w:tcPr>
-          <w:p>
-            <w:r>
-              <w:rPr>
-                <w:sz w:val="20"/>
+            <w:tcW w:w="1112" w:type="dxa"/>
+            <w:shd w:val="clear" w:color="auto" w:fill="F0F5FB"/>
+          </w:tcPr>
+          <w:p>
+            <w:r>
+              <w:rPr>
+                <w:sz w:val="19"/>
               </w:rPr>
               <w:t>FASE 2: LEVANTAMENTO TÉCNICO</w:t>
             </w:r>
@@ -1319,24 +1648,26 @@
         </w:tc>
         <w:tc>
           <w:tcPr>
-            <w:tcW w:type="dxa" w:w="1098"/>
-          </w:tcPr>
-          <w:p>
-            <w:r>
-              <w:rPr>
-                <w:sz w:val="20"/>
-              </w:rPr>
-            </w:r>
-          </w:p>
-        </w:tc>
-        <w:tc>
-          <w:tcPr>
-            <w:tcW w:type="dxa" w:w="1098"/>
-          </w:tcPr>
-          <w:p>
-            <w:r>
-              <w:rPr>
-                <w:sz w:val="20"/>
+            <w:tcW w:w="1112" w:type="dxa"/>
+            <w:shd w:val="clear" w:color="auto" w:fill="F0F5FB"/>
+          </w:tcPr>
+          <w:p>
+            <w:r>
+              <w:rPr>
+                <w:sz w:val="19"/>
+              </w:rPr>
+            </w:r>
+          </w:p>
+        </w:tc>
+        <w:tc>
+          <w:tcPr>
+            <w:tcW w:w="1112" w:type="dxa"/>
+            <w:shd w:val="clear" w:color="auto" w:fill="F0F5FB"/>
+          </w:tcPr>
+          <w:p>
+            <w:r>
+              <w:rPr>
+                <w:sz w:val="19"/>
               </w:rPr>
               <w:t>16/06</w:t>
             </w:r>
@@ -1344,12 +1675,13 @@
         </w:tc>
         <w:tc>
           <w:tcPr>
-            <w:tcW w:type="dxa" w:w="1098"/>
-          </w:tcPr>
-          <w:p>
-            <w:r>
-              <w:rPr>
-                <w:sz w:val="20"/>
+            <w:tcW w:w="1112" w:type="dxa"/>
+            <w:shd w:val="clear" w:color="auto" w:fill="F0F5FB"/>
+          </w:tcPr>
+          <w:p>
+            <w:r>
+              <w:rPr>
+                <w:sz w:val="19"/>
               </w:rPr>
               <w:t>27/06</w:t>
             </w:r>
@@ -1357,12 +1689,13 @@
         </w:tc>
         <w:tc>
           <w:tcPr>
-            <w:tcW w:type="dxa" w:w="1098"/>
-          </w:tcPr>
-          <w:p>
-            <w:r>
-              <w:rPr>
-                <w:sz w:val="20"/>
+            <w:tcW w:w="1112" w:type="dxa"/>
+            <w:shd w:val="clear" w:color="auto" w:fill="F0F5FB"/>
+          </w:tcPr>
+          <w:p>
+            <w:r>
+              <w:rPr>
+                <w:sz w:val="19"/>
               </w:rPr>
               <w:t>10d</w:t>
             </w:r>
@@ -1370,36 +1703,39 @@
         </w:tc>
         <w:tc>
           <w:tcPr>
-            <w:tcW w:type="dxa" w:w="1098"/>
-          </w:tcPr>
-          <w:p>
-            <w:r>
-              <w:rPr>
-                <w:sz w:val="20"/>
-              </w:rPr>
-            </w:r>
-          </w:p>
-        </w:tc>
-        <w:tc>
-          <w:tcPr>
-            <w:tcW w:type="dxa" w:w="1098"/>
-          </w:tcPr>
-          <w:p>
-            <w:r>
-              <w:rPr>
-                <w:sz w:val="20"/>
-              </w:rPr>
-            </w:r>
-          </w:p>
-        </w:tc>
-        <w:tc>
-          <w:tcPr>
-            <w:tcW w:type="dxa" w:w="1098"/>
-          </w:tcPr>
-          <w:p>
-            <w:r>
-              <w:rPr>
-                <w:sz w:val="20"/>
+            <w:tcW w:w="1112" w:type="dxa"/>
+            <w:shd w:val="clear" w:color="auto" w:fill="F0F5FB"/>
+          </w:tcPr>
+          <w:p>
+            <w:r>
+              <w:rPr>
+                <w:sz w:val="19"/>
+              </w:rPr>
+            </w:r>
+          </w:p>
+        </w:tc>
+        <w:tc>
+          <w:tcPr>
+            <w:tcW w:w="1112" w:type="dxa"/>
+            <w:shd w:val="clear" w:color="auto" w:fill="F0F5FB"/>
+          </w:tcPr>
+          <w:p>
+            <w:r>
+              <w:rPr>
+                <w:sz w:val="19"/>
+              </w:rPr>
+            </w:r>
+          </w:p>
+        </w:tc>
+        <w:tc>
+          <w:tcPr>
+            <w:tcW w:w="1112" w:type="dxa"/>
+            <w:shd w:val="clear" w:color="auto" w:fill="F0F5FB"/>
+          </w:tcPr>
+          <w:p>
+            <w:r>
+              <w:rPr>
+                <w:sz w:val="19"/>
               </w:rPr>
             </w:r>
           </w:p>
@@ -1408,12 +1744,12 @@
       <w:tr>
         <w:tc>
           <w:tcPr>
-            <w:tcW w:type="dxa" w:w="1098"/>
-          </w:tcPr>
-          <w:p>
-            <w:r>
-              <w:rPr>
-                <w:sz w:val="20"/>
+            <w:tcW w:w="1112" w:type="dxa"/>
+          </w:tcPr>
+          <w:p>
+            <w:r>
+              <w:rPr>
+                <w:sz w:val="19"/>
               </w:rPr>
               <w:t>2.1</w:t>
             </w:r>
@@ -1421,12 +1757,12 @@
         </w:tc>
         <w:tc>
           <w:tcPr>
-            <w:tcW w:type="dxa" w:w="1098"/>
-          </w:tcPr>
-          <w:p>
-            <w:r>
-              <w:rPr>
-                <w:sz w:val="20"/>
+            <w:tcW w:w="1112" w:type="dxa"/>
+          </w:tcPr>
+          <w:p>
+            <w:r>
+              <w:rPr>
+                <w:sz w:val="19"/>
               </w:rPr>
               <w:t>Reunião com equipe Logística + revisão params</w:t>
             </w:r>
@@ -1434,12 +1770,12 @@
         </w:tc>
         <w:tc>
           <w:tcPr>
-            <w:tcW w:type="dxa" w:w="1098"/>
-          </w:tcPr>
-          <w:p>
-            <w:r>
-              <w:rPr>
-                <w:sz w:val="20"/>
+            <w:tcW w:w="1112" w:type="dxa"/>
+          </w:tcPr>
+          <w:p>
+            <w:r>
+              <w:rPr>
+                <w:sz w:val="19"/>
               </w:rPr>
               <w:t>16/06</w:t>
             </w:r>
@@ -1447,12 +1783,12 @@
         </w:tc>
         <w:tc>
           <w:tcPr>
-            <w:tcW w:type="dxa" w:w="1098"/>
-          </w:tcPr>
-          <w:p>
-            <w:r>
-              <w:rPr>
-                <w:sz w:val="20"/>
+            <w:tcW w:w="1112" w:type="dxa"/>
+          </w:tcPr>
+          <w:p>
+            <w:r>
+              <w:rPr>
+                <w:sz w:val="19"/>
               </w:rPr>
               <w:t>20/06</w:t>
             </w:r>
@@ -1460,12 +1796,12 @@
         </w:tc>
         <w:tc>
           <w:tcPr>
-            <w:tcW w:type="dxa" w:w="1098"/>
-          </w:tcPr>
-          <w:p>
-            <w:r>
-              <w:rPr>
-                <w:sz w:val="20"/>
+            <w:tcW w:w="1112" w:type="dxa"/>
+          </w:tcPr>
+          <w:p>
+            <w:r>
+              <w:rPr>
+                <w:sz w:val="19"/>
               </w:rPr>
               <w:t>5d</w:t>
             </w:r>
@@ -1473,12 +1809,12 @@
         </w:tc>
         <w:tc>
           <w:tcPr>
-            <w:tcW w:type="dxa" w:w="1098"/>
-          </w:tcPr>
-          <w:p>
-            <w:r>
-              <w:rPr>
-                <w:sz w:val="20"/>
+            <w:tcW w:w="1112" w:type="dxa"/>
+          </w:tcPr>
+          <w:p>
+            <w:r>
+              <w:rPr>
+                <w:sz w:val="19"/>
               </w:rPr>
               <w:t>1.2</w:t>
             </w:r>
@@ -1486,12 +1822,12 @@
         </w:tc>
         <w:tc>
           <w:tcPr>
-            <w:tcW w:type="dxa" w:w="1098"/>
-          </w:tcPr>
-          <w:p>
-            <w:r>
-              <w:rPr>
-                <w:sz w:val="20"/>
+            <w:tcW w:w="1112" w:type="dxa"/>
+          </w:tcPr>
+          <w:p>
+            <w:r>
+              <w:rPr>
+                <w:sz w:val="19"/>
               </w:rPr>
               <w:t>Recurso DTI</w:t>
             </w:r>
@@ -1499,12 +1835,12 @@
         </w:tc>
         <w:tc>
           <w:tcPr>
-            <w:tcW w:type="dxa" w:w="1098"/>
-          </w:tcPr>
-          <w:p>
-            <w:r>
-              <w:rPr>
-                <w:sz w:val="20"/>
+            <w:tcW w:w="1112" w:type="dxa"/>
+          </w:tcPr>
+          <w:p>
+            <w:r>
+              <w:rPr>
+                <w:sz w:val="19"/>
               </w:rPr>
             </w:r>
           </w:p>
@@ -1513,12 +1849,13 @@
       <w:tr>
         <w:tc>
           <w:tcPr>
-            <w:tcW w:type="dxa" w:w="1098"/>
-          </w:tcPr>
-          <w:p>
-            <w:r>
-              <w:rPr>
-                <w:sz w:val="20"/>
+            <w:tcW w:w="1112" w:type="dxa"/>
+            <w:shd w:val="clear" w:color="auto" w:fill="F0F5FB"/>
+          </w:tcPr>
+          <w:p>
+            <w:r>
+              <w:rPr>
+                <w:sz w:val="19"/>
               </w:rPr>
               <w:t>2.2</w:t>
             </w:r>
@@ -1526,12 +1863,13 @@
         </w:tc>
         <w:tc>
           <w:tcPr>
-            <w:tcW w:type="dxa" w:w="1098"/>
-          </w:tcPr>
-          <w:p>
-            <w:r>
-              <w:rPr>
-                <w:sz w:val="20"/>
+            <w:tcW w:w="1112" w:type="dxa"/>
+            <w:shd w:val="clear" w:color="auto" w:fill="F0F5FB"/>
+          </w:tcPr>
+          <w:p>
+            <w:r>
+              <w:rPr>
+                <w:sz w:val="19"/>
               </w:rPr>
               <w:t>Reunião com Noemia + análise diferenças CP VAB</w:t>
             </w:r>
@@ -1539,12 +1877,13 @@
         </w:tc>
         <w:tc>
           <w:tcPr>
-            <w:tcW w:type="dxa" w:w="1098"/>
-          </w:tcPr>
-          <w:p>
-            <w:r>
-              <w:rPr>
-                <w:sz w:val="20"/>
+            <w:tcW w:w="1112" w:type="dxa"/>
+            <w:shd w:val="clear" w:color="auto" w:fill="F0F5FB"/>
+          </w:tcPr>
+          <w:p>
+            <w:r>
+              <w:rPr>
+                <w:sz w:val="19"/>
               </w:rPr>
               <w:t>23/06</w:t>
             </w:r>
@@ -1552,12 +1891,13 @@
         </w:tc>
         <w:tc>
           <w:tcPr>
-            <w:tcW w:type="dxa" w:w="1098"/>
-          </w:tcPr>
-          <w:p>
-            <w:r>
-              <w:rPr>
-                <w:sz w:val="20"/>
+            <w:tcW w:w="1112" w:type="dxa"/>
+            <w:shd w:val="clear" w:color="auto" w:fill="F0F5FB"/>
+          </w:tcPr>
+          <w:p>
+            <w:r>
+              <w:rPr>
+                <w:sz w:val="19"/>
               </w:rPr>
               <w:t>25/06</w:t>
             </w:r>
@@ -1565,12 +1905,13 @@
         </w:tc>
         <w:tc>
           <w:tcPr>
-            <w:tcW w:type="dxa" w:w="1098"/>
-          </w:tcPr>
-          <w:p>
-            <w:r>
-              <w:rPr>
-                <w:sz w:val="20"/>
+            <w:tcW w:w="1112" w:type="dxa"/>
+            <w:shd w:val="clear" w:color="auto" w:fill="F0F5FB"/>
+          </w:tcPr>
+          <w:p>
+            <w:r>
+              <w:rPr>
+                <w:sz w:val="19"/>
               </w:rPr>
               <w:t>3d</w:t>
             </w:r>
@@ -1578,12 +1919,13 @@
         </w:tc>
         <w:tc>
           <w:tcPr>
-            <w:tcW w:type="dxa" w:w="1098"/>
-          </w:tcPr>
-          <w:p>
-            <w:r>
-              <w:rPr>
-                <w:sz w:val="20"/>
+            <w:tcW w:w="1112" w:type="dxa"/>
+            <w:shd w:val="clear" w:color="auto" w:fill="F0F5FB"/>
+          </w:tcPr>
+          <w:p>
+            <w:r>
+              <w:rPr>
+                <w:sz w:val="19"/>
               </w:rPr>
               <w:t>2.1</w:t>
             </w:r>
@@ -1591,12 +1933,13 @@
         </w:tc>
         <w:tc>
           <w:tcPr>
-            <w:tcW w:type="dxa" w:w="1098"/>
-          </w:tcPr>
-          <w:p>
-            <w:r>
-              <w:rPr>
-                <w:sz w:val="20"/>
+            <w:tcW w:w="1112" w:type="dxa"/>
+            <w:shd w:val="clear" w:color="auto" w:fill="F0F5FB"/>
+          </w:tcPr>
+          <w:p>
+            <w:r>
+              <w:rPr>
+                <w:sz w:val="19"/>
               </w:rPr>
               <w:t>Recurso DTI + Noemia</w:t>
             </w:r>
@@ -1604,12 +1947,13 @@
         </w:tc>
         <w:tc>
           <w:tcPr>
-            <w:tcW w:type="dxa" w:w="1098"/>
-          </w:tcPr>
-          <w:p>
-            <w:r>
-              <w:rPr>
-                <w:sz w:val="20"/>
+            <w:tcW w:w="1112" w:type="dxa"/>
+            <w:shd w:val="clear" w:color="auto" w:fill="F0F5FB"/>
+          </w:tcPr>
+          <w:p>
+            <w:r>
+              <w:rPr>
+                <w:sz w:val="19"/>
               </w:rPr>
             </w:r>
           </w:p>
@@ -1618,12 +1962,12 @@
       <w:tr>
         <w:tc>
           <w:tcPr>
-            <w:tcW w:type="dxa" w:w="1098"/>
-          </w:tcPr>
-          <w:p>
-            <w:r>
-              <w:rPr>
-                <w:sz w:val="20"/>
+            <w:tcW w:w="1112" w:type="dxa"/>
+          </w:tcPr>
+          <w:p>
+            <w:r>
+              <w:rPr>
+                <w:sz w:val="19"/>
               </w:rPr>
               <w:t>2.3</w:t>
             </w:r>
@@ -1631,12 +1975,12 @@
         </w:tc>
         <w:tc>
           <w:tcPr>
-            <w:tcW w:type="dxa" w:w="1098"/>
-          </w:tcPr>
-          <w:p>
-            <w:r>
-              <w:rPr>
-                <w:sz w:val="20"/>
+            <w:tcW w:w="1112" w:type="dxa"/>
+          </w:tcPr>
+          <w:p>
+            <w:r>
+              <w:rPr>
+                <w:sz w:val="19"/>
               </w:rPr>
               <w:t>Documento E-01 produzido e aprovado</w:t>
             </w:r>
@@ -1644,12 +1988,12 @@
         </w:tc>
         <w:tc>
           <w:tcPr>
-            <w:tcW w:type="dxa" w:w="1098"/>
-          </w:tcPr>
-          <w:p>
-            <w:r>
-              <w:rPr>
-                <w:sz w:val="20"/>
+            <w:tcW w:w="1112" w:type="dxa"/>
+          </w:tcPr>
+          <w:p>
+            <w:r>
+              <w:rPr>
+                <w:sz w:val="19"/>
               </w:rPr>
               <w:t>26/06</w:t>
             </w:r>
@@ -1657,12 +2001,12 @@
         </w:tc>
         <w:tc>
           <w:tcPr>
-            <w:tcW w:type="dxa" w:w="1098"/>
-          </w:tcPr>
-          <w:p>
-            <w:r>
-              <w:rPr>
-                <w:sz w:val="20"/>
+            <w:tcW w:w="1112" w:type="dxa"/>
+          </w:tcPr>
+          <w:p>
+            <w:r>
+              <w:rPr>
+                <w:sz w:val="19"/>
               </w:rPr>
               <w:t>27/06</w:t>
             </w:r>
@@ -1670,12 +2014,12 @@
         </w:tc>
         <w:tc>
           <w:tcPr>
-            <w:tcW w:type="dxa" w:w="1098"/>
-          </w:tcPr>
-          <w:p>
-            <w:r>
-              <w:rPr>
-                <w:sz w:val="20"/>
+            <w:tcW w:w="1112" w:type="dxa"/>
+          </w:tcPr>
+          <w:p>
+            <w:r>
+              <w:rPr>
+                <w:sz w:val="19"/>
               </w:rPr>
               <w:t>2d</w:t>
             </w:r>
@@ -1683,12 +2027,12 @@
         </w:tc>
         <w:tc>
           <w:tcPr>
-            <w:tcW w:type="dxa" w:w="1098"/>
-          </w:tcPr>
-          <w:p>
-            <w:r>
-              <w:rPr>
-                <w:sz w:val="20"/>
+            <w:tcW w:w="1112" w:type="dxa"/>
+          </w:tcPr>
+          <w:p>
+            <w:r>
+              <w:rPr>
+                <w:sz w:val="19"/>
               </w:rPr>
               <w:t>2.2</w:t>
             </w:r>
@@ -1696,12 +2040,12 @@
         </w:tc>
         <w:tc>
           <w:tcPr>
-            <w:tcW w:type="dxa" w:w="1098"/>
-          </w:tcPr>
-          <w:p>
-            <w:r>
-              <w:rPr>
-                <w:sz w:val="20"/>
+            <w:tcW w:w="1112" w:type="dxa"/>
+          </w:tcPr>
+          <w:p>
+            <w:r>
+              <w:rPr>
+                <w:sz w:val="19"/>
               </w:rPr>
               <w:t>Recurso DTI/GP</w:t>
             </w:r>
@@ -1709,12 +2053,12 @@
         </w:tc>
         <w:tc>
           <w:tcPr>
-            <w:tcW w:type="dxa" w:w="1098"/>
-          </w:tcPr>
-          <w:p>
-            <w:r>
-              <w:rPr>
-                <w:sz w:val="20"/>
+            <w:tcW w:w="1112" w:type="dxa"/>
+          </w:tcPr>
+          <w:p>
+            <w:r>
+              <w:rPr>
+                <w:sz w:val="19"/>
               </w:rPr>
               <w:t>M-1</w:t>
             </w:r>
@@ -1724,12 +2068,13 @@
       <w:tr>
         <w:tc>
           <w:tcPr>
-            <w:tcW w:type="dxa" w:w="1098"/>
-          </w:tcPr>
-          <w:p>
-            <w:r>
-              <w:rPr>
-                <w:sz w:val="20"/>
+            <w:tcW w:w="1112" w:type="dxa"/>
+            <w:shd w:val="clear" w:color="auto" w:fill="F0F5FB"/>
+          </w:tcPr>
+          <w:p>
+            <w:r>
+              <w:rPr>
+                <w:sz w:val="19"/>
               </w:rPr>
               <w:t>FASE 3: CONFIG + HABILITAÇÃO (paralelas)</w:t>
             </w:r>
@@ -1737,24 +2082,26 @@
         </w:tc>
         <w:tc>
           <w:tcPr>
-            <w:tcW w:type="dxa" w:w="1098"/>
-          </w:tcPr>
-          <w:p>
-            <w:r>
-              <w:rPr>
-                <w:sz w:val="20"/>
-              </w:rPr>
-            </w:r>
-          </w:p>
-        </w:tc>
-        <w:tc>
-          <w:tcPr>
-            <w:tcW w:type="dxa" w:w="1098"/>
-          </w:tcPr>
-          <w:p>
-            <w:r>
-              <w:rPr>
-                <w:sz w:val="20"/>
+            <w:tcW w:w="1112" w:type="dxa"/>
+            <w:shd w:val="clear" w:color="auto" w:fill="F0F5FB"/>
+          </w:tcPr>
+          <w:p>
+            <w:r>
+              <w:rPr>
+                <w:sz w:val="19"/>
+              </w:rPr>
+            </w:r>
+          </w:p>
+        </w:tc>
+        <w:tc>
+          <w:tcPr>
+            <w:tcW w:w="1112" w:type="dxa"/>
+            <w:shd w:val="clear" w:color="auto" w:fill="F0F5FB"/>
+          </w:tcPr>
+          <w:p>
+            <w:r>
+              <w:rPr>
+                <w:sz w:val="19"/>
               </w:rPr>
               <w:t>30/06</w:t>
             </w:r>
@@ -1762,12 +2109,13 @@
         </w:tc>
         <w:tc>
           <w:tcPr>
-            <w:tcW w:type="dxa" w:w="1098"/>
-          </w:tcPr>
-          <w:p>
-            <w:r>
-              <w:rPr>
-                <w:sz w:val="20"/>
+            <w:tcW w:w="1112" w:type="dxa"/>
+            <w:shd w:val="clear" w:color="auto" w:fill="F0F5FB"/>
+          </w:tcPr>
+          <w:p>
+            <w:r>
+              <w:rPr>
+                <w:sz w:val="19"/>
               </w:rPr>
               <w:t>25/07</w:t>
             </w:r>
@@ -1775,12 +2123,13 @@
         </w:tc>
         <w:tc>
           <w:tcPr>
-            <w:tcW w:type="dxa" w:w="1098"/>
-          </w:tcPr>
-          <w:p>
-            <w:r>
-              <w:rPr>
-                <w:sz w:val="20"/>
+            <w:tcW w:w="1112" w:type="dxa"/>
+            <w:shd w:val="clear" w:color="auto" w:fill="F0F5FB"/>
+          </w:tcPr>
+          <w:p>
+            <w:r>
+              <w:rPr>
+                <w:sz w:val="19"/>
               </w:rPr>
               <w:t>20d</w:t>
             </w:r>
@@ -1788,36 +2137,39 @@
         </w:tc>
         <w:tc>
           <w:tcPr>
-            <w:tcW w:type="dxa" w:w="1098"/>
-          </w:tcPr>
-          <w:p>
-            <w:r>
-              <w:rPr>
-                <w:sz w:val="20"/>
-              </w:rPr>
-            </w:r>
-          </w:p>
-        </w:tc>
-        <w:tc>
-          <w:tcPr>
-            <w:tcW w:type="dxa" w:w="1098"/>
-          </w:tcPr>
-          <w:p>
-            <w:r>
-              <w:rPr>
-                <w:sz w:val="20"/>
-              </w:rPr>
-            </w:r>
-          </w:p>
-        </w:tc>
-        <w:tc>
-          <w:tcPr>
-            <w:tcW w:type="dxa" w:w="1098"/>
-          </w:tcPr>
-          <w:p>
-            <w:r>
-              <w:rPr>
-                <w:sz w:val="20"/>
+            <w:tcW w:w="1112" w:type="dxa"/>
+            <w:shd w:val="clear" w:color="auto" w:fill="F0F5FB"/>
+          </w:tcPr>
+          <w:p>
+            <w:r>
+              <w:rPr>
+                <w:sz w:val="19"/>
+              </w:rPr>
+            </w:r>
+          </w:p>
+        </w:tc>
+        <w:tc>
+          <w:tcPr>
+            <w:tcW w:w="1112" w:type="dxa"/>
+            <w:shd w:val="clear" w:color="auto" w:fill="F0F5FB"/>
+          </w:tcPr>
+          <w:p>
+            <w:r>
+              <w:rPr>
+                <w:sz w:val="19"/>
+              </w:rPr>
+            </w:r>
+          </w:p>
+        </w:tc>
+        <w:tc>
+          <w:tcPr>
+            <w:tcW w:w="1112" w:type="dxa"/>
+            <w:shd w:val="clear" w:color="auto" w:fill="F0F5FB"/>
+          </w:tcPr>
+          <w:p>
+            <w:r>
+              <w:rPr>
+                <w:sz w:val="19"/>
               </w:rPr>
             </w:r>
           </w:p>
@@ -1826,12 +2178,12 @@
       <w:tr>
         <w:tc>
           <w:tcPr>
-            <w:tcW w:type="dxa" w:w="1098"/>
-          </w:tcPr>
-          <w:p>
-            <w:r>
-              <w:rPr>
-                <w:sz w:val="20"/>
+            <w:tcW w:w="1112" w:type="dxa"/>
+          </w:tcPr>
+          <w:p>
+            <w:r>
+              <w:rPr>
+                <w:sz w:val="19"/>
               </w:rPr>
               <w:t>3.1</w:t>
             </w:r>
@@ -1839,12 +2191,12 @@
         </w:tc>
         <w:tc>
           <w:tcPr>
-            <w:tcW w:type="dxa" w:w="1098"/>
-          </w:tcPr>
-          <w:p>
-            <w:r>
-              <w:rPr>
-                <w:sz w:val="20"/>
+            <w:tcW w:w="1112" w:type="dxa"/>
+          </w:tcPr>
+          <w:p>
+            <w:r>
+              <w:rPr>
+                <w:sz w:val="19"/>
               </w:rPr>
               <w:t>Contato Santander + processo habilitação DDA</w:t>
             </w:r>
@@ -1852,12 +2204,12 @@
         </w:tc>
         <w:tc>
           <w:tcPr>
-            <w:tcW w:type="dxa" w:w="1098"/>
-          </w:tcPr>
-          <w:p>
-            <w:r>
-              <w:rPr>
-                <w:sz w:val="20"/>
+            <w:tcW w:w="1112" w:type="dxa"/>
+          </w:tcPr>
+          <w:p>
+            <w:r>
+              <w:rPr>
+                <w:sz w:val="19"/>
               </w:rPr>
               <w:t>30/06</w:t>
             </w:r>
@@ -1865,12 +2217,12 @@
         </w:tc>
         <w:tc>
           <w:tcPr>
-            <w:tcW w:type="dxa" w:w="1098"/>
-          </w:tcPr>
-          <w:p>
-            <w:r>
-              <w:rPr>
-                <w:sz w:val="20"/>
+            <w:tcW w:w="1112" w:type="dxa"/>
+          </w:tcPr>
+          <w:p>
+            <w:r>
+              <w:rPr>
+                <w:sz w:val="19"/>
               </w:rPr>
               <w:t>11/07</w:t>
             </w:r>
@@ -1878,12 +2230,12 @@
         </w:tc>
         <w:tc>
           <w:tcPr>
-            <w:tcW w:type="dxa" w:w="1098"/>
-          </w:tcPr>
-          <w:p>
-            <w:r>
-              <w:rPr>
-                <w:sz w:val="20"/>
+            <w:tcW w:w="1112" w:type="dxa"/>
+          </w:tcPr>
+          <w:p>
+            <w:r>
+              <w:rPr>
+                <w:sz w:val="19"/>
               </w:rPr>
               <w:t>10d</w:t>
             </w:r>
@@ -1891,12 +2243,12 @@
         </w:tc>
         <w:tc>
           <w:tcPr>
-            <w:tcW w:type="dxa" w:w="1098"/>
-          </w:tcPr>
-          <w:p>
-            <w:r>
-              <w:rPr>
-                <w:sz w:val="20"/>
+            <w:tcW w:w="1112" w:type="dxa"/>
+          </w:tcPr>
+          <w:p>
+            <w:r>
+              <w:rPr>
+                <w:sz w:val="19"/>
               </w:rPr>
               <w:t>M-1</w:t>
             </w:r>
@@ -1904,12 +2256,12 @@
         </w:tc>
         <w:tc>
           <w:tcPr>
-            <w:tcW w:type="dxa" w:w="1098"/>
-          </w:tcPr>
-          <w:p>
-            <w:r>
-              <w:rPr>
-                <w:sz w:val="20"/>
+            <w:tcW w:w="1112" w:type="dxa"/>
+          </w:tcPr>
+          <w:p>
+            <w:r>
+              <w:rPr>
+                <w:sz w:val="19"/>
               </w:rPr>
               <w:t>Noemia/Tesouraria</w:t>
             </w:r>
@@ -1917,12 +2269,12 @@
         </w:tc>
         <w:tc>
           <w:tcPr>
-            <w:tcW w:type="dxa" w:w="1098"/>
-          </w:tcPr>
-          <w:p>
-            <w:r>
-              <w:rPr>
-                <w:sz w:val="20"/>
+            <w:tcW w:w="1112" w:type="dxa"/>
+          </w:tcPr>
+          <w:p>
+            <w:r>
+              <w:rPr>
+                <w:sz w:val="19"/>
               </w:rPr>
             </w:r>
           </w:p>
@@ -1931,12 +2283,13 @@
       <w:tr>
         <w:tc>
           <w:tcPr>
-            <w:tcW w:type="dxa" w:w="1098"/>
-          </w:tcPr>
-          <w:p>
-            <w:r>
-              <w:rPr>
-                <w:sz w:val="20"/>
+            <w:tcW w:w="1112" w:type="dxa"/>
+            <w:shd w:val="clear" w:color="auto" w:fill="F0F5FB"/>
+          </w:tcPr>
+          <w:p>
+            <w:r>
+              <w:rPr>
+                <w:sz w:val="19"/>
               </w:rPr>
               <w:t>3.2</w:t>
             </w:r>
@@ -1944,12 +2297,13 @@
         </w:tc>
         <w:tc>
           <w:tcPr>
-            <w:tcW w:type="dxa" w:w="1098"/>
-          </w:tcPr>
-          <w:p>
-            <w:r>
-              <w:rPr>
-                <w:sz w:val="20"/>
+            <w:tcW w:w="1112" w:type="dxa"/>
+            <w:shd w:val="clear" w:color="auto" w:fill="F0F5FB"/>
+          </w:tcPr>
+          <w:p>
+            <w:r>
+              <w:rPr>
+                <w:sz w:val="19"/>
               </w:rPr>
               <w:t>Configuração SAP FEBAN base (replicar Logística)</w:t>
             </w:r>
@@ -1957,12 +2311,13 @@
         </w:tc>
         <w:tc>
           <w:tcPr>
-            <w:tcW w:type="dxa" w:w="1098"/>
-          </w:tcPr>
-          <w:p>
-            <w:r>
-              <w:rPr>
-                <w:sz w:val="20"/>
+            <w:tcW w:w="1112" w:type="dxa"/>
+            <w:shd w:val="clear" w:color="auto" w:fill="F0F5FB"/>
+          </w:tcPr>
+          <w:p>
+            <w:r>
+              <w:rPr>
+                <w:sz w:val="19"/>
               </w:rPr>
               <w:t>30/06</w:t>
             </w:r>
@@ -1970,12 +2325,13 @@
         </w:tc>
         <w:tc>
           <w:tcPr>
-            <w:tcW w:type="dxa" w:w="1098"/>
-          </w:tcPr>
-          <w:p>
-            <w:r>
-              <w:rPr>
-                <w:sz w:val="20"/>
+            <w:tcW w:w="1112" w:type="dxa"/>
+            <w:shd w:val="clear" w:color="auto" w:fill="F0F5FB"/>
+          </w:tcPr>
+          <w:p>
+            <w:r>
+              <w:rPr>
+                <w:sz w:val="19"/>
               </w:rPr>
               <w:t>11/07</w:t>
             </w:r>
@@ -1983,12 +2339,13 @@
         </w:tc>
         <w:tc>
           <w:tcPr>
-            <w:tcW w:type="dxa" w:w="1098"/>
-          </w:tcPr>
-          <w:p>
-            <w:r>
-              <w:rPr>
-                <w:sz w:val="20"/>
+            <w:tcW w:w="1112" w:type="dxa"/>
+            <w:shd w:val="clear" w:color="auto" w:fill="F0F5FB"/>
+          </w:tcPr>
+          <w:p>
+            <w:r>
+              <w:rPr>
+                <w:sz w:val="19"/>
               </w:rPr>
               <w:t>10d</w:t>
             </w:r>
@@ -1996,12 +2353,13 @@
         </w:tc>
         <w:tc>
           <w:tcPr>
-            <w:tcW w:type="dxa" w:w="1098"/>
-          </w:tcPr>
-          <w:p>
-            <w:r>
-              <w:rPr>
-                <w:sz w:val="20"/>
+            <w:tcW w:w="1112" w:type="dxa"/>
+            <w:shd w:val="clear" w:color="auto" w:fill="F0F5FB"/>
+          </w:tcPr>
+          <w:p>
+            <w:r>
+              <w:rPr>
+                <w:sz w:val="19"/>
               </w:rPr>
               <w:t>M-1</w:t>
             </w:r>
@@ -2009,12 +2367,13 @@
         </w:tc>
         <w:tc>
           <w:tcPr>
-            <w:tcW w:type="dxa" w:w="1098"/>
-          </w:tcPr>
-          <w:p>
-            <w:r>
-              <w:rPr>
-                <w:sz w:val="20"/>
+            <w:tcW w:w="1112" w:type="dxa"/>
+            <w:shd w:val="clear" w:color="auto" w:fill="F0F5FB"/>
+          </w:tcPr>
+          <w:p>
+            <w:r>
+              <w:rPr>
+                <w:sz w:val="19"/>
               </w:rPr>
               <w:t>Recurso DTI</w:t>
             </w:r>
@@ -2022,12 +2381,13 @@
         </w:tc>
         <w:tc>
           <w:tcPr>
-            <w:tcW w:type="dxa" w:w="1098"/>
-          </w:tcPr>
-          <w:p>
-            <w:r>
-              <w:rPr>
-                <w:sz w:val="20"/>
+            <w:tcW w:w="1112" w:type="dxa"/>
+            <w:shd w:val="clear" w:color="auto" w:fill="F0F5FB"/>
+          </w:tcPr>
+          <w:p>
+            <w:r>
+              <w:rPr>
+                <w:sz w:val="19"/>
               </w:rPr>
             </w:r>
           </w:p>
@@ -2036,12 +2396,12 @@
       <w:tr>
         <w:tc>
           <w:tcPr>
-            <w:tcW w:type="dxa" w:w="1098"/>
-          </w:tcPr>
-          <w:p>
-            <w:r>
-              <w:rPr>
-                <w:sz w:val="20"/>
+            <w:tcW w:w="1112" w:type="dxa"/>
+          </w:tcPr>
+          <w:p>
+            <w:r>
+              <w:rPr>
+                <w:sz w:val="19"/>
               </w:rPr>
               <w:t>3.3</w:t>
             </w:r>
@@ -2049,12 +2409,12 @@
         </w:tc>
         <w:tc>
           <w:tcPr>
-            <w:tcW w:type="dxa" w:w="1098"/>
-          </w:tcPr>
-          <w:p>
-            <w:r>
-              <w:rPr>
-                <w:sz w:val="20"/>
+            <w:tcW w:w="1112" w:type="dxa"/>
+          </w:tcPr>
+          <w:p>
+            <w:r>
+              <w:rPr>
+                <w:sz w:val="19"/>
               </w:rPr>
               <w:t>Confirmação habilitação Santander (E-02)</w:t>
             </w:r>
@@ -2062,12 +2422,12 @@
         </w:tc>
         <w:tc>
           <w:tcPr>
-            <w:tcW w:type="dxa" w:w="1098"/>
-          </w:tcPr>
-          <w:p>
-            <w:r>
-              <w:rPr>
-                <w:sz w:val="20"/>
+            <w:tcW w:w="1112" w:type="dxa"/>
+          </w:tcPr>
+          <w:p>
+            <w:r>
+              <w:rPr>
+                <w:sz w:val="19"/>
               </w:rPr>
               <w:t>14/07</w:t>
             </w:r>
@@ -2075,12 +2435,12 @@
         </w:tc>
         <w:tc>
           <w:tcPr>
-            <w:tcW w:type="dxa" w:w="1098"/>
-          </w:tcPr>
-          <w:p>
-            <w:r>
-              <w:rPr>
-                <w:sz w:val="20"/>
+            <w:tcW w:w="1112" w:type="dxa"/>
+          </w:tcPr>
+          <w:p>
+            <w:r>
+              <w:rPr>
+                <w:sz w:val="19"/>
               </w:rPr>
               <w:t>18/07</w:t>
             </w:r>
@@ -2088,12 +2448,12 @@
         </w:tc>
         <w:tc>
           <w:tcPr>
-            <w:tcW w:type="dxa" w:w="1098"/>
-          </w:tcPr>
-          <w:p>
-            <w:r>
-              <w:rPr>
-                <w:sz w:val="20"/>
+            <w:tcW w:w="1112" w:type="dxa"/>
+          </w:tcPr>
+          <w:p>
+            <w:r>
+              <w:rPr>
+                <w:sz w:val="19"/>
               </w:rPr>
               <w:t>5d</w:t>
             </w:r>
@@ -2101,12 +2461,12 @@
         </w:tc>
         <w:tc>
           <w:tcPr>
-            <w:tcW w:type="dxa" w:w="1098"/>
-          </w:tcPr>
-          <w:p>
-            <w:r>
-              <w:rPr>
-                <w:sz w:val="20"/>
+            <w:tcW w:w="1112" w:type="dxa"/>
+          </w:tcPr>
+          <w:p>
+            <w:r>
+              <w:rPr>
+                <w:sz w:val="19"/>
               </w:rPr>
               <w:t>3.1</w:t>
             </w:r>
@@ -2114,12 +2474,12 @@
         </w:tc>
         <w:tc>
           <w:tcPr>
-            <w:tcW w:type="dxa" w:w="1098"/>
-          </w:tcPr>
-          <w:p>
-            <w:r>
-              <w:rPr>
-                <w:sz w:val="20"/>
+            <w:tcW w:w="1112" w:type="dxa"/>
+          </w:tcPr>
+          <w:p>
+            <w:r>
+              <w:rPr>
+                <w:sz w:val="19"/>
               </w:rPr>
               <w:t>Santander/Noemia</w:t>
             </w:r>
@@ -2127,12 +2487,12 @@
         </w:tc>
         <w:tc>
           <w:tcPr>
-            <w:tcW w:type="dxa" w:w="1098"/>
-          </w:tcPr>
-          <w:p>
-            <w:r>
-              <w:rPr>
-                <w:sz w:val="20"/>
+            <w:tcW w:w="1112" w:type="dxa"/>
+          </w:tcPr>
+          <w:p>
+            <w:r>
+              <w:rPr>
+                <w:sz w:val="19"/>
               </w:rPr>
               <w:t>M-2</w:t>
             </w:r>
@@ -2142,12 +2502,13 @@
       <w:tr>
         <w:tc>
           <w:tcPr>
-            <w:tcW w:type="dxa" w:w="1098"/>
-          </w:tcPr>
-          <w:p>
-            <w:r>
-              <w:rPr>
-                <w:sz w:val="20"/>
+            <w:tcW w:w="1112" w:type="dxa"/>
+            <w:shd w:val="clear" w:color="auto" w:fill="F0F5FB"/>
+          </w:tcPr>
+          <w:p>
+            <w:r>
+              <w:rPr>
+                <w:sz w:val="19"/>
               </w:rPr>
               <w:t>3.4</w:t>
             </w:r>
@@ -2155,12 +2516,13 @@
         </w:tc>
         <w:tc>
           <w:tcPr>
-            <w:tcW w:type="dxa" w:w="1098"/>
-          </w:tcPr>
-          <w:p>
-            <w:r>
-              <w:rPr>
-                <w:sz w:val="20"/>
+            <w:tcW w:w="1112" w:type="dxa"/>
+            <w:shd w:val="clear" w:color="auto" w:fill="F0F5FB"/>
+          </w:tcPr>
+          <w:p>
+            <w:r>
+              <w:rPr>
+                <w:sz w:val="19"/>
               </w:rPr>
               <w:t>Implementar ajustes específicos CP VAB (E-01)</w:t>
             </w:r>
@@ -2168,12 +2530,13 @@
         </w:tc>
         <w:tc>
           <w:tcPr>
-            <w:tcW w:type="dxa" w:w="1098"/>
-          </w:tcPr>
-          <w:p>
-            <w:r>
-              <w:rPr>
-                <w:sz w:val="20"/>
+            <w:tcW w:w="1112" w:type="dxa"/>
+            <w:shd w:val="clear" w:color="auto" w:fill="F0F5FB"/>
+          </w:tcPr>
+          <w:p>
+            <w:r>
+              <w:rPr>
+                <w:sz w:val="19"/>
               </w:rPr>
               <w:t>14/07</w:t>
             </w:r>
@@ -2181,12 +2544,13 @@
         </w:tc>
         <w:tc>
           <w:tcPr>
-            <w:tcW w:type="dxa" w:w="1098"/>
-          </w:tcPr>
-          <w:p>
-            <w:r>
-              <w:rPr>
-                <w:sz w:val="20"/>
+            <w:tcW w:w="1112" w:type="dxa"/>
+            <w:shd w:val="clear" w:color="auto" w:fill="F0F5FB"/>
+          </w:tcPr>
+          <w:p>
+            <w:r>
+              <w:rPr>
+                <w:sz w:val="19"/>
               </w:rPr>
               <w:t>25/07</w:t>
             </w:r>
@@ -2194,12 +2558,13 @@
         </w:tc>
         <w:tc>
           <w:tcPr>
-            <w:tcW w:type="dxa" w:w="1098"/>
-          </w:tcPr>
-          <w:p>
-            <w:r>
-              <w:rPr>
-                <w:sz w:val="20"/>
+            <w:tcW w:w="1112" w:type="dxa"/>
+            <w:shd w:val="clear" w:color="auto" w:fill="F0F5FB"/>
+          </w:tcPr>
+          <w:p>
+            <w:r>
+              <w:rPr>
+                <w:sz w:val="19"/>
               </w:rPr>
               <w:t>10d</w:t>
             </w:r>
@@ -2207,12 +2572,13 @@
         </w:tc>
         <w:tc>
           <w:tcPr>
-            <w:tcW w:type="dxa" w:w="1098"/>
-          </w:tcPr>
-          <w:p>
-            <w:r>
-              <w:rPr>
-                <w:sz w:val="20"/>
+            <w:tcW w:w="1112" w:type="dxa"/>
+            <w:shd w:val="clear" w:color="auto" w:fill="F0F5FB"/>
+          </w:tcPr>
+          <w:p>
+            <w:r>
+              <w:rPr>
+                <w:sz w:val="19"/>
               </w:rPr>
               <w:t>3.2, M-1</w:t>
             </w:r>
@@ -2220,12 +2586,13 @@
         </w:tc>
         <w:tc>
           <w:tcPr>
-            <w:tcW w:type="dxa" w:w="1098"/>
-          </w:tcPr>
-          <w:p>
-            <w:r>
-              <w:rPr>
-                <w:sz w:val="20"/>
+            <w:tcW w:w="1112" w:type="dxa"/>
+            <w:shd w:val="clear" w:color="auto" w:fill="F0F5FB"/>
+          </w:tcPr>
+          <w:p>
+            <w:r>
+              <w:rPr>
+                <w:sz w:val="19"/>
               </w:rPr>
               <w:t>Recurso DTI</w:t>
             </w:r>
@@ -2233,12 +2600,13 @@
         </w:tc>
         <w:tc>
           <w:tcPr>
-            <w:tcW w:type="dxa" w:w="1098"/>
-          </w:tcPr>
-          <w:p>
-            <w:r>
-              <w:rPr>
-                <w:sz w:val="20"/>
+            <w:tcW w:w="1112" w:type="dxa"/>
+            <w:shd w:val="clear" w:color="auto" w:fill="F0F5FB"/>
+          </w:tcPr>
+          <w:p>
+            <w:r>
+              <w:rPr>
+                <w:sz w:val="19"/>
               </w:rPr>
             </w:r>
           </w:p>
@@ -2247,12 +2615,12 @@
       <w:tr>
         <w:tc>
           <w:tcPr>
-            <w:tcW w:type="dxa" w:w="1098"/>
-          </w:tcPr>
-          <w:p>
-            <w:r>
-              <w:rPr>
-                <w:sz w:val="20"/>
+            <w:tcW w:w="1112" w:type="dxa"/>
+          </w:tcPr>
+          <w:p>
+            <w:r>
+              <w:rPr>
+                <w:sz w:val="19"/>
               </w:rPr>
               <w:t>3.5</w:t>
             </w:r>
@@ -2260,12 +2628,12 @@
         </w:tc>
         <w:tc>
           <w:tcPr>
-            <w:tcW w:type="dxa" w:w="1098"/>
-          </w:tcPr>
-          <w:p>
-            <w:r>
-              <w:rPr>
-                <w:sz w:val="20"/>
+            <w:tcW w:w="1112" w:type="dxa"/>
+          </w:tcPr>
+          <w:p>
+            <w:r>
+              <w:rPr>
+                <w:sz w:val="19"/>
               </w:rPr>
               <w:t>Configurar perfis de acesso SAP</w:t>
             </w:r>
@@ -2273,12 +2641,12 @@
         </w:tc>
         <w:tc>
           <w:tcPr>
-            <w:tcW w:type="dxa" w:w="1098"/>
-          </w:tcPr>
-          <w:p>
-            <w:r>
-              <w:rPr>
-                <w:sz w:val="20"/>
+            <w:tcW w:w="1112" w:type="dxa"/>
+          </w:tcPr>
+          <w:p>
+            <w:r>
+              <w:rPr>
+                <w:sz w:val="19"/>
               </w:rPr>
               <w:t>23/07</w:t>
             </w:r>
@@ -2286,12 +2654,12 @@
         </w:tc>
         <w:tc>
           <w:tcPr>
-            <w:tcW w:type="dxa" w:w="1098"/>
-          </w:tcPr>
-          <w:p>
-            <w:r>
-              <w:rPr>
-                <w:sz w:val="20"/>
+            <w:tcW w:w="1112" w:type="dxa"/>
+          </w:tcPr>
+          <w:p>
+            <w:r>
+              <w:rPr>
+                <w:sz w:val="19"/>
               </w:rPr>
               <w:t>25/07</w:t>
             </w:r>
@@ -2299,12 +2667,12 @@
         </w:tc>
         <w:tc>
           <w:tcPr>
-            <w:tcW w:type="dxa" w:w="1098"/>
-          </w:tcPr>
-          <w:p>
-            <w:r>
-              <w:rPr>
-                <w:sz w:val="20"/>
+            <w:tcW w:w="1112" w:type="dxa"/>
+          </w:tcPr>
+          <w:p>
+            <w:r>
+              <w:rPr>
+                <w:sz w:val="19"/>
               </w:rPr>
               <w:t>3d</w:t>
             </w:r>
@@ -2312,12 +2680,12 @@
         </w:tc>
         <w:tc>
           <w:tcPr>
-            <w:tcW w:type="dxa" w:w="1098"/>
-          </w:tcPr>
-          <w:p>
-            <w:r>
-              <w:rPr>
-                <w:sz w:val="20"/>
+            <w:tcW w:w="1112" w:type="dxa"/>
+          </w:tcPr>
+          <w:p>
+            <w:r>
+              <w:rPr>
+                <w:sz w:val="19"/>
               </w:rPr>
               <w:t>3.2</w:t>
             </w:r>
@@ -2325,12 +2693,12 @@
         </w:tc>
         <w:tc>
           <w:tcPr>
-            <w:tcW w:type="dxa" w:w="1098"/>
-          </w:tcPr>
-          <w:p>
-            <w:r>
-              <w:rPr>
-                <w:sz w:val="20"/>
+            <w:tcW w:w="1112" w:type="dxa"/>
+          </w:tcPr>
+          <w:p>
+            <w:r>
+              <w:rPr>
+                <w:sz w:val="19"/>
               </w:rPr>
               <w:t>Recurso DTI</w:t>
             </w:r>
@@ -2338,12 +2706,12 @@
         </w:tc>
         <w:tc>
           <w:tcPr>
-            <w:tcW w:type="dxa" w:w="1098"/>
-          </w:tcPr>
-          <w:p>
-            <w:r>
-              <w:rPr>
-                <w:sz w:val="20"/>
+            <w:tcW w:w="1112" w:type="dxa"/>
+          </w:tcPr>
+          <w:p>
+            <w:r>
+              <w:rPr>
+                <w:sz w:val="19"/>
               </w:rPr>
             </w:r>
           </w:p>
@@ -2352,12 +2720,13 @@
       <w:tr>
         <w:tc>
           <w:tcPr>
-            <w:tcW w:type="dxa" w:w="1098"/>
-          </w:tcPr>
-          <w:p>
-            <w:r>
-              <w:rPr>
-                <w:sz w:val="20"/>
+            <w:tcW w:w="1112" w:type="dxa"/>
+            <w:shd w:val="clear" w:color="auto" w:fill="F0F5FB"/>
+          </w:tcPr>
+          <w:p>
+            <w:r>
+              <w:rPr>
+                <w:sz w:val="19"/>
               </w:rPr>
               <w:t>FASE 4: TESTES</w:t>
             </w:r>
@@ -2365,24 +2734,26 @@
         </w:tc>
         <w:tc>
           <w:tcPr>
-            <w:tcW w:type="dxa" w:w="1098"/>
-          </w:tcPr>
-          <w:p>
-            <w:r>
-              <w:rPr>
-                <w:sz w:val="20"/>
-              </w:rPr>
-            </w:r>
-          </w:p>
-        </w:tc>
-        <w:tc>
-          <w:tcPr>
-            <w:tcW w:type="dxa" w:w="1098"/>
-          </w:tcPr>
-          <w:p>
-            <w:r>
-              <w:rPr>
-                <w:sz w:val="20"/>
+            <w:tcW w:w="1112" w:type="dxa"/>
+            <w:shd w:val="clear" w:color="auto" w:fill="F0F5FB"/>
+          </w:tcPr>
+          <w:p>
+            <w:r>
+              <w:rPr>
+                <w:sz w:val="19"/>
+              </w:rPr>
+            </w:r>
+          </w:p>
+        </w:tc>
+        <w:tc>
+          <w:tcPr>
+            <w:tcW w:w="1112" w:type="dxa"/>
+            <w:shd w:val="clear" w:color="auto" w:fill="F0F5FB"/>
+          </w:tcPr>
+          <w:p>
+            <w:r>
+              <w:rPr>
+                <w:sz w:val="19"/>
               </w:rPr>
               <w:t>28/07</w:t>
             </w:r>
@@ -2390,12 +2761,13 @@
         </w:tc>
         <w:tc>
           <w:tcPr>
-            <w:tcW w:type="dxa" w:w="1098"/>
-          </w:tcPr>
-          <w:p>
-            <w:r>
-              <w:rPr>
-                <w:sz w:val="20"/>
+            <w:tcW w:w="1112" w:type="dxa"/>
+            <w:shd w:val="clear" w:color="auto" w:fill="F0F5FB"/>
+          </w:tcPr>
+          <w:p>
+            <w:r>
+              <w:rPr>
+                <w:sz w:val="19"/>
               </w:rPr>
               <w:t>15/08</w:t>
             </w:r>
@@ -2403,12 +2775,13 @@
         </w:tc>
         <w:tc>
           <w:tcPr>
-            <w:tcW w:type="dxa" w:w="1098"/>
-          </w:tcPr>
-          <w:p>
-            <w:r>
-              <w:rPr>
-                <w:sz w:val="20"/>
+            <w:tcW w:w="1112" w:type="dxa"/>
+            <w:shd w:val="clear" w:color="auto" w:fill="F0F5FB"/>
+          </w:tcPr>
+          <w:p>
+            <w:r>
+              <w:rPr>
+                <w:sz w:val="19"/>
               </w:rPr>
               <w:t>15d</w:t>
             </w:r>
@@ -2416,36 +2789,39 @@
         </w:tc>
         <w:tc>
           <w:tcPr>
-            <w:tcW w:type="dxa" w:w="1098"/>
-          </w:tcPr>
-          <w:p>
-            <w:r>
-              <w:rPr>
-                <w:sz w:val="20"/>
-              </w:rPr>
-            </w:r>
-          </w:p>
-        </w:tc>
-        <w:tc>
-          <w:tcPr>
-            <w:tcW w:type="dxa" w:w="1098"/>
-          </w:tcPr>
-          <w:p>
-            <w:r>
-              <w:rPr>
-                <w:sz w:val="20"/>
-              </w:rPr>
-            </w:r>
-          </w:p>
-        </w:tc>
-        <w:tc>
-          <w:tcPr>
-            <w:tcW w:type="dxa" w:w="1098"/>
-          </w:tcPr>
-          <w:p>
-            <w:r>
-              <w:rPr>
-                <w:sz w:val="20"/>
+            <w:tcW w:w="1112" w:type="dxa"/>
+            <w:shd w:val="clear" w:color="auto" w:fill="F0F5FB"/>
+          </w:tcPr>
+          <w:p>
+            <w:r>
+              <w:rPr>
+                <w:sz w:val="19"/>
+              </w:rPr>
+            </w:r>
+          </w:p>
+        </w:tc>
+        <w:tc>
+          <w:tcPr>
+            <w:tcW w:w="1112" w:type="dxa"/>
+            <w:shd w:val="clear" w:color="auto" w:fill="F0F5FB"/>
+          </w:tcPr>
+          <w:p>
+            <w:r>
+              <w:rPr>
+                <w:sz w:val="19"/>
+              </w:rPr>
+            </w:r>
+          </w:p>
+        </w:tc>
+        <w:tc>
+          <w:tcPr>
+            <w:tcW w:w="1112" w:type="dxa"/>
+            <w:shd w:val="clear" w:color="auto" w:fill="F0F5FB"/>
+          </w:tcPr>
+          <w:p>
+            <w:r>
+              <w:rPr>
+                <w:sz w:val="19"/>
               </w:rPr>
             </w:r>
           </w:p>
@@ -2454,12 +2830,12 @@
       <w:tr>
         <w:tc>
           <w:tcPr>
-            <w:tcW w:type="dxa" w:w="1098"/>
-          </w:tcPr>
-          <w:p>
-            <w:r>
-              <w:rPr>
-                <w:sz w:val="20"/>
+            <w:tcW w:w="1112" w:type="dxa"/>
+          </w:tcPr>
+          <w:p>
+            <w:r>
+              <w:rPr>
+                <w:sz w:val="19"/>
               </w:rPr>
               <w:t>4.1</w:t>
             </w:r>
@@ -2467,12 +2843,12 @@
         </w:tc>
         <w:tc>
           <w:tcPr>
-            <w:tcW w:type="dxa" w:w="1098"/>
-          </w:tcPr>
-          <w:p>
-            <w:r>
-              <w:rPr>
-                <w:sz w:val="20"/>
+            <w:tcW w:w="1112" w:type="dxa"/>
+          </w:tcPr>
+          <w:p>
+            <w:r>
+              <w:rPr>
+                <w:sz w:val="19"/>
               </w:rPr>
               <w:t>Solicitar arquivo DDA teste ao Santander</w:t>
             </w:r>
@@ -2480,12 +2856,12 @@
         </w:tc>
         <w:tc>
           <w:tcPr>
-            <w:tcW w:type="dxa" w:w="1098"/>
-          </w:tcPr>
-          <w:p>
-            <w:r>
-              <w:rPr>
-                <w:sz w:val="20"/>
+            <w:tcW w:w="1112" w:type="dxa"/>
+          </w:tcPr>
+          <w:p>
+            <w:r>
+              <w:rPr>
+                <w:sz w:val="19"/>
               </w:rPr>
               <w:t>28/07</w:t>
             </w:r>
@@ -2493,12 +2869,12 @@
         </w:tc>
         <w:tc>
           <w:tcPr>
-            <w:tcW w:type="dxa" w:w="1098"/>
-          </w:tcPr>
-          <w:p>
-            <w:r>
-              <w:rPr>
-                <w:sz w:val="20"/>
+            <w:tcW w:w="1112" w:type="dxa"/>
+          </w:tcPr>
+          <w:p>
+            <w:r>
+              <w:rPr>
+                <w:sz w:val="19"/>
               </w:rPr>
               <w:t>29/07</w:t>
             </w:r>
@@ -2506,12 +2882,12 @@
         </w:tc>
         <w:tc>
           <w:tcPr>
-            <w:tcW w:type="dxa" w:w="1098"/>
-          </w:tcPr>
-          <w:p>
-            <w:r>
-              <w:rPr>
-                <w:sz w:val="20"/>
+            <w:tcW w:w="1112" w:type="dxa"/>
+          </w:tcPr>
+          <w:p>
+            <w:r>
+              <w:rPr>
+                <w:sz w:val="19"/>
               </w:rPr>
               <w:t>2d</w:t>
             </w:r>
@@ -2519,12 +2895,12 @@
         </w:tc>
         <w:tc>
           <w:tcPr>
-            <w:tcW w:type="dxa" w:w="1098"/>
-          </w:tcPr>
-          <w:p>
-            <w:r>
-              <w:rPr>
-                <w:sz w:val="20"/>
+            <w:tcW w:w="1112" w:type="dxa"/>
+          </w:tcPr>
+          <w:p>
+            <w:r>
+              <w:rPr>
+                <w:sz w:val="19"/>
               </w:rPr>
               <w:t>3.3, 3.4</w:t>
             </w:r>
@@ -2532,12 +2908,12 @@
         </w:tc>
         <w:tc>
           <w:tcPr>
-            <w:tcW w:type="dxa" w:w="1098"/>
-          </w:tcPr>
-          <w:p>
-            <w:r>
-              <w:rPr>
-                <w:sz w:val="20"/>
+            <w:tcW w:w="1112" w:type="dxa"/>
+          </w:tcPr>
+          <w:p>
+            <w:r>
+              <w:rPr>
+                <w:sz w:val="19"/>
               </w:rPr>
               <w:t>Recurso DTI</w:t>
             </w:r>
@@ -2545,12 +2921,12 @@
         </w:tc>
         <w:tc>
           <w:tcPr>
-            <w:tcW w:type="dxa" w:w="1098"/>
-          </w:tcPr>
-          <w:p>
-            <w:r>
-              <w:rPr>
-                <w:sz w:val="20"/>
+            <w:tcW w:w="1112" w:type="dxa"/>
+          </w:tcPr>
+          <w:p>
+            <w:r>
+              <w:rPr>
+                <w:sz w:val="19"/>
               </w:rPr>
             </w:r>
           </w:p>
@@ -2559,12 +2935,13 @@
       <w:tr>
         <w:tc>
           <w:tcPr>
-            <w:tcW w:type="dxa" w:w="1098"/>
-          </w:tcPr>
-          <w:p>
-            <w:r>
-              <w:rPr>
-                <w:sz w:val="20"/>
+            <w:tcW w:w="1112" w:type="dxa"/>
+            <w:shd w:val="clear" w:color="auto" w:fill="F0F5FB"/>
+          </w:tcPr>
+          <w:p>
+            <w:r>
+              <w:rPr>
+                <w:sz w:val="19"/>
               </w:rPr>
               <w:t>4.2</w:t>
             </w:r>
@@ -2572,12 +2949,13 @@
         </w:tc>
         <w:tc>
           <w:tcPr>
-            <w:tcW w:type="dxa" w:w="1098"/>
-          </w:tcPr>
-          <w:p>
-            <w:r>
-              <w:rPr>
-                <w:sz w:val="20"/>
+            <w:tcW w:w="1112" w:type="dxa"/>
+            <w:shd w:val="clear" w:color="auto" w:fill="F0F5FB"/>
+          </w:tcPr>
+          <w:p>
+            <w:r>
+              <w:rPr>
+                <w:sz w:val="19"/>
               </w:rPr>
               <w:t>Testes homologação SAP x Santander (E-03)</w:t>
             </w:r>
@@ -2585,12 +2963,13 @@
         </w:tc>
         <w:tc>
           <w:tcPr>
-            <w:tcW w:type="dxa" w:w="1098"/>
-          </w:tcPr>
-          <w:p>
-            <w:r>
-              <w:rPr>
-                <w:sz w:val="20"/>
+            <w:tcW w:w="1112" w:type="dxa"/>
+            <w:shd w:val="clear" w:color="auto" w:fill="F0F5FB"/>
+          </w:tcPr>
+          <w:p>
+            <w:r>
+              <w:rPr>
+                <w:sz w:val="19"/>
               </w:rPr>
               <w:t>30/07</w:t>
             </w:r>
@@ -2598,12 +2977,13 @@
         </w:tc>
         <w:tc>
           <w:tcPr>
-            <w:tcW w:type="dxa" w:w="1098"/>
-          </w:tcPr>
-          <w:p>
-            <w:r>
-              <w:rPr>
-                <w:sz w:val="20"/>
+            <w:tcW w:w="1112" w:type="dxa"/>
+            <w:shd w:val="clear" w:color="auto" w:fill="F0F5FB"/>
+          </w:tcPr>
+          <w:p>
+            <w:r>
+              <w:rPr>
+                <w:sz w:val="19"/>
               </w:rPr>
               <w:t>08/08</w:t>
             </w:r>
@@ -2611,12 +2991,13 @@
         </w:tc>
         <w:tc>
           <w:tcPr>
-            <w:tcW w:type="dxa" w:w="1098"/>
-          </w:tcPr>
-          <w:p>
-            <w:r>
-              <w:rPr>
-                <w:sz w:val="20"/>
+            <w:tcW w:w="1112" w:type="dxa"/>
+            <w:shd w:val="clear" w:color="auto" w:fill="F0F5FB"/>
+          </w:tcPr>
+          <w:p>
+            <w:r>
+              <w:rPr>
+                <w:sz w:val="19"/>
               </w:rPr>
               <w:t>8d</w:t>
             </w:r>
@@ -2624,12 +3005,13 @@
         </w:tc>
         <w:tc>
           <w:tcPr>
-            <w:tcW w:type="dxa" w:w="1098"/>
-          </w:tcPr>
-          <w:p>
-            <w:r>
-              <w:rPr>
-                <w:sz w:val="20"/>
+            <w:tcW w:w="1112" w:type="dxa"/>
+            <w:shd w:val="clear" w:color="auto" w:fill="F0F5FB"/>
+          </w:tcPr>
+          <w:p>
+            <w:r>
+              <w:rPr>
+                <w:sz w:val="19"/>
               </w:rPr>
               <w:t>4.1</w:t>
             </w:r>
@@ -2637,12 +3019,13 @@
         </w:tc>
         <w:tc>
           <w:tcPr>
-            <w:tcW w:type="dxa" w:w="1098"/>
-          </w:tcPr>
-          <w:p>
-            <w:r>
-              <w:rPr>
-                <w:sz w:val="20"/>
+            <w:tcW w:w="1112" w:type="dxa"/>
+            <w:shd w:val="clear" w:color="auto" w:fill="F0F5FB"/>
+          </w:tcPr>
+          <w:p>
+            <w:r>
+              <w:rPr>
+                <w:sz w:val="19"/>
               </w:rPr>
               <w:t>Recurso DTI</w:t>
             </w:r>
@@ -2650,12 +3033,13 @@
         </w:tc>
         <w:tc>
           <w:tcPr>
-            <w:tcW w:type="dxa" w:w="1098"/>
-          </w:tcPr>
-          <w:p>
-            <w:r>
-              <w:rPr>
-                <w:sz w:val="20"/>
+            <w:tcW w:w="1112" w:type="dxa"/>
+            <w:shd w:val="clear" w:color="auto" w:fill="F0F5FB"/>
+          </w:tcPr>
+          <w:p>
+            <w:r>
+              <w:rPr>
+                <w:sz w:val="19"/>
               </w:rPr>
               <w:t>M-3</w:t>
             </w:r>
@@ -2665,12 +3049,12 @@
       <w:tr>
         <w:tc>
           <w:tcPr>
-            <w:tcW w:type="dxa" w:w="1098"/>
-          </w:tcPr>
-          <w:p>
-            <w:r>
-              <w:rPr>
-                <w:sz w:val="20"/>
+            <w:tcW w:w="1112" w:type="dxa"/>
+          </w:tcPr>
+          <w:p>
+            <w:r>
+              <w:rPr>
+                <w:sz w:val="19"/>
               </w:rPr>
               <w:t>4.3</w:t>
             </w:r>
@@ -2678,12 +3062,12 @@
         </w:tc>
         <w:tc>
           <w:tcPr>
-            <w:tcW w:type="dxa" w:w="1098"/>
-          </w:tcPr>
-          <w:p>
-            <w:r>
-              <w:rPr>
-                <w:sz w:val="20"/>
+            <w:tcW w:w="1112" w:type="dxa"/>
+          </w:tcPr>
+          <w:p>
+            <w:r>
+              <w:rPr>
+                <w:sz w:val="19"/>
               </w:rPr>
               <w:t>UAT com equipe CP VAB (E-05)</w:t>
             </w:r>
@@ -2691,12 +3075,12 @@
         </w:tc>
         <w:tc>
           <w:tcPr>
-            <w:tcW w:type="dxa" w:w="1098"/>
-          </w:tcPr>
-          <w:p>
-            <w:r>
-              <w:rPr>
-                <w:sz w:val="20"/>
+            <w:tcW w:w="1112" w:type="dxa"/>
+          </w:tcPr>
+          <w:p>
+            <w:r>
+              <w:rPr>
+                <w:sz w:val="19"/>
               </w:rPr>
               <w:t>11/08</w:t>
             </w:r>
@@ -2704,12 +3088,12 @@
         </w:tc>
         <w:tc>
           <w:tcPr>
-            <w:tcW w:type="dxa" w:w="1098"/>
-          </w:tcPr>
-          <w:p>
-            <w:r>
-              <w:rPr>
-                <w:sz w:val="20"/>
+            <w:tcW w:w="1112" w:type="dxa"/>
+          </w:tcPr>
+          <w:p>
+            <w:r>
+              <w:rPr>
+                <w:sz w:val="19"/>
               </w:rPr>
               <w:t>14/08</w:t>
             </w:r>
@@ -2717,12 +3101,12 @@
         </w:tc>
         <w:tc>
           <w:tcPr>
-            <w:tcW w:type="dxa" w:w="1098"/>
-          </w:tcPr>
-          <w:p>
-            <w:r>
-              <w:rPr>
-                <w:sz w:val="20"/>
+            <w:tcW w:w="1112" w:type="dxa"/>
+          </w:tcPr>
+          <w:p>
+            <w:r>
+              <w:rPr>
+                <w:sz w:val="19"/>
               </w:rPr>
               <w:t>4d</w:t>
             </w:r>
@@ -2730,12 +3114,12 @@
         </w:tc>
         <w:tc>
           <w:tcPr>
-            <w:tcW w:type="dxa" w:w="1098"/>
-          </w:tcPr>
-          <w:p>
-            <w:r>
-              <w:rPr>
-                <w:sz w:val="20"/>
+            <w:tcW w:w="1112" w:type="dxa"/>
+          </w:tcPr>
+          <w:p>
+            <w:r>
+              <w:rPr>
+                <w:sz w:val="19"/>
               </w:rPr>
               <w:t>4.2</w:t>
             </w:r>
@@ -2743,12 +3127,12 @@
         </w:tc>
         <w:tc>
           <w:tcPr>
-            <w:tcW w:type="dxa" w:w="1098"/>
-          </w:tcPr>
-          <w:p>
-            <w:r>
-              <w:rPr>
-                <w:sz w:val="20"/>
+            <w:tcW w:w="1112" w:type="dxa"/>
+          </w:tcPr>
+          <w:p>
+            <w:r>
+              <w:rPr>
+                <w:sz w:val="19"/>
               </w:rPr>
               <w:t>CP VAB/GP</w:t>
             </w:r>
@@ -2756,12 +3140,12 @@
         </w:tc>
         <w:tc>
           <w:tcPr>
-            <w:tcW w:type="dxa" w:w="1098"/>
-          </w:tcPr>
-          <w:p>
-            <w:r>
-              <w:rPr>
-                <w:sz w:val="20"/>
+            <w:tcW w:w="1112" w:type="dxa"/>
+          </w:tcPr>
+          <w:p>
+            <w:r>
+              <w:rPr>
+                <w:sz w:val="19"/>
               </w:rPr>
             </w:r>
           </w:p>
@@ -2770,12 +3154,13 @@
       <w:tr>
         <w:tc>
           <w:tcPr>
-            <w:tcW w:type="dxa" w:w="1098"/>
-          </w:tcPr>
-          <w:p>
-            <w:r>
-              <w:rPr>
-                <w:sz w:val="20"/>
+            <w:tcW w:w="1112" w:type="dxa"/>
+            <w:shd w:val="clear" w:color="auto" w:fill="F0F5FB"/>
+          </w:tcPr>
+          <w:p>
+            <w:r>
+              <w:rPr>
+                <w:sz w:val="19"/>
               </w:rPr>
               <w:t>4.4</w:t>
             </w:r>
@@ -2783,12 +3168,13 @@
         </w:tc>
         <w:tc>
           <w:tcPr>
-            <w:tcW w:type="dxa" w:w="1098"/>
-          </w:tcPr>
-          <w:p>
-            <w:r>
-              <w:rPr>
-                <w:sz w:val="20"/>
+            <w:tcW w:w="1112" w:type="dxa"/>
+            <w:shd w:val="clear" w:color="auto" w:fill="F0F5FB"/>
+          </w:tcPr>
+          <w:p>
+            <w:r>
+              <w:rPr>
+                <w:sz w:val="19"/>
               </w:rPr>
               <w:t>Aceite UAT assinado por Noemia (E-06)</w:t>
             </w:r>
@@ -2796,12 +3182,13 @@
         </w:tc>
         <w:tc>
           <w:tcPr>
-            <w:tcW w:type="dxa" w:w="1098"/>
-          </w:tcPr>
-          <w:p>
-            <w:r>
-              <w:rPr>
-                <w:sz w:val="20"/>
+            <w:tcW w:w="1112" w:type="dxa"/>
+            <w:shd w:val="clear" w:color="auto" w:fill="F0F5FB"/>
+          </w:tcPr>
+          <w:p>
+            <w:r>
+              <w:rPr>
+                <w:sz w:val="19"/>
               </w:rPr>
               <w:t>15/08</w:t>
             </w:r>
@@ -2809,12 +3196,13 @@
         </w:tc>
         <w:tc>
           <w:tcPr>
-            <w:tcW w:type="dxa" w:w="1098"/>
-          </w:tcPr>
-          <w:p>
-            <w:r>
-              <w:rPr>
-                <w:sz w:val="20"/>
+            <w:tcW w:w="1112" w:type="dxa"/>
+            <w:shd w:val="clear" w:color="auto" w:fill="F0F5FB"/>
+          </w:tcPr>
+          <w:p>
+            <w:r>
+              <w:rPr>
+                <w:sz w:val="19"/>
               </w:rPr>
               <w:t>15/08</w:t>
             </w:r>
@@ -2822,12 +3210,13 @@
         </w:tc>
         <w:tc>
           <w:tcPr>
-            <w:tcW w:type="dxa" w:w="1098"/>
-          </w:tcPr>
-          <w:p>
-            <w:r>
-              <w:rPr>
-                <w:sz w:val="20"/>
+            <w:tcW w:w="1112" w:type="dxa"/>
+            <w:shd w:val="clear" w:color="auto" w:fill="F0F5FB"/>
+          </w:tcPr>
+          <w:p>
+            <w:r>
+              <w:rPr>
+                <w:sz w:val="19"/>
               </w:rPr>
               <w:t>1d</w:t>
             </w:r>
@@ -2835,12 +3224,13 @@
         </w:tc>
         <w:tc>
           <w:tcPr>
-            <w:tcW w:type="dxa" w:w="1098"/>
-          </w:tcPr>
-          <w:p>
-            <w:r>
-              <w:rPr>
-                <w:sz w:val="20"/>
+            <w:tcW w:w="1112" w:type="dxa"/>
+            <w:shd w:val="clear" w:color="auto" w:fill="F0F5FB"/>
+          </w:tcPr>
+          <w:p>
+            <w:r>
+              <w:rPr>
+                <w:sz w:val="19"/>
               </w:rPr>
               <w:t>4.3</w:t>
             </w:r>
@@ -2848,12 +3238,13 @@
         </w:tc>
         <w:tc>
           <w:tcPr>
-            <w:tcW w:type="dxa" w:w="1098"/>
-          </w:tcPr>
-          <w:p>
-            <w:r>
-              <w:rPr>
-                <w:sz w:val="20"/>
+            <w:tcW w:w="1112" w:type="dxa"/>
+            <w:shd w:val="clear" w:color="auto" w:fill="F0F5FB"/>
+          </w:tcPr>
+          <w:p>
+            <w:r>
+              <w:rPr>
+                <w:sz w:val="19"/>
               </w:rPr>
               <w:t>Noemia</w:t>
             </w:r>
@@ -2861,12 +3252,13 @@
         </w:tc>
         <w:tc>
           <w:tcPr>
-            <w:tcW w:type="dxa" w:w="1098"/>
-          </w:tcPr>
-          <w:p>
-            <w:r>
-              <w:rPr>
-                <w:sz w:val="20"/>
+            <w:tcW w:w="1112" w:type="dxa"/>
+            <w:shd w:val="clear" w:color="auto" w:fill="F0F5FB"/>
+          </w:tcPr>
+          <w:p>
+            <w:r>
+              <w:rPr>
+                <w:sz w:val="19"/>
               </w:rPr>
               <w:t>M-4</w:t>
             </w:r>
@@ -2876,12 +3268,12 @@
       <w:tr>
         <w:tc>
           <w:tcPr>
-            <w:tcW w:type="dxa" w:w="1098"/>
-          </w:tcPr>
-          <w:p>
-            <w:r>
-              <w:rPr>
-                <w:sz w:val="20"/>
+            <w:tcW w:w="1112" w:type="dxa"/>
+          </w:tcPr>
+          <w:p>
+            <w:r>
+              <w:rPr>
+                <w:sz w:val="19"/>
               </w:rPr>
               <w:t>FASE 5: GO-LIVE</w:t>
             </w:r>
@@ -2889,24 +3281,24 @@
         </w:tc>
         <w:tc>
           <w:tcPr>
-            <w:tcW w:type="dxa" w:w="1098"/>
-          </w:tcPr>
-          <w:p>
-            <w:r>
-              <w:rPr>
-                <w:sz w:val="20"/>
-              </w:rPr>
-            </w:r>
-          </w:p>
-        </w:tc>
-        <w:tc>
-          <w:tcPr>
-            <w:tcW w:type="dxa" w:w="1098"/>
-          </w:tcPr>
-          <w:p>
-            <w:r>
-              <w:rPr>
-                <w:sz w:val="20"/>
+            <w:tcW w:w="1112" w:type="dxa"/>
+          </w:tcPr>
+          <w:p>
+            <w:r>
+              <w:rPr>
+                <w:sz w:val="19"/>
+              </w:rPr>
+            </w:r>
+          </w:p>
+        </w:tc>
+        <w:tc>
+          <w:tcPr>
+            <w:tcW w:w="1112" w:type="dxa"/>
+          </w:tcPr>
+          <w:p>
+            <w:r>
+              <w:rPr>
+                <w:sz w:val="19"/>
               </w:rPr>
               <w:t>18/08</w:t>
             </w:r>
@@ -2914,12 +3306,12 @@
         </w:tc>
         <w:tc>
           <w:tcPr>
-            <w:tcW w:type="dxa" w:w="1098"/>
-          </w:tcPr>
-          <w:p>
-            <w:r>
-              <w:rPr>
-                <w:sz w:val="20"/>
+            <w:tcW w:w="1112" w:type="dxa"/>
+          </w:tcPr>
+          <w:p>
+            <w:r>
+              <w:rPr>
+                <w:sz w:val="19"/>
               </w:rPr>
               <w:t>29/08</w:t>
             </w:r>
@@ -2927,12 +3319,12 @@
         </w:tc>
         <w:tc>
           <w:tcPr>
-            <w:tcW w:type="dxa" w:w="1098"/>
-          </w:tcPr>
-          <w:p>
-            <w:r>
-              <w:rPr>
-                <w:sz w:val="20"/>
+            <w:tcW w:w="1112" w:type="dxa"/>
+          </w:tcPr>
+          <w:p>
+            <w:r>
+              <w:rPr>
+                <w:sz w:val="19"/>
               </w:rPr>
               <w:t>10d</w:t>
             </w:r>
@@ -2940,36 +3332,36 @@
         </w:tc>
         <w:tc>
           <w:tcPr>
-            <w:tcW w:type="dxa" w:w="1098"/>
-          </w:tcPr>
-          <w:p>
-            <w:r>
-              <w:rPr>
-                <w:sz w:val="20"/>
-              </w:rPr>
-            </w:r>
-          </w:p>
-        </w:tc>
-        <w:tc>
-          <w:tcPr>
-            <w:tcW w:type="dxa" w:w="1098"/>
-          </w:tcPr>
-          <w:p>
-            <w:r>
-              <w:rPr>
-                <w:sz w:val="20"/>
-              </w:rPr>
-            </w:r>
-          </w:p>
-        </w:tc>
-        <w:tc>
-          <w:tcPr>
-            <w:tcW w:type="dxa" w:w="1098"/>
-          </w:tcPr>
-          <w:p>
-            <w:r>
-              <w:rPr>
-                <w:sz w:val="20"/>
+            <w:tcW w:w="1112" w:type="dxa"/>
+          </w:tcPr>
+          <w:p>
+            <w:r>
+              <w:rPr>
+                <w:sz w:val="19"/>
+              </w:rPr>
+            </w:r>
+          </w:p>
+        </w:tc>
+        <w:tc>
+          <w:tcPr>
+            <w:tcW w:w="1112" w:type="dxa"/>
+          </w:tcPr>
+          <w:p>
+            <w:r>
+              <w:rPr>
+                <w:sz w:val="19"/>
+              </w:rPr>
+            </w:r>
+          </w:p>
+        </w:tc>
+        <w:tc>
+          <w:tcPr>
+            <w:tcW w:w="1112" w:type="dxa"/>
+          </w:tcPr>
+          <w:p>
+            <w:r>
+              <w:rPr>
+                <w:sz w:val="19"/>
               </w:rPr>
             </w:r>
           </w:p>
@@ -2978,12 +3370,13 @@
       <w:tr>
         <w:tc>
           <w:tcPr>
-            <w:tcW w:type="dxa" w:w="1098"/>
-          </w:tcPr>
-          <w:p>
-            <w:r>
-              <w:rPr>
-                <w:sz w:val="20"/>
+            <w:tcW w:w="1112" w:type="dxa"/>
+            <w:shd w:val="clear" w:color="auto" w:fill="F0F5FB"/>
+          </w:tcPr>
+          <w:p>
+            <w:r>
+              <w:rPr>
+                <w:sz w:val="19"/>
               </w:rPr>
               <w:t>5.1</w:t>
             </w:r>
@@ -2991,12 +3384,13 @@
         </w:tc>
         <w:tc>
           <w:tcPr>
-            <w:tcW w:type="dxa" w:w="1098"/>
-          </w:tcPr>
-          <w:p>
-            <w:r>
-              <w:rPr>
-                <w:sz w:val="20"/>
+            <w:tcW w:w="1112" w:type="dxa"/>
+            <w:shd w:val="clear" w:color="auto" w:fill="F0F5FB"/>
+          </w:tcPr>
+          <w:p>
+            <w:r>
+              <w:rPr>
+                <w:sz w:val="19"/>
               </w:rPr>
               <w:t>Preparar e executar treinamento CP (E-08)</w:t>
             </w:r>
@@ -3004,12 +3398,13 @@
         </w:tc>
         <w:tc>
           <w:tcPr>
-            <w:tcW w:type="dxa" w:w="1098"/>
-          </w:tcPr>
-          <w:p>
-            <w:r>
-              <w:rPr>
-                <w:sz w:val="20"/>
+            <w:tcW w:w="1112" w:type="dxa"/>
+            <w:shd w:val="clear" w:color="auto" w:fill="F0F5FB"/>
+          </w:tcPr>
+          <w:p>
+            <w:r>
+              <w:rPr>
+                <w:sz w:val="19"/>
               </w:rPr>
               <w:t>18/08</w:t>
             </w:r>
@@ -3017,12 +3412,13 @@
         </w:tc>
         <w:tc>
           <w:tcPr>
-            <w:tcW w:type="dxa" w:w="1098"/>
-          </w:tcPr>
-          <w:p>
-            <w:r>
-              <w:rPr>
-                <w:sz w:val="20"/>
+            <w:tcW w:w="1112" w:type="dxa"/>
+            <w:shd w:val="clear" w:color="auto" w:fill="F0F5FB"/>
+          </w:tcPr>
+          <w:p>
+            <w:r>
+              <w:rPr>
+                <w:sz w:val="19"/>
               </w:rPr>
               <w:t>21/08</w:t>
             </w:r>
@@ -3030,12 +3426,13 @@
         </w:tc>
         <w:tc>
           <w:tcPr>
-            <w:tcW w:type="dxa" w:w="1098"/>
-          </w:tcPr>
-          <w:p>
-            <w:r>
-              <w:rPr>
-                <w:sz w:val="20"/>
+            <w:tcW w:w="1112" w:type="dxa"/>
+            <w:shd w:val="clear" w:color="auto" w:fill="F0F5FB"/>
+          </w:tcPr>
+          <w:p>
+            <w:r>
+              <w:rPr>
+                <w:sz w:val="19"/>
               </w:rPr>
               <w:t>4d</w:t>
             </w:r>
@@ -3043,12 +3440,13 @@
         </w:tc>
         <w:tc>
           <w:tcPr>
-            <w:tcW w:type="dxa" w:w="1098"/>
-          </w:tcPr>
-          <w:p>
-            <w:r>
-              <w:rPr>
-                <w:sz w:val="20"/>
+            <w:tcW w:w="1112" w:type="dxa"/>
+            <w:shd w:val="clear" w:color="auto" w:fill="F0F5FB"/>
+          </w:tcPr>
+          <w:p>
+            <w:r>
+              <w:rPr>
+                <w:sz w:val="19"/>
               </w:rPr>
               <w:t>M-4</w:t>
             </w:r>
@@ -3056,12 +3454,13 @@
         </w:tc>
         <w:tc>
           <w:tcPr>
-            <w:tcW w:type="dxa" w:w="1098"/>
-          </w:tcPr>
-          <w:p>
-            <w:r>
-              <w:rPr>
-                <w:sz w:val="20"/>
+            <w:tcW w:w="1112" w:type="dxa"/>
+            <w:shd w:val="clear" w:color="auto" w:fill="F0F5FB"/>
+          </w:tcPr>
+          <w:p>
+            <w:r>
+              <w:rPr>
+                <w:sz w:val="19"/>
               </w:rPr>
               <w:t>Recurso DTI</w:t>
             </w:r>
@@ -3069,12 +3468,13 @@
         </w:tc>
         <w:tc>
           <w:tcPr>
-            <w:tcW w:type="dxa" w:w="1098"/>
-          </w:tcPr>
-          <w:p>
-            <w:r>
-              <w:rPr>
-                <w:sz w:val="20"/>
+            <w:tcW w:w="1112" w:type="dxa"/>
+            <w:shd w:val="clear" w:color="auto" w:fill="F0F5FB"/>
+          </w:tcPr>
+          <w:p>
+            <w:r>
+              <w:rPr>
+                <w:sz w:val="19"/>
               </w:rPr>
             </w:r>
           </w:p>
@@ -3083,12 +3483,12 @@
       <w:tr>
         <w:tc>
           <w:tcPr>
-            <w:tcW w:type="dxa" w:w="1098"/>
-          </w:tcPr>
-          <w:p>
-            <w:r>
-              <w:rPr>
-                <w:sz w:val="20"/>
+            <w:tcW w:w="1112" w:type="dxa"/>
+          </w:tcPr>
+          <w:p>
+            <w:r>
+              <w:rPr>
+                <w:sz w:val="19"/>
               </w:rPr>
               <w:t>5.2</w:t>
             </w:r>
@@ -3096,12 +3496,12 @@
         </w:tc>
         <w:tc>
           <w:tcPr>
-            <w:tcW w:type="dxa" w:w="1098"/>
-          </w:tcPr>
-          <w:p>
-            <w:r>
-              <w:rPr>
-                <w:sz w:val="20"/>
+            <w:tcW w:w="1112" w:type="dxa"/>
+          </w:tcPr>
+          <w:p>
+            <w:r>
+              <w:rPr>
+                <w:sz w:val="19"/>
               </w:rPr>
               <w:t>Deploy em produção + dia 1 supervisionado</w:t>
             </w:r>
@@ -3109,12 +3509,12 @@
         </w:tc>
         <w:tc>
           <w:tcPr>
-            <w:tcW w:type="dxa" w:w="1098"/>
-          </w:tcPr>
-          <w:p>
-            <w:r>
-              <w:rPr>
-                <w:sz w:val="20"/>
+            <w:tcW w:w="1112" w:type="dxa"/>
+          </w:tcPr>
+          <w:p>
+            <w:r>
+              <w:rPr>
+                <w:sz w:val="19"/>
               </w:rPr>
               <w:t>25/08</w:t>
             </w:r>
@@ -3122,12 +3522,12 @@
         </w:tc>
         <w:tc>
           <w:tcPr>
-            <w:tcW w:type="dxa" w:w="1098"/>
-          </w:tcPr>
-          <w:p>
-            <w:r>
-              <w:rPr>
-                <w:sz w:val="20"/>
+            <w:tcW w:w="1112" w:type="dxa"/>
+          </w:tcPr>
+          <w:p>
+            <w:r>
+              <w:rPr>
+                <w:sz w:val="19"/>
               </w:rPr>
               <w:t>25/08</w:t>
             </w:r>
@@ -3135,12 +3535,12 @@
         </w:tc>
         <w:tc>
           <w:tcPr>
-            <w:tcW w:type="dxa" w:w="1098"/>
-          </w:tcPr>
-          <w:p>
-            <w:r>
-              <w:rPr>
-                <w:sz w:val="20"/>
+            <w:tcW w:w="1112" w:type="dxa"/>
+          </w:tcPr>
+          <w:p>
+            <w:r>
+              <w:rPr>
+                <w:sz w:val="19"/>
               </w:rPr>
               <w:t>1d</w:t>
             </w:r>
@@ -3148,12 +3548,12 @@
         </w:tc>
         <w:tc>
           <w:tcPr>
-            <w:tcW w:type="dxa" w:w="1098"/>
-          </w:tcPr>
-          <w:p>
-            <w:r>
-              <w:rPr>
-                <w:sz w:val="20"/>
+            <w:tcW w:w="1112" w:type="dxa"/>
+          </w:tcPr>
+          <w:p>
+            <w:r>
+              <w:rPr>
+                <w:sz w:val="19"/>
               </w:rPr>
               <w:t>5.1</w:t>
             </w:r>
@@ -3161,12 +3561,12 @@
         </w:tc>
         <w:tc>
           <w:tcPr>
-            <w:tcW w:type="dxa" w:w="1098"/>
-          </w:tcPr>
-          <w:p>
-            <w:r>
-              <w:rPr>
-                <w:sz w:val="20"/>
+            <w:tcW w:w="1112" w:type="dxa"/>
+          </w:tcPr>
+          <w:p>
+            <w:r>
+              <w:rPr>
+                <w:sz w:val="19"/>
               </w:rPr>
               <w:t>Recurso DTI/GP</w:t>
             </w:r>
@@ -3174,12 +3574,12 @@
         </w:tc>
         <w:tc>
           <w:tcPr>
-            <w:tcW w:type="dxa" w:w="1098"/>
-          </w:tcPr>
-          <w:p>
-            <w:r>
-              <w:rPr>
-                <w:sz w:val="20"/>
+            <w:tcW w:w="1112" w:type="dxa"/>
+          </w:tcPr>
+          <w:p>
+            <w:r>
+              <w:rPr>
+                <w:sz w:val="19"/>
               </w:rPr>
               <w:t>M-5</w:t>
             </w:r>
@@ -3189,12 +3589,13 @@
       <w:tr>
         <w:tc>
           <w:tcPr>
-            <w:tcW w:type="dxa" w:w="1098"/>
-          </w:tcPr>
-          <w:p>
-            <w:r>
-              <w:rPr>
-                <w:sz w:val="20"/>
+            <w:tcW w:w="1112" w:type="dxa"/>
+            <w:shd w:val="clear" w:color="auto" w:fill="F0F5FB"/>
+          </w:tcPr>
+          <w:p>
+            <w:r>
+              <w:rPr>
+                <w:sz w:val="19"/>
               </w:rPr>
               <w:t>5.3</w:t>
             </w:r>
@@ -3202,12 +3603,13 @@
         </w:tc>
         <w:tc>
           <w:tcPr>
-            <w:tcW w:type="dxa" w:w="1098"/>
-          </w:tcPr>
-          <w:p>
-            <w:r>
-              <w:rPr>
-                <w:sz w:val="20"/>
+            <w:tcW w:w="1112" w:type="dxa"/>
+            <w:shd w:val="clear" w:color="auto" w:fill="F0F5FB"/>
+          </w:tcPr>
+          <w:p>
+            <w:r>
+              <w:rPr>
+                <w:sz w:val="19"/>
               </w:rPr>
               <w:t>Monitoramento pós-go-live (30 dias)</w:t>
             </w:r>
@@ -3215,12 +3617,13 @@
         </w:tc>
         <w:tc>
           <w:tcPr>
-            <w:tcW w:type="dxa" w:w="1098"/>
-          </w:tcPr>
-          <w:p>
-            <w:r>
-              <w:rPr>
-                <w:sz w:val="20"/>
+            <w:tcW w:w="1112" w:type="dxa"/>
+            <w:shd w:val="clear" w:color="auto" w:fill="F0F5FB"/>
+          </w:tcPr>
+          <w:p>
+            <w:r>
+              <w:rPr>
+                <w:sz w:val="19"/>
               </w:rPr>
               <w:t>26/08</w:t>
             </w:r>
@@ -3228,12 +3631,13 @@
         </w:tc>
         <w:tc>
           <w:tcPr>
-            <w:tcW w:type="dxa" w:w="1098"/>
-          </w:tcPr>
-          <w:p>
-            <w:r>
-              <w:rPr>
-                <w:sz w:val="20"/>
+            <w:tcW w:w="1112" w:type="dxa"/>
+            <w:shd w:val="clear" w:color="auto" w:fill="F0F5FB"/>
+          </w:tcPr>
+          <w:p>
+            <w:r>
+              <w:rPr>
+                <w:sz w:val="19"/>
               </w:rPr>
               <w:t>26/09</w:t>
             </w:r>
@@ -3241,12 +3645,13 @@
         </w:tc>
         <w:tc>
           <w:tcPr>
-            <w:tcW w:type="dxa" w:w="1098"/>
-          </w:tcPr>
-          <w:p>
-            <w:r>
-              <w:rPr>
-                <w:sz w:val="20"/>
+            <w:tcW w:w="1112" w:type="dxa"/>
+            <w:shd w:val="clear" w:color="auto" w:fill="F0F5FB"/>
+          </w:tcPr>
+          <w:p>
+            <w:r>
+              <w:rPr>
+                <w:sz w:val="19"/>
               </w:rPr>
               <w:t>23d úteis</w:t>
             </w:r>
@@ -3254,12 +3659,13 @@
         </w:tc>
         <w:tc>
           <w:tcPr>
-            <w:tcW w:type="dxa" w:w="1098"/>
-          </w:tcPr>
-          <w:p>
-            <w:r>
-              <w:rPr>
-                <w:sz w:val="20"/>
+            <w:tcW w:w="1112" w:type="dxa"/>
+            <w:shd w:val="clear" w:color="auto" w:fill="F0F5FB"/>
+          </w:tcPr>
+          <w:p>
+            <w:r>
+              <w:rPr>
+                <w:sz w:val="19"/>
               </w:rPr>
               <w:t>5.2</w:t>
             </w:r>
@@ -3267,12 +3673,13 @@
         </w:tc>
         <w:tc>
           <w:tcPr>
-            <w:tcW w:type="dxa" w:w="1098"/>
-          </w:tcPr>
-          <w:p>
-            <w:r>
-              <w:rPr>
-                <w:sz w:val="20"/>
+            <w:tcW w:w="1112" w:type="dxa"/>
+            <w:shd w:val="clear" w:color="auto" w:fill="F0F5FB"/>
+          </w:tcPr>
+          <w:p>
+            <w:r>
+              <w:rPr>
+                <w:sz w:val="19"/>
               </w:rPr>
               <w:t>GP/Recurso DTI</w:t>
             </w:r>
@@ -3280,12 +3687,13 @@
         </w:tc>
         <w:tc>
           <w:tcPr>
-            <w:tcW w:type="dxa" w:w="1098"/>
-          </w:tcPr>
-          <w:p>
-            <w:r>
-              <w:rPr>
-                <w:sz w:val="20"/>
+            <w:tcW w:w="1112" w:type="dxa"/>
+            <w:shd w:val="clear" w:color="auto" w:fill="F0F5FB"/>
+          </w:tcPr>
+          <w:p>
+            <w:r>
+              <w:rPr>
+                <w:sz w:val="19"/>
               </w:rPr>
             </w:r>
           </w:p>
@@ -3294,12 +3702,12 @@
       <w:tr>
         <w:tc>
           <w:tcPr>
-            <w:tcW w:type="dxa" w:w="1098"/>
-          </w:tcPr>
-          <w:p>
-            <w:r>
-              <w:rPr>
-                <w:sz w:val="20"/>
+            <w:tcW w:w="1112" w:type="dxa"/>
+          </w:tcPr>
+          <w:p>
+            <w:r>
+              <w:rPr>
+                <w:sz w:val="19"/>
               </w:rPr>
               <w:t>5.4</w:t>
             </w:r>
@@ -3307,12 +3715,12 @@
         </w:tc>
         <w:tc>
           <w:tcPr>
-            <w:tcW w:type="dxa" w:w="1098"/>
-          </w:tcPr>
-          <w:p>
-            <w:r>
-              <w:rPr>
-                <w:sz w:val="20"/>
+            <w:tcW w:w="1112" w:type="dxa"/>
+          </w:tcPr>
+          <w:p>
+            <w:r>
+              <w:rPr>
+                <w:sz w:val="19"/>
               </w:rPr>
               <w:t>Documentação técnica final (E-09)</w:t>
             </w:r>
@@ -3320,12 +3728,12 @@
         </w:tc>
         <w:tc>
           <w:tcPr>
-            <w:tcW w:type="dxa" w:w="1098"/>
-          </w:tcPr>
-          <w:p>
-            <w:r>
-              <w:rPr>
-                <w:sz w:val="20"/>
+            <w:tcW w:w="1112" w:type="dxa"/>
+          </w:tcPr>
+          <w:p>
+            <w:r>
+              <w:rPr>
+                <w:sz w:val="19"/>
               </w:rPr>
               <w:t>18/08</w:t>
             </w:r>
@@ -3333,12 +3741,12 @@
         </w:tc>
         <w:tc>
           <w:tcPr>
-            <w:tcW w:type="dxa" w:w="1098"/>
-          </w:tcPr>
-          <w:p>
-            <w:r>
-              <w:rPr>
-                <w:sz w:val="20"/>
+            <w:tcW w:w="1112" w:type="dxa"/>
+          </w:tcPr>
+          <w:p>
+            <w:r>
+              <w:rPr>
+                <w:sz w:val="19"/>
               </w:rPr>
               <w:t>29/08</w:t>
             </w:r>
@@ -3346,12 +3754,12 @@
         </w:tc>
         <w:tc>
           <w:tcPr>
-            <w:tcW w:type="dxa" w:w="1098"/>
-          </w:tcPr>
-          <w:p>
-            <w:r>
-              <w:rPr>
-                <w:sz w:val="20"/>
+            <w:tcW w:w="1112" w:type="dxa"/>
+          </w:tcPr>
+          <w:p>
+            <w:r>
+              <w:rPr>
+                <w:sz w:val="19"/>
               </w:rPr>
               <w:t>10d</w:t>
             </w:r>
@@ -3359,12 +3767,12 @@
         </w:tc>
         <w:tc>
           <w:tcPr>
-            <w:tcW w:type="dxa" w:w="1098"/>
-          </w:tcPr>
-          <w:p>
-            <w:r>
-              <w:rPr>
-                <w:sz w:val="20"/>
+            <w:tcW w:w="1112" w:type="dxa"/>
+          </w:tcPr>
+          <w:p>
+            <w:r>
+              <w:rPr>
+                <w:sz w:val="19"/>
               </w:rPr>
               <w:t>M-4</w:t>
             </w:r>
@@ -3372,12 +3780,12 @@
         </w:tc>
         <w:tc>
           <w:tcPr>
-            <w:tcW w:type="dxa" w:w="1098"/>
-          </w:tcPr>
-          <w:p>
-            <w:r>
-              <w:rPr>
-                <w:sz w:val="20"/>
+            <w:tcW w:w="1112" w:type="dxa"/>
+          </w:tcPr>
+          <w:p>
+            <w:r>
+              <w:rPr>
+                <w:sz w:val="19"/>
               </w:rPr>
               <w:t>Recurso DTI</w:t>
             </w:r>
@@ -3385,12 +3793,12 @@
         </w:tc>
         <w:tc>
           <w:tcPr>
-            <w:tcW w:type="dxa" w:w="1098"/>
-          </w:tcPr>
-          <w:p>
-            <w:r>
-              <w:rPr>
-                <w:sz w:val="20"/>
+            <w:tcW w:w="1112" w:type="dxa"/>
+          </w:tcPr>
+          <w:p>
+            <w:r>
+              <w:rPr>
+                <w:sz w:val="19"/>
               </w:rPr>
             </w:r>
           </w:p>
@@ -3399,12 +3807,13 @@
       <w:tr>
         <w:tc>
           <w:tcPr>
-            <w:tcW w:type="dxa" w:w="1098"/>
-          </w:tcPr>
-          <w:p>
-            <w:r>
-              <w:rPr>
-                <w:sz w:val="20"/>
+            <w:tcW w:w="1112" w:type="dxa"/>
+            <w:shd w:val="clear" w:color="auto" w:fill="F0F5FB"/>
+          </w:tcPr>
+          <w:p>
+            <w:r>
+              <w:rPr>
+                <w:sz w:val="19"/>
               </w:rPr>
               <w:t>FASE 6: ENCERRAMENTO</w:t>
             </w:r>
@@ -3412,24 +3821,26 @@
         </w:tc>
         <w:tc>
           <w:tcPr>
-            <w:tcW w:type="dxa" w:w="1098"/>
-          </w:tcPr>
-          <w:p>
-            <w:r>
-              <w:rPr>
-                <w:sz w:val="20"/>
-              </w:rPr>
-            </w:r>
-          </w:p>
-        </w:tc>
-        <w:tc>
-          <w:tcPr>
-            <w:tcW w:type="dxa" w:w="1098"/>
-          </w:tcPr>
-          <w:p>
-            <w:r>
-              <w:rPr>
-                <w:sz w:val="20"/>
+            <w:tcW w:w="1112" w:type="dxa"/>
+            <w:shd w:val="clear" w:color="auto" w:fill="F0F5FB"/>
+          </w:tcPr>
+          <w:p>
+            <w:r>
+              <w:rPr>
+                <w:sz w:val="19"/>
+              </w:rPr>
+            </w:r>
+          </w:p>
+        </w:tc>
+        <w:tc>
+          <w:tcPr>
+            <w:tcW w:w="1112" w:type="dxa"/>
+            <w:shd w:val="clear" w:color="auto" w:fill="F0F5FB"/>
+          </w:tcPr>
+          <w:p>
+            <w:r>
+              <w:rPr>
+                <w:sz w:val="19"/>
               </w:rPr>
               <w:t>29/09</w:t>
             </w:r>
@@ -3437,12 +3848,13 @@
         </w:tc>
         <w:tc>
           <w:tcPr>
-            <w:tcW w:type="dxa" w:w="1098"/>
-          </w:tcPr>
-          <w:p>
-            <w:r>
-              <w:rPr>
-                <w:sz w:val="20"/>
+            <w:tcW w:w="1112" w:type="dxa"/>
+            <w:shd w:val="clear" w:color="auto" w:fill="F0F5FB"/>
+          </w:tcPr>
+          <w:p>
+            <w:r>
+              <w:rPr>
+                <w:sz w:val="19"/>
               </w:rPr>
               <w:t>30/09</w:t>
             </w:r>
@@ -3450,12 +3862,13 @@
         </w:tc>
         <w:tc>
           <w:tcPr>
-            <w:tcW w:type="dxa" w:w="1098"/>
-          </w:tcPr>
-          <w:p>
-            <w:r>
-              <w:rPr>
-                <w:sz w:val="20"/>
+            <w:tcW w:w="1112" w:type="dxa"/>
+            <w:shd w:val="clear" w:color="auto" w:fill="F0F5FB"/>
+          </w:tcPr>
+          <w:p>
+            <w:r>
+              <w:rPr>
+                <w:sz w:val="19"/>
               </w:rPr>
               <w:t>2d</w:t>
             </w:r>
@@ -3463,36 +3876,39 @@
         </w:tc>
         <w:tc>
           <w:tcPr>
-            <w:tcW w:type="dxa" w:w="1098"/>
-          </w:tcPr>
-          <w:p>
-            <w:r>
-              <w:rPr>
-                <w:sz w:val="20"/>
-              </w:rPr>
-            </w:r>
-          </w:p>
-        </w:tc>
-        <w:tc>
-          <w:tcPr>
-            <w:tcW w:type="dxa" w:w="1098"/>
-          </w:tcPr>
-          <w:p>
-            <w:r>
-              <w:rPr>
-                <w:sz w:val="20"/>
-              </w:rPr>
-            </w:r>
-          </w:p>
-        </w:tc>
-        <w:tc>
-          <w:tcPr>
-            <w:tcW w:type="dxa" w:w="1098"/>
-          </w:tcPr>
-          <w:p>
-            <w:r>
-              <w:rPr>
-                <w:sz w:val="20"/>
+            <w:tcW w:w="1112" w:type="dxa"/>
+            <w:shd w:val="clear" w:color="auto" w:fill="F0F5FB"/>
+          </w:tcPr>
+          <w:p>
+            <w:r>
+              <w:rPr>
+                <w:sz w:val="19"/>
+              </w:rPr>
+            </w:r>
+          </w:p>
+        </w:tc>
+        <w:tc>
+          <w:tcPr>
+            <w:tcW w:w="1112" w:type="dxa"/>
+            <w:shd w:val="clear" w:color="auto" w:fill="F0F5FB"/>
+          </w:tcPr>
+          <w:p>
+            <w:r>
+              <w:rPr>
+                <w:sz w:val="19"/>
+              </w:rPr>
+            </w:r>
+          </w:p>
+        </w:tc>
+        <w:tc>
+          <w:tcPr>
+            <w:tcW w:w="1112" w:type="dxa"/>
+            <w:shd w:val="clear" w:color="auto" w:fill="F0F5FB"/>
+          </w:tcPr>
+          <w:p>
+            <w:r>
+              <w:rPr>
+                <w:sz w:val="19"/>
               </w:rPr>
             </w:r>
           </w:p>
@@ -3501,12 +3917,12 @@
       <w:tr>
         <w:tc>
           <w:tcPr>
-            <w:tcW w:type="dxa" w:w="1098"/>
-          </w:tcPr>
-          <w:p>
-            <w:r>
-              <w:rPr>
-                <w:sz w:val="20"/>
+            <w:tcW w:w="1112" w:type="dxa"/>
+          </w:tcPr>
+          <w:p>
+            <w:r>
+              <w:rPr>
+                <w:sz w:val="19"/>
               </w:rPr>
               <w:t>6.1</w:t>
             </w:r>
@@ -3514,12 +3930,12 @@
         </w:tc>
         <w:tc>
           <w:tcPr>
-            <w:tcW w:type="dxa" w:w="1098"/>
-          </w:tcPr>
-          <w:p>
-            <w:r>
-              <w:rPr>
-                <w:sz w:val="20"/>
+            <w:tcW w:w="1112" w:type="dxa"/>
+          </w:tcPr>
+          <w:p>
+            <w:r>
+              <w:rPr>
+                <w:sz w:val="19"/>
               </w:rPr>
               <w:t>Pesquisa de satisfação equipe CP</w:t>
             </w:r>
@@ -3527,12 +3943,12 @@
         </w:tc>
         <w:tc>
           <w:tcPr>
-            <w:tcW w:type="dxa" w:w="1098"/>
-          </w:tcPr>
-          <w:p>
-            <w:r>
-              <w:rPr>
-                <w:sz w:val="20"/>
+            <w:tcW w:w="1112" w:type="dxa"/>
+          </w:tcPr>
+          <w:p>
+            <w:r>
+              <w:rPr>
+                <w:sz w:val="19"/>
               </w:rPr>
               <w:t>29/09</w:t>
             </w:r>
@@ -3540,12 +3956,12 @@
         </w:tc>
         <w:tc>
           <w:tcPr>
-            <w:tcW w:type="dxa" w:w="1098"/>
-          </w:tcPr>
-          <w:p>
-            <w:r>
-              <w:rPr>
-                <w:sz w:val="20"/>
+            <w:tcW w:w="1112" w:type="dxa"/>
+          </w:tcPr>
+          <w:p>
+            <w:r>
+              <w:rPr>
+                <w:sz w:val="19"/>
               </w:rPr>
               <w:t>29/09</w:t>
             </w:r>
@@ -3553,12 +3969,12 @@
         </w:tc>
         <w:tc>
           <w:tcPr>
-            <w:tcW w:type="dxa" w:w="1098"/>
-          </w:tcPr>
-          <w:p>
-            <w:r>
-              <w:rPr>
-                <w:sz w:val="20"/>
+            <w:tcW w:w="1112" w:type="dxa"/>
+          </w:tcPr>
+          <w:p>
+            <w:r>
+              <w:rPr>
+                <w:sz w:val="19"/>
               </w:rPr>
               <w:t>1d</w:t>
             </w:r>
@@ -3566,12 +3982,12 @@
         </w:tc>
         <w:tc>
           <w:tcPr>
-            <w:tcW w:type="dxa" w:w="1098"/>
-          </w:tcPr>
-          <w:p>
-            <w:r>
-              <w:rPr>
-                <w:sz w:val="20"/>
+            <w:tcW w:w="1112" w:type="dxa"/>
+          </w:tcPr>
+          <w:p>
+            <w:r>
+              <w:rPr>
+                <w:sz w:val="19"/>
               </w:rPr>
               <w:t>5.3</w:t>
             </w:r>
@@ -3579,12 +3995,12 @@
         </w:tc>
         <w:tc>
           <w:tcPr>
-            <w:tcW w:type="dxa" w:w="1098"/>
-          </w:tcPr>
-          <w:p>
-            <w:r>
-              <w:rPr>
-                <w:sz w:val="20"/>
+            <w:tcW w:w="1112" w:type="dxa"/>
+          </w:tcPr>
+          <w:p>
+            <w:r>
+              <w:rPr>
+                <w:sz w:val="19"/>
               </w:rPr>
               <w:t>GP</w:t>
             </w:r>
@@ -3592,12 +4008,12 @@
         </w:tc>
         <w:tc>
           <w:tcPr>
-            <w:tcW w:type="dxa" w:w="1098"/>
-          </w:tcPr>
-          <w:p>
-            <w:r>
-              <w:rPr>
-                <w:sz w:val="20"/>
+            <w:tcW w:w="1112" w:type="dxa"/>
+          </w:tcPr>
+          <w:p>
+            <w:r>
+              <w:rPr>
+                <w:sz w:val="19"/>
               </w:rPr>
             </w:r>
           </w:p>
@@ -3606,12 +4022,13 @@
       <w:tr>
         <w:tc>
           <w:tcPr>
-            <w:tcW w:type="dxa" w:w="1098"/>
-          </w:tcPr>
-          <w:p>
-            <w:r>
-              <w:rPr>
-                <w:sz w:val="20"/>
+            <w:tcW w:w="1112" w:type="dxa"/>
+            <w:shd w:val="clear" w:color="auto" w:fill="F0F5FB"/>
+          </w:tcPr>
+          <w:p>
+            <w:r>
+              <w:rPr>
+                <w:sz w:val="19"/>
               </w:rPr>
               <w:t>6.2</w:t>
             </w:r>
@@ -3619,12 +4036,13 @@
         </w:tc>
         <w:tc>
           <w:tcPr>
-            <w:tcW w:type="dxa" w:w="1098"/>
-          </w:tcPr>
-          <w:p>
-            <w:r>
-              <w:rPr>
-                <w:sz w:val="20"/>
+            <w:tcW w:w="1112" w:type="dxa"/>
+            <w:shd w:val="clear" w:color="auto" w:fill="F0F5FB"/>
+          </w:tcPr>
+          <w:p>
+            <w:r>
+              <w:rPr>
+                <w:sz w:val="19"/>
               </w:rPr>
               <w:t>Relatório + aceite formal</w:t>
             </w:r>
@@ -3632,12 +4050,13 @@
         </w:tc>
         <w:tc>
           <w:tcPr>
-            <w:tcW w:type="dxa" w:w="1098"/>
-          </w:tcPr>
-          <w:p>
-            <w:r>
-              <w:rPr>
-                <w:sz w:val="20"/>
+            <w:tcW w:w="1112" w:type="dxa"/>
+            <w:shd w:val="clear" w:color="auto" w:fill="F0F5FB"/>
+          </w:tcPr>
+          <w:p>
+            <w:r>
+              <w:rPr>
+                <w:sz w:val="19"/>
               </w:rPr>
               <w:t>30/09</w:t>
             </w:r>
@@ -3645,12 +4064,13 @@
         </w:tc>
         <w:tc>
           <w:tcPr>
-            <w:tcW w:type="dxa" w:w="1098"/>
-          </w:tcPr>
-          <w:p>
-            <w:r>
-              <w:rPr>
-                <w:sz w:val="20"/>
+            <w:tcW w:w="1112" w:type="dxa"/>
+            <w:shd w:val="clear" w:color="auto" w:fill="F0F5FB"/>
+          </w:tcPr>
+          <w:p>
+            <w:r>
+              <w:rPr>
+                <w:sz w:val="19"/>
               </w:rPr>
               <w:t>30/09</w:t>
             </w:r>
@@ -3658,12 +4078,13 @@
         </w:tc>
         <w:tc>
           <w:tcPr>
-            <w:tcW w:type="dxa" w:w="1098"/>
-          </w:tcPr>
-          <w:p>
-            <w:r>
-              <w:rPr>
-                <w:sz w:val="20"/>
+            <w:tcW w:w="1112" w:type="dxa"/>
+            <w:shd w:val="clear" w:color="auto" w:fill="F0F5FB"/>
+          </w:tcPr>
+          <w:p>
+            <w:r>
+              <w:rPr>
+                <w:sz w:val="19"/>
               </w:rPr>
               <w:t>1d</w:t>
             </w:r>
@@ -3671,12 +4092,13 @@
         </w:tc>
         <w:tc>
           <w:tcPr>
-            <w:tcW w:type="dxa" w:w="1098"/>
-          </w:tcPr>
-          <w:p>
-            <w:r>
-              <w:rPr>
-                <w:sz w:val="20"/>
+            <w:tcW w:w="1112" w:type="dxa"/>
+            <w:shd w:val="clear" w:color="auto" w:fill="F0F5FB"/>
+          </w:tcPr>
+          <w:p>
+            <w:r>
+              <w:rPr>
+                <w:sz w:val="19"/>
               </w:rPr>
               <w:t>6.1</w:t>
             </w:r>
@@ -3684,12 +4106,13 @@
         </w:tc>
         <w:tc>
           <w:tcPr>
-            <w:tcW w:type="dxa" w:w="1098"/>
-          </w:tcPr>
-          <w:p>
-            <w:r>
-              <w:rPr>
-                <w:sz w:val="20"/>
+            <w:tcW w:w="1112" w:type="dxa"/>
+            <w:shd w:val="clear" w:color="auto" w:fill="F0F5FB"/>
+          </w:tcPr>
+          <w:p>
+            <w:r>
+              <w:rPr>
+                <w:sz w:val="19"/>
               </w:rPr>
               <w:t>GP/VMO</w:t>
             </w:r>
@@ -3697,12 +4120,13 @@
         </w:tc>
         <w:tc>
           <w:tcPr>
-            <w:tcW w:type="dxa" w:w="1098"/>
-          </w:tcPr>
-          <w:p>
-            <w:r>
-              <w:rPr>
-                <w:sz w:val="20"/>
+            <w:tcW w:w="1112" w:type="dxa"/>
+            <w:shd w:val="clear" w:color="auto" w:fill="F0F5FB"/>
+          </w:tcPr>
+          <w:p>
+            <w:r>
+              <w:rPr>
+                <w:sz w:val="19"/>
               </w:rPr>
               <w:t>M-6</w:t>
             </w:r>
@@ -3712,9 +4136,11 @@
     </w:tbl>
     <w:p/>
     <w:p>
-      <w:r>
-        <w:t>────────────────────────────────────────────────────────────</w:t>
-      </w:r>
+      <w:pPr>
+        <w:pBdr>
+          <w:bottom w:val="single" w:sz="6" w:space="1" w:color="CCCCCC"/>
+        </w:pBdr>
+      </w:pPr>
     </w:p>
     <w:p/>
     <w:p>
@@ -3723,8 +4149,11 @@
       </w:pPr>
       <w:r>
         <w:rPr>
-          <w:color w:val="2E74B5"/>
-          <w:sz w:val="28"/>
+          <w:rFonts w:ascii="Calibri" w:hAnsi="Calibri"/>
+          <w:b/>
+          <w:i w:val="0"/>
+          <w:color w:val="1E5296"/>
+          <w:sz w:val="25"/>
         </w:rPr>
         <w:t>Marcos Principais</w:t>
       </w:r>
@@ -3733,25 +4162,27 @@
     <w:tbl>
       <w:tblPr>
         <w:tblStyle w:val="TableGrid"/>
-        <w:tblW w:type="auto" w:w="0"/>
         <w:tblLook w:firstColumn="1" w:firstRow="1" w:lastColumn="0" w:lastRow="0" w:noHBand="0" w:noVBand="1" w:val="04A0"/>
+        <w:tblW w:w="8900" w:type="dxa"/>
+        <w:tblLayout w:type="fixed"/>
       </w:tblPr>
       <w:tblGrid>
-        <w:gridCol w:w="2928"/>
-        <w:gridCol w:w="2928"/>
-        <w:gridCol w:w="2928"/>
+        <w:gridCol w:w="1020"/>
+        <w:gridCol w:w="3940"/>
+        <w:gridCol w:w="3940"/>
       </w:tblGrid>
       <w:tr>
         <w:tc>
           <w:tcPr>
-            <w:tcW w:type="dxa" w:w="2928"/>
-            <w:shd w:val="clear" w:color="auto" w:fill="D6E4F0"/>
+            <w:tcW w:w="1020" w:type="dxa"/>
+            <w:shd w:val="clear" w:color="auto" w:fill="1A3A5C"/>
           </w:tcPr>
           <w:p>
             <w:r>
               <w:rPr>
                 <w:b/>
-                <w:sz w:val="20"/>
+                <w:color w:val="FFFFFF"/>
+                <w:sz w:val="19"/>
               </w:rPr>
               <w:t>Marco</w:t>
             </w:r>
@@ -3759,14 +4190,15 @@
         </w:tc>
         <w:tc>
           <w:tcPr>
-            <w:tcW w:type="dxa" w:w="2928"/>
-            <w:shd w:val="clear" w:color="auto" w:fill="D6E4F0"/>
+            <w:tcW w:w="3940" w:type="dxa"/>
+            <w:shd w:val="clear" w:color="auto" w:fill="1A3A5C"/>
           </w:tcPr>
           <w:p>
             <w:r>
               <w:rPr>
                 <w:b/>
-                <w:sz w:val="20"/>
+                <w:color w:val="FFFFFF"/>
+                <w:sz w:val="19"/>
               </w:rPr>
               <w:t>Data</w:t>
             </w:r>
@@ -3774,14 +4206,15 @@
         </w:tc>
         <w:tc>
           <w:tcPr>
-            <w:tcW w:type="dxa" w:w="2928"/>
-            <w:shd w:val="clear" w:color="auto" w:fill="D6E4F0"/>
+            <w:tcW w:w="3940" w:type="dxa"/>
+            <w:shd w:val="clear" w:color="auto" w:fill="1A3A5C"/>
           </w:tcPr>
           <w:p>
             <w:r>
               <w:rPr>
                 <w:b/>
-                <w:sz w:val="20"/>
+                <w:color w:val="FFFFFF"/>
+                <w:sz w:val="19"/>
               </w:rPr>
               <w:t>Critério de Conclusão</w:t>
             </w:r>
@@ -3791,12 +4224,12 @@
       <w:tr>
         <w:tc>
           <w:tcPr>
-            <w:tcW w:type="dxa" w:w="2928"/>
-          </w:tcPr>
-          <w:p>
-            <w:r>
-              <w:rPr>
-                <w:sz w:val="20"/>
+            <w:tcW w:w="1020" w:type="dxa"/>
+          </w:tcPr>
+          <w:p>
+            <w:r>
+              <w:rPr>
+                <w:sz w:val="19"/>
               </w:rPr>
               <w:t>M-0</w:t>
             </w:r>
@@ -3804,12 +4237,12 @@
         </w:tc>
         <w:tc>
           <w:tcPr>
-            <w:tcW w:type="dxa" w:w="2928"/>
-          </w:tcPr>
-          <w:p>
-            <w:r>
-              <w:rPr>
-                <w:sz w:val="20"/>
+            <w:tcW w:w="3940" w:type="dxa"/>
+          </w:tcPr>
+          <w:p>
+            <w:r>
+              <w:rPr>
+                <w:sz w:val="19"/>
               </w:rPr>
               <w:t>06/06/2026</w:t>
             </w:r>
@@ -3817,12 +4250,12 @@
         </w:tc>
         <w:tc>
           <w:tcPr>
-            <w:tcW w:type="dxa" w:w="2928"/>
-          </w:tcPr>
-          <w:p>
-            <w:r>
-              <w:rPr>
-                <w:sz w:val="20"/>
+            <w:tcW w:w="3940" w:type="dxa"/>
+          </w:tcPr>
+          <w:p>
+            <w:r>
+              <w:rPr>
+                <w:sz w:val="19"/>
               </w:rPr>
               <w:t>Gate de Kick-off aprovado (CB-3 + CB-Sponsor resolvidas)</w:t>
             </w:r>
@@ -3832,12 +4265,13 @@
       <w:tr>
         <w:tc>
           <w:tcPr>
-            <w:tcW w:type="dxa" w:w="2928"/>
-          </w:tcPr>
-          <w:p>
-            <w:r>
-              <w:rPr>
-                <w:sz w:val="20"/>
+            <w:tcW w:w="1020" w:type="dxa"/>
+            <w:shd w:val="clear" w:color="auto" w:fill="F0F5FB"/>
+          </w:tcPr>
+          <w:p>
+            <w:r>
+              <w:rPr>
+                <w:sz w:val="19"/>
               </w:rPr>
               <w:t>M-1</w:t>
             </w:r>
@@ -3845,12 +4279,13 @@
         </w:tc>
         <w:tc>
           <w:tcPr>
-            <w:tcW w:type="dxa" w:w="2928"/>
-          </w:tcPr>
-          <w:p>
-            <w:r>
-              <w:rPr>
-                <w:sz w:val="20"/>
+            <w:tcW w:w="3940" w:type="dxa"/>
+            <w:shd w:val="clear" w:color="auto" w:fill="F0F5FB"/>
+          </w:tcPr>
+          <w:p>
+            <w:r>
+              <w:rPr>
+                <w:sz w:val="19"/>
               </w:rPr>
               <w:t>27/06/2026</w:t>
             </w:r>
@@ -3858,12 +4293,13 @@
         </w:tc>
         <w:tc>
           <w:tcPr>
-            <w:tcW w:type="dxa" w:w="2928"/>
-          </w:tcPr>
-          <w:p>
-            <w:r>
-              <w:rPr>
-                <w:sz w:val="20"/>
+            <w:tcW w:w="3940" w:type="dxa"/>
+            <w:shd w:val="clear" w:color="auto" w:fill="F0F5FB"/>
+          </w:tcPr>
+          <w:p>
+            <w:r>
+              <w:rPr>
+                <w:sz w:val="19"/>
               </w:rPr>
               <w:t>E-01: Levantamento técnico aprovado (CB-2 resolvida)</w:t>
             </w:r>
@@ -3873,12 +4309,12 @@
       <w:tr>
         <w:tc>
           <w:tcPr>
-            <w:tcW w:type="dxa" w:w="2928"/>
-          </w:tcPr>
-          <w:p>
-            <w:r>
-              <w:rPr>
-                <w:sz w:val="20"/>
+            <w:tcW w:w="1020" w:type="dxa"/>
+          </w:tcPr>
+          <w:p>
+            <w:r>
+              <w:rPr>
+                <w:sz w:val="19"/>
               </w:rPr>
               <w:t>M-2</w:t>
             </w:r>
@@ -3886,12 +4322,12 @@
         </w:tc>
         <w:tc>
           <w:tcPr>
-            <w:tcW w:type="dxa" w:w="2928"/>
-          </w:tcPr>
-          <w:p>
-            <w:r>
-              <w:rPr>
-                <w:sz w:val="20"/>
+            <w:tcW w:w="3940" w:type="dxa"/>
+          </w:tcPr>
+          <w:p>
+            <w:r>
+              <w:rPr>
+                <w:sz w:val="19"/>
               </w:rPr>
               <w:t>18/07/2026</w:t>
             </w:r>
@@ -3899,12 +4335,12 @@
         </w:tc>
         <w:tc>
           <w:tcPr>
-            <w:tcW w:type="dxa" w:w="2928"/>
-          </w:tcPr>
-          <w:p>
-            <w:r>
-              <w:rPr>
-                <w:sz w:val="20"/>
+            <w:tcW w:w="3940" w:type="dxa"/>
+          </w:tcPr>
+          <w:p>
+            <w:r>
+              <w:rPr>
+                <w:sz w:val="19"/>
               </w:rPr>
               <w:t>E-02: Habilitação Santander DDA confirmada</w:t>
             </w:r>
@@ -3914,12 +4350,13 @@
       <w:tr>
         <w:tc>
           <w:tcPr>
-            <w:tcW w:type="dxa" w:w="2928"/>
-          </w:tcPr>
-          <w:p>
-            <w:r>
-              <w:rPr>
-                <w:sz w:val="20"/>
+            <w:tcW w:w="1020" w:type="dxa"/>
+            <w:shd w:val="clear" w:color="auto" w:fill="F0F5FB"/>
+          </w:tcPr>
+          <w:p>
+            <w:r>
+              <w:rPr>
+                <w:sz w:val="19"/>
               </w:rPr>
               <w:t>M-3</w:t>
             </w:r>
@@ -3927,12 +4364,13 @@
         </w:tc>
         <w:tc>
           <w:tcPr>
-            <w:tcW w:type="dxa" w:w="2928"/>
-          </w:tcPr>
-          <w:p>
-            <w:r>
-              <w:rPr>
-                <w:sz w:val="20"/>
+            <w:tcW w:w="3940" w:type="dxa"/>
+            <w:shd w:val="clear" w:color="auto" w:fill="F0F5FB"/>
+          </w:tcPr>
+          <w:p>
+            <w:r>
+              <w:rPr>
+                <w:sz w:val="19"/>
               </w:rPr>
               <w:t>08/08/2026</w:t>
             </w:r>
@@ -3940,12 +4378,13 @@
         </w:tc>
         <w:tc>
           <w:tcPr>
-            <w:tcW w:type="dxa" w:w="2928"/>
-          </w:tcPr>
-          <w:p>
-            <w:r>
-              <w:rPr>
-                <w:sz w:val="20"/>
+            <w:tcW w:w="3940" w:type="dxa"/>
+            <w:shd w:val="clear" w:color="auto" w:fill="F0F5FB"/>
+          </w:tcPr>
+          <w:p>
+            <w:r>
+              <w:rPr>
+                <w:sz w:val="19"/>
               </w:rPr>
               <w:t>E-03+E-04: Config SAP + testes homologação aprovados</w:t>
             </w:r>
@@ -3955,12 +4394,12 @@
       <w:tr>
         <w:tc>
           <w:tcPr>
-            <w:tcW w:type="dxa" w:w="2928"/>
-          </w:tcPr>
-          <w:p>
-            <w:r>
-              <w:rPr>
-                <w:sz w:val="20"/>
+            <w:tcW w:w="1020" w:type="dxa"/>
+          </w:tcPr>
+          <w:p>
+            <w:r>
+              <w:rPr>
+                <w:sz w:val="19"/>
               </w:rPr>
               <w:t>M-4</w:t>
             </w:r>
@@ -3968,12 +4407,12 @@
         </w:tc>
         <w:tc>
           <w:tcPr>
-            <w:tcW w:type="dxa" w:w="2928"/>
-          </w:tcPr>
-          <w:p>
-            <w:r>
-              <w:rPr>
-                <w:sz w:val="20"/>
+            <w:tcW w:w="3940" w:type="dxa"/>
+          </w:tcPr>
+          <w:p>
+            <w:r>
+              <w:rPr>
+                <w:sz w:val="19"/>
               </w:rPr>
               <w:t>15/08/2026</w:t>
             </w:r>
@@ -3981,12 +4420,12 @@
         </w:tc>
         <w:tc>
           <w:tcPr>
-            <w:tcW w:type="dxa" w:w="2928"/>
-          </w:tcPr>
-          <w:p>
-            <w:r>
-              <w:rPr>
-                <w:sz w:val="20"/>
+            <w:tcW w:w="3940" w:type="dxa"/>
+          </w:tcPr>
+          <w:p>
+            <w:r>
+              <w:rPr>
+                <w:sz w:val="19"/>
               </w:rPr>
               <w:t>E-05+E-06: UAT assinado pela Noemia</w:t>
             </w:r>
@@ -3996,12 +4435,13 @@
       <w:tr>
         <w:tc>
           <w:tcPr>
-            <w:tcW w:type="dxa" w:w="2928"/>
-          </w:tcPr>
-          <w:p>
-            <w:r>
-              <w:rPr>
-                <w:sz w:val="20"/>
+            <w:tcW w:w="1020" w:type="dxa"/>
+            <w:shd w:val="clear" w:color="auto" w:fill="F0F5FB"/>
+          </w:tcPr>
+          <w:p>
+            <w:r>
+              <w:rPr>
+                <w:sz w:val="19"/>
               </w:rPr>
               <w:t>M-5</w:t>
             </w:r>
@@ -4009,12 +4449,13 @@
         </w:tc>
         <w:tc>
           <w:tcPr>
-            <w:tcW w:type="dxa" w:w="2928"/>
-          </w:tcPr>
-          <w:p>
-            <w:r>
-              <w:rPr>
-                <w:sz w:val="20"/>
+            <w:tcW w:w="3940" w:type="dxa"/>
+            <w:shd w:val="clear" w:color="auto" w:fill="F0F5FB"/>
+          </w:tcPr>
+          <w:p>
+            <w:r>
+              <w:rPr>
+                <w:sz w:val="19"/>
               </w:rPr>
               <w:t>25/08/2026</w:t>
             </w:r>
@@ -4022,12 +4463,13 @@
         </w:tc>
         <w:tc>
           <w:tcPr>
-            <w:tcW w:type="dxa" w:w="2928"/>
-          </w:tcPr>
-          <w:p>
-            <w:r>
-              <w:rPr>
-                <w:sz w:val="20"/>
+            <w:tcW w:w="3940" w:type="dxa"/>
+            <w:shd w:val="clear" w:color="auto" w:fill="F0F5FB"/>
+          </w:tcPr>
+          <w:p>
+            <w:r>
+              <w:rPr>
+                <w:sz w:val="19"/>
               </w:rPr>
               <w:t>Go-live em produção</w:t>
             </w:r>
@@ -4037,12 +4479,12 @@
       <w:tr>
         <w:tc>
           <w:tcPr>
-            <w:tcW w:type="dxa" w:w="2928"/>
-          </w:tcPr>
-          <w:p>
-            <w:r>
-              <w:rPr>
-                <w:sz w:val="20"/>
+            <w:tcW w:w="1020" w:type="dxa"/>
+          </w:tcPr>
+          <w:p>
+            <w:r>
+              <w:rPr>
+                <w:sz w:val="19"/>
               </w:rPr>
               <w:t>M-6</w:t>
             </w:r>
@@ -4050,12 +4492,12 @@
         </w:tc>
         <w:tc>
           <w:tcPr>
-            <w:tcW w:type="dxa" w:w="2928"/>
-          </w:tcPr>
-          <w:p>
-            <w:r>
-              <w:rPr>
-                <w:sz w:val="20"/>
+            <w:tcW w:w="3940" w:type="dxa"/>
+          </w:tcPr>
+          <w:p>
+            <w:r>
+              <w:rPr>
+                <w:sz w:val="19"/>
               </w:rPr>
               <w:t>30/09/2026</w:t>
             </w:r>
@@ -4063,12 +4505,12 @@
         </w:tc>
         <w:tc>
           <w:tcPr>
-            <w:tcW w:type="dxa" w:w="2928"/>
-          </w:tcPr>
-          <w:p>
-            <w:r>
-              <w:rPr>
-                <w:sz w:val="20"/>
+            <w:tcW w:w="3940" w:type="dxa"/>
+          </w:tcPr>
+          <w:p>
+            <w:r>
+              <w:rPr>
+                <w:sz w:val="19"/>
               </w:rPr>
               <w:t>Encerramento formal + aceite</w:t>
             </w:r>
@@ -4078,9 +4520,11 @@
     </w:tbl>
     <w:p/>
     <w:p>
-      <w:r>
-        <w:t>────────────────────────────────────────────────────────────</w:t>
-      </w:r>
+      <w:pPr>
+        <w:pBdr>
+          <w:bottom w:val="single" w:sz="6" w:space="1" w:color="CCCCCC"/>
+        </w:pBdr>
+      </w:pPr>
     </w:p>
     <w:p/>
     <w:p>
@@ -4089,8 +4533,11 @@
       </w:pPr>
       <w:r>
         <w:rPr>
-          <w:color w:val="2E74B5"/>
-          <w:sz w:val="28"/>
+          <w:rFonts w:ascii="Calibri" w:hAnsi="Calibri"/>
+          <w:b/>
+          <w:i w:val="0"/>
+          <w:color w:val="1E5296"/>
+          <w:sz w:val="25"/>
         </w:rPr>
         <w:t>Caminho Crítico</w:t>
       </w:r>
@@ -4098,16 +4545,28 @@
     <w:p/>
     <w:p>
       <w:r>
+        <w:rPr>
+          <w:rFonts w:ascii="Courier New" w:hAnsi="Courier New"/>
+          <w:sz w:val="18"/>
+        </w:rPr>
         <w:t>Kick-off (M-0) → Levantamento técnico (M-1) → Habilitação Santander (M-2)</w:t>
       </w:r>
     </w:p>
     <w:p>
       <w:r>
+        <w:rPr>
+          <w:rFonts w:ascii="Courier New" w:hAnsi="Courier New"/>
+          <w:sz w:val="18"/>
+        </w:rPr>
         <w:t xml:space="preserve">             ↕</w:t>
       </w:r>
     </w:p>
     <w:p>
       <w:r>
+        <w:rPr>
+          <w:rFonts w:ascii="Courier New" w:hAnsi="Courier New"/>
+          <w:sz w:val="18"/>
+        </w:rPr>
         <w:t xml:space="preserve">     Config SAP + ajustes → Testes homologação (M-3) → UAT (M-4) → Go-live (M-5) → Encerramento (M-6)</w:t>
       </w:r>
     </w:p>
@@ -4160,9 +4619,11 @@
     </w:p>
     <w:p/>
     <w:p>
-      <w:r>
-        <w:t>────────────────────────────────────────────────────────────</w:t>
-      </w:r>
+      <w:pPr>
+        <w:pBdr>
+          <w:bottom w:val="single" w:sz="6" w:space="1" w:color="CCCCCC"/>
+        </w:pBdr>
+      </w:pPr>
     </w:p>
     <w:p/>
     <w:p>
@@ -4171,8 +4632,11 @@
       </w:pPr>
       <w:r>
         <w:rPr>
-          <w:color w:val="2E74B5"/>
-          <w:sz w:val="28"/>
+          <w:rFonts w:ascii="Calibri" w:hAnsi="Calibri"/>
+          <w:b/>
+          <w:i w:val="0"/>
+          <w:color w:val="1E5296"/>
+          <w:sz w:val="25"/>
         </w:rPr>
         <w:t>Esforço Estimado por Fase</w:t>
       </w:r>
@@ -4181,26 +4645,28 @@
     <w:tbl>
       <w:tblPr>
         <w:tblStyle w:val="TableGrid"/>
-        <w:tblW w:type="auto" w:w="0"/>
         <w:tblLook w:firstColumn="1" w:firstRow="1" w:lastColumn="0" w:lastRow="0" w:noHBand="0" w:noVBand="1" w:val="04A0"/>
+        <w:tblW w:w="8900" w:type="dxa"/>
+        <w:tblLayout w:type="fixed"/>
       </w:tblPr>
       <w:tblGrid>
-        <w:gridCol w:w="2196"/>
-        <w:gridCol w:w="2196"/>
-        <w:gridCol w:w="2196"/>
-        <w:gridCol w:w="2196"/>
+        <w:gridCol w:w="2225"/>
+        <w:gridCol w:w="2225"/>
+        <w:gridCol w:w="2225"/>
+        <w:gridCol w:w="2225"/>
       </w:tblGrid>
       <w:tr>
         <w:tc>
           <w:tcPr>
-            <w:tcW w:type="dxa" w:w="2196"/>
-            <w:shd w:val="clear" w:color="auto" w:fill="D6E4F0"/>
+            <w:tcW w:w="2225" w:type="dxa"/>
+            <w:shd w:val="clear" w:color="auto" w:fill="1A3A5C"/>
           </w:tcPr>
           <w:p>
             <w:r>
               <w:rPr>
                 <w:b/>
-                <w:sz w:val="20"/>
+                <w:color w:val="FFFFFF"/>
+                <w:sz w:val="19"/>
               </w:rPr>
               <w:t>Fase</w:t>
             </w:r>
@@ -4208,14 +4674,15 @@
         </w:tc>
         <w:tc>
           <w:tcPr>
-            <w:tcW w:type="dxa" w:w="2196"/>
-            <w:shd w:val="clear" w:color="auto" w:fill="D6E4F0"/>
+            <w:tcW w:w="2225" w:type="dxa"/>
+            <w:shd w:val="clear" w:color="auto" w:fill="1A3A5C"/>
           </w:tcPr>
           <w:p>
             <w:r>
               <w:rPr>
                 <w:b/>
-                <w:sz w:val="20"/>
+                <w:color w:val="FFFFFF"/>
+                <w:sz w:val="19"/>
               </w:rPr>
               <w:t>Esforço DTI (h)</w:t>
             </w:r>
@@ -4223,14 +4690,15 @@
         </w:tc>
         <w:tc>
           <w:tcPr>
-            <w:tcW w:type="dxa" w:w="2196"/>
-            <w:shd w:val="clear" w:color="auto" w:fill="D6E4F0"/>
+            <w:tcW w:w="2225" w:type="dxa"/>
+            <w:shd w:val="clear" w:color="auto" w:fill="1A3A5C"/>
           </w:tcPr>
           <w:p>
             <w:r>
               <w:rPr>
                 <w:b/>
-                <w:sz w:val="20"/>
+                <w:color w:val="FFFFFF"/>
+                <w:sz w:val="19"/>
               </w:rPr>
               <w:t>Esforço Negócio (h)</w:t>
             </w:r>
@@ -4238,14 +4706,15 @@
         </w:tc>
         <w:tc>
           <w:tcPr>
-            <w:tcW w:type="dxa" w:w="2196"/>
-            <w:shd w:val="clear" w:color="auto" w:fill="D6E4F0"/>
+            <w:tcW w:w="2225" w:type="dxa"/>
+            <w:shd w:val="clear" w:color="auto" w:fill="1A3A5C"/>
           </w:tcPr>
           <w:p>
             <w:r>
               <w:rPr>
                 <w:b/>
-                <w:sz w:val="20"/>
+                <w:color w:val="FFFFFF"/>
+                <w:sz w:val="19"/>
               </w:rPr>
               <w:t>Total</w:t>
             </w:r>
@@ -4255,12 +4724,12 @@
       <w:tr>
         <w:tc>
           <w:tcPr>
-            <w:tcW w:type="dxa" w:w="2196"/>
-          </w:tcPr>
-          <w:p>
-            <w:r>
-              <w:rPr>
-                <w:sz w:val="20"/>
+            <w:tcW w:w="2225" w:type="dxa"/>
+          </w:tcPr>
+          <w:p>
+            <w:r>
+              <w:rPr>
+                <w:sz w:val="19"/>
               </w:rPr>
               <w:t>0. Pré-kick-off (CBs)</w:t>
             </w:r>
@@ -4268,12 +4737,12 @@
         </w:tc>
         <w:tc>
           <w:tcPr>
-            <w:tcW w:type="dxa" w:w="2196"/>
-          </w:tcPr>
-          <w:p>
-            <w:r>
-              <w:rPr>
-                <w:sz w:val="20"/>
+            <w:tcW w:w="2225" w:type="dxa"/>
+          </w:tcPr>
+          <w:p>
+            <w:r>
+              <w:rPr>
+                <w:sz w:val="19"/>
               </w:rPr>
               <w:t>2h</w:t>
             </w:r>
@@ -4281,12 +4750,12 @@
         </w:tc>
         <w:tc>
           <w:tcPr>
-            <w:tcW w:type="dxa" w:w="2196"/>
-          </w:tcPr>
-          <w:p>
-            <w:r>
-              <w:rPr>
-                <w:sz w:val="20"/>
+            <w:tcW w:w="2225" w:type="dxa"/>
+          </w:tcPr>
+          <w:p>
+            <w:r>
+              <w:rPr>
+                <w:sz w:val="19"/>
               </w:rPr>
               <w:t>16h</w:t>
             </w:r>
@@ -4294,12 +4763,12 @@
         </w:tc>
         <w:tc>
           <w:tcPr>
-            <w:tcW w:type="dxa" w:w="2196"/>
-          </w:tcPr>
-          <w:p>
-            <w:r>
-              <w:rPr>
-                <w:sz w:val="20"/>
+            <w:tcW w:w="2225" w:type="dxa"/>
+          </w:tcPr>
+          <w:p>
+            <w:r>
+              <w:rPr>
+                <w:sz w:val="19"/>
               </w:rPr>
               <w:t>18h</w:t>
             </w:r>
@@ -4309,12 +4778,13 @@
       <w:tr>
         <w:tc>
           <w:tcPr>
-            <w:tcW w:type="dxa" w:w="2196"/>
-          </w:tcPr>
-          <w:p>
-            <w:r>
-              <w:rPr>
-                <w:sz w:val="20"/>
+            <w:tcW w:w="2225" w:type="dxa"/>
+            <w:shd w:val="clear" w:color="auto" w:fill="F0F5FB"/>
+          </w:tcPr>
+          <w:p>
+            <w:r>
+              <w:rPr>
+                <w:sz w:val="19"/>
               </w:rPr>
               <w:t>1. Mobilização</w:t>
             </w:r>
@@ -4322,12 +4792,13 @@
         </w:tc>
         <w:tc>
           <w:tcPr>
-            <w:tcW w:type="dxa" w:w="2196"/>
-          </w:tcPr>
-          <w:p>
-            <w:r>
-              <w:rPr>
-                <w:sz w:val="20"/>
+            <w:tcW w:w="2225" w:type="dxa"/>
+            <w:shd w:val="clear" w:color="auto" w:fill="F0F5FB"/>
+          </w:tcPr>
+          <w:p>
+            <w:r>
+              <w:rPr>
+                <w:sz w:val="19"/>
               </w:rPr>
               <w:t>4h</w:t>
             </w:r>
@@ -4335,12 +4806,13 @@
         </w:tc>
         <w:tc>
           <w:tcPr>
-            <w:tcW w:type="dxa" w:w="2196"/>
-          </w:tcPr>
-          <w:p>
-            <w:r>
-              <w:rPr>
-                <w:sz w:val="20"/>
+            <w:tcW w:w="2225" w:type="dxa"/>
+            <w:shd w:val="clear" w:color="auto" w:fill="F0F5FB"/>
+          </w:tcPr>
+          <w:p>
+            <w:r>
+              <w:rPr>
+                <w:sz w:val="19"/>
               </w:rPr>
               <w:t>4h</w:t>
             </w:r>
@@ -4348,12 +4820,13 @@
         </w:tc>
         <w:tc>
           <w:tcPr>
-            <w:tcW w:type="dxa" w:w="2196"/>
-          </w:tcPr>
-          <w:p>
-            <w:r>
-              <w:rPr>
-                <w:sz w:val="20"/>
+            <w:tcW w:w="2225" w:type="dxa"/>
+            <w:shd w:val="clear" w:color="auto" w:fill="F0F5FB"/>
+          </w:tcPr>
+          <w:p>
+            <w:r>
+              <w:rPr>
+                <w:sz w:val="19"/>
               </w:rPr>
               <w:t>8h</w:t>
             </w:r>
@@ -4363,12 +4836,12 @@
       <w:tr>
         <w:tc>
           <w:tcPr>
-            <w:tcW w:type="dxa" w:w="2196"/>
-          </w:tcPr>
-          <w:p>
-            <w:r>
-              <w:rPr>
-                <w:sz w:val="20"/>
+            <w:tcW w:w="2225" w:type="dxa"/>
+          </w:tcPr>
+          <w:p>
+            <w:r>
+              <w:rPr>
+                <w:sz w:val="19"/>
               </w:rPr>
               <w:t>2. Levantamento técnico (CB-2)</w:t>
             </w:r>
@@ -4376,12 +4849,12 @@
         </w:tc>
         <w:tc>
           <w:tcPr>
-            <w:tcW w:type="dxa" w:w="2196"/>
-          </w:tcPr>
-          <w:p>
-            <w:r>
-              <w:rPr>
-                <w:sz w:val="20"/>
+            <w:tcW w:w="2225" w:type="dxa"/>
+          </w:tcPr>
+          <w:p>
+            <w:r>
+              <w:rPr>
+                <w:sz w:val="19"/>
               </w:rPr>
               <w:t>32h</w:t>
             </w:r>
@@ -4389,12 +4862,12 @@
         </w:tc>
         <w:tc>
           <w:tcPr>
-            <w:tcW w:type="dxa" w:w="2196"/>
-          </w:tcPr>
-          <w:p>
-            <w:r>
-              <w:rPr>
-                <w:sz w:val="20"/>
+            <w:tcW w:w="2225" w:type="dxa"/>
+          </w:tcPr>
+          <w:p>
+            <w:r>
+              <w:rPr>
+                <w:sz w:val="19"/>
               </w:rPr>
               <w:t>8h</w:t>
             </w:r>
@@ -4402,12 +4875,12 @@
         </w:tc>
         <w:tc>
           <w:tcPr>
-            <w:tcW w:type="dxa" w:w="2196"/>
-          </w:tcPr>
-          <w:p>
-            <w:r>
-              <w:rPr>
-                <w:sz w:val="20"/>
+            <w:tcW w:w="2225" w:type="dxa"/>
+          </w:tcPr>
+          <w:p>
+            <w:r>
+              <w:rPr>
+                <w:sz w:val="19"/>
               </w:rPr>
               <w:t>40h</w:t>
             </w:r>
@@ -4417,12 +4890,13 @@
       <w:tr>
         <w:tc>
           <w:tcPr>
-            <w:tcW w:type="dxa" w:w="2196"/>
-          </w:tcPr>
-          <w:p>
-            <w:r>
-              <w:rPr>
-                <w:sz w:val="20"/>
+            <w:tcW w:w="2225" w:type="dxa"/>
+            <w:shd w:val="clear" w:color="auto" w:fill="F0F5FB"/>
+          </w:tcPr>
+          <w:p>
+            <w:r>
+              <w:rPr>
+                <w:sz w:val="19"/>
               </w:rPr>
               <w:t>3. Config + Habilitação</w:t>
             </w:r>
@@ -4430,12 +4904,13 @@
         </w:tc>
         <w:tc>
           <w:tcPr>
-            <w:tcW w:type="dxa" w:w="2196"/>
-          </w:tcPr>
-          <w:p>
-            <w:r>
-              <w:rPr>
-                <w:sz w:val="20"/>
+            <w:tcW w:w="2225" w:type="dxa"/>
+            <w:shd w:val="clear" w:color="auto" w:fill="F0F5FB"/>
+          </w:tcPr>
+          <w:p>
+            <w:r>
+              <w:rPr>
+                <w:sz w:val="19"/>
               </w:rPr>
               <w:t>40h</w:t>
             </w:r>
@@ -4443,12 +4918,13 @@
         </w:tc>
         <w:tc>
           <w:tcPr>
-            <w:tcW w:type="dxa" w:w="2196"/>
-          </w:tcPr>
-          <w:p>
-            <w:r>
-              <w:rPr>
-                <w:sz w:val="20"/>
+            <w:tcW w:w="2225" w:type="dxa"/>
+            <w:shd w:val="clear" w:color="auto" w:fill="F0F5FB"/>
+          </w:tcPr>
+          <w:p>
+            <w:r>
+              <w:rPr>
+                <w:sz w:val="19"/>
               </w:rPr>
               <w:t>8h</w:t>
             </w:r>
@@ -4456,12 +4932,13 @@
         </w:tc>
         <w:tc>
           <w:tcPr>
-            <w:tcW w:type="dxa" w:w="2196"/>
-          </w:tcPr>
-          <w:p>
-            <w:r>
-              <w:rPr>
-                <w:sz w:val="20"/>
+            <w:tcW w:w="2225" w:type="dxa"/>
+            <w:shd w:val="clear" w:color="auto" w:fill="F0F5FB"/>
+          </w:tcPr>
+          <w:p>
+            <w:r>
+              <w:rPr>
+                <w:sz w:val="19"/>
               </w:rPr>
               <w:t>48h</w:t>
             </w:r>
@@ -4471,12 +4948,12 @@
       <w:tr>
         <w:tc>
           <w:tcPr>
-            <w:tcW w:type="dxa" w:w="2196"/>
-          </w:tcPr>
-          <w:p>
-            <w:r>
-              <w:rPr>
-                <w:sz w:val="20"/>
+            <w:tcW w:w="2225" w:type="dxa"/>
+          </w:tcPr>
+          <w:p>
+            <w:r>
+              <w:rPr>
+                <w:sz w:val="19"/>
               </w:rPr>
               <w:t>4. Testes</w:t>
             </w:r>
@@ -4484,12 +4961,12 @@
         </w:tc>
         <w:tc>
           <w:tcPr>
-            <w:tcW w:type="dxa" w:w="2196"/>
-          </w:tcPr>
-          <w:p>
-            <w:r>
-              <w:rPr>
-                <w:sz w:val="20"/>
+            <w:tcW w:w="2225" w:type="dxa"/>
+          </w:tcPr>
+          <w:p>
+            <w:r>
+              <w:rPr>
+                <w:sz w:val="19"/>
               </w:rPr>
               <w:t>24h</w:t>
             </w:r>
@@ -4497,12 +4974,12 @@
         </w:tc>
         <w:tc>
           <w:tcPr>
-            <w:tcW w:type="dxa" w:w="2196"/>
-          </w:tcPr>
-          <w:p>
-            <w:r>
-              <w:rPr>
-                <w:sz w:val="20"/>
+            <w:tcW w:w="2225" w:type="dxa"/>
+          </w:tcPr>
+          <w:p>
+            <w:r>
+              <w:rPr>
+                <w:sz w:val="19"/>
               </w:rPr>
               <w:t>16h</w:t>
             </w:r>
@@ -4510,12 +4987,12 @@
         </w:tc>
         <w:tc>
           <w:tcPr>
-            <w:tcW w:type="dxa" w:w="2196"/>
-          </w:tcPr>
-          <w:p>
-            <w:r>
-              <w:rPr>
-                <w:sz w:val="20"/>
+            <w:tcW w:w="2225" w:type="dxa"/>
+          </w:tcPr>
+          <w:p>
+            <w:r>
+              <w:rPr>
+                <w:sz w:val="19"/>
               </w:rPr>
               <w:t>40h</w:t>
             </w:r>
@@ -4525,12 +5002,13 @@
       <w:tr>
         <w:tc>
           <w:tcPr>
-            <w:tcW w:type="dxa" w:w="2196"/>
-          </w:tcPr>
-          <w:p>
-            <w:r>
-              <w:rPr>
-                <w:sz w:val="20"/>
+            <w:tcW w:w="2225" w:type="dxa"/>
+            <w:shd w:val="clear" w:color="auto" w:fill="F0F5FB"/>
+          </w:tcPr>
+          <w:p>
+            <w:r>
+              <w:rPr>
+                <w:sz w:val="19"/>
               </w:rPr>
               <w:t>5. Go-live + treinamento + docs</w:t>
             </w:r>
@@ -4538,12 +5016,13 @@
         </w:tc>
         <w:tc>
           <w:tcPr>
-            <w:tcW w:type="dxa" w:w="2196"/>
-          </w:tcPr>
-          <w:p>
-            <w:r>
-              <w:rPr>
-                <w:sz w:val="20"/>
+            <w:tcW w:w="2225" w:type="dxa"/>
+            <w:shd w:val="clear" w:color="auto" w:fill="F0F5FB"/>
+          </w:tcPr>
+          <w:p>
+            <w:r>
+              <w:rPr>
+                <w:sz w:val="19"/>
               </w:rPr>
               <w:t>24h</w:t>
             </w:r>
@@ -4551,12 +5030,13 @@
         </w:tc>
         <w:tc>
           <w:tcPr>
-            <w:tcW w:type="dxa" w:w="2196"/>
-          </w:tcPr>
-          <w:p>
-            <w:r>
-              <w:rPr>
-                <w:sz w:val="20"/>
+            <w:tcW w:w="2225" w:type="dxa"/>
+            <w:shd w:val="clear" w:color="auto" w:fill="F0F5FB"/>
+          </w:tcPr>
+          <w:p>
+            <w:r>
+              <w:rPr>
+                <w:sz w:val="19"/>
               </w:rPr>
               <w:t>8h</w:t>
             </w:r>
@@ -4564,12 +5044,13 @@
         </w:tc>
         <w:tc>
           <w:tcPr>
-            <w:tcW w:type="dxa" w:w="2196"/>
-          </w:tcPr>
-          <w:p>
-            <w:r>
-              <w:rPr>
-                <w:sz w:val="20"/>
+            <w:tcW w:w="2225" w:type="dxa"/>
+            <w:shd w:val="clear" w:color="auto" w:fill="F0F5FB"/>
+          </w:tcPr>
+          <w:p>
+            <w:r>
+              <w:rPr>
+                <w:sz w:val="19"/>
               </w:rPr>
               <w:t>32h</w:t>
             </w:r>
@@ -4579,12 +5060,12 @@
       <w:tr>
         <w:tc>
           <w:tcPr>
-            <w:tcW w:type="dxa" w:w="2196"/>
-          </w:tcPr>
-          <w:p>
-            <w:r>
-              <w:rPr>
-                <w:sz w:val="20"/>
+            <w:tcW w:w="2225" w:type="dxa"/>
+          </w:tcPr>
+          <w:p>
+            <w:r>
+              <w:rPr>
+                <w:sz w:val="19"/>
               </w:rPr>
               <w:t>6. Encerramento</w:t>
             </w:r>
@@ -4592,12 +5073,12 @@
         </w:tc>
         <w:tc>
           <w:tcPr>
-            <w:tcW w:type="dxa" w:w="2196"/>
-          </w:tcPr>
-          <w:p>
-            <w:r>
-              <w:rPr>
-                <w:sz w:val="20"/>
+            <w:tcW w:w="2225" w:type="dxa"/>
+          </w:tcPr>
+          <w:p>
+            <w:r>
+              <w:rPr>
+                <w:sz w:val="19"/>
               </w:rPr>
               <w:t>4h</w:t>
             </w:r>
@@ -4605,12 +5086,12 @@
         </w:tc>
         <w:tc>
           <w:tcPr>
-            <w:tcW w:type="dxa" w:w="2196"/>
-          </w:tcPr>
-          <w:p>
-            <w:r>
-              <w:rPr>
-                <w:sz w:val="20"/>
+            <w:tcW w:w="2225" w:type="dxa"/>
+          </w:tcPr>
+          <w:p>
+            <w:r>
+              <w:rPr>
+                <w:sz w:val="19"/>
               </w:rPr>
               <w:t>2h</w:t>
             </w:r>
@@ -4618,12 +5099,12 @@
         </w:tc>
         <w:tc>
           <w:tcPr>
-            <w:tcW w:type="dxa" w:w="2196"/>
-          </w:tcPr>
-          <w:p>
-            <w:r>
-              <w:rPr>
-                <w:sz w:val="20"/>
+            <w:tcW w:w="2225" w:type="dxa"/>
+          </w:tcPr>
+          <w:p>
+            <w:r>
+              <w:rPr>
+                <w:sz w:val="19"/>
               </w:rPr>
               <w:t>6h</w:t>
             </w:r>
@@ -4633,12 +5114,13 @@
       <w:tr>
         <w:tc>
           <w:tcPr>
-            <w:tcW w:type="dxa" w:w="2196"/>
-          </w:tcPr>
-          <w:p>
-            <w:r>
-              <w:rPr>
-                <w:sz w:val="20"/>
+            <w:tcW w:w="2225" w:type="dxa"/>
+            <w:shd w:val="clear" w:color="auto" w:fill="F0F5FB"/>
+          </w:tcPr>
+          <w:p>
+            <w:r>
+              <w:rPr>
+                <w:sz w:val="19"/>
               </w:rPr>
               <w:t>Total</w:t>
             </w:r>
@@ -4646,12 +5128,13 @@
         </w:tc>
         <w:tc>
           <w:tcPr>
-            <w:tcW w:type="dxa" w:w="2196"/>
-          </w:tcPr>
-          <w:p>
-            <w:r>
-              <w:rPr>
-                <w:sz w:val="20"/>
+            <w:tcW w:w="2225" w:type="dxa"/>
+            <w:shd w:val="clear" w:color="auto" w:fill="F0F5FB"/>
+          </w:tcPr>
+          <w:p>
+            <w:r>
+              <w:rPr>
+                <w:sz w:val="19"/>
               </w:rPr>
               <w:t>130h</w:t>
             </w:r>
@@ -4659,12 +5142,13 @@
         </w:tc>
         <w:tc>
           <w:tcPr>
-            <w:tcW w:type="dxa" w:w="2196"/>
-          </w:tcPr>
-          <w:p>
-            <w:r>
-              <w:rPr>
-                <w:sz w:val="20"/>
+            <w:tcW w:w="2225" w:type="dxa"/>
+            <w:shd w:val="clear" w:color="auto" w:fill="F0F5FB"/>
+          </w:tcPr>
+          <w:p>
+            <w:r>
+              <w:rPr>
+                <w:sz w:val="19"/>
               </w:rPr>
               <w:t>62h</w:t>
             </w:r>
@@ -4672,12 +5156,13 @@
         </w:tc>
         <w:tc>
           <w:tcPr>
-            <w:tcW w:type="dxa" w:w="2196"/>
-          </w:tcPr>
-          <w:p>
-            <w:r>
-              <w:rPr>
-                <w:sz w:val="20"/>
+            <w:tcW w:w="2225" w:type="dxa"/>
+            <w:shd w:val="clear" w:color="auto" w:fill="F0F5FB"/>
+          </w:tcPr>
+          <w:p>
+            <w:r>
+              <w:rPr>
+                <w:sz w:val="19"/>
               </w:rPr>
               <w:t>192h</w:t>
             </w:r>
@@ -4688,41 +5173,73 @@
     <w:p/>
     <w:p>
       <w:pPr>
-        <w:pStyle w:val="Quote"/>
+        <w:ind w:left="454"/>
       </w:pPr>
       <w:r>
-        <w:t>**Nota CB-2:** Se os ajustes forem somente parametrização (P-5 confirmada), esforço DTI</w:t>
+        <w:rPr>
+          <w:color w:val="333333"/>
+          <w:sz w:val="20"/>
+        </w:rPr>
+      </w:r>
+      <w:r>
+        <w:rPr>
+          <w:b/>
+          <w:color w:val="333333"/>
+          <w:sz w:val="20"/>
+        </w:rPr>
+        <w:t>Nota CB-2:</w:t>
+      </w:r>
+      <w:r>
+        <w:rPr>
+          <w:color w:val="333333"/>
+          <w:sz w:val="20"/>
+        </w:rPr>
+        <w:t xml:space="preserve"> Se os ajustes forem somente parametrização (P-5 confirmada), esforço DTI</w:t>
       </w:r>
     </w:p>
     <w:p>
       <w:pPr>
-        <w:pStyle w:val="Quote"/>
+        <w:ind w:left="454"/>
       </w:pPr>
       <w:r>
+        <w:rPr>
+          <w:color w:val="333333"/>
+          <w:sz w:val="20"/>
+        </w:rPr>
         <w:t>estimado é 100–130h (Melhoria Evolutiva). Se envolverem desenvolvimento ABAP, esforço pode</w:t>
       </w:r>
     </w:p>
     <w:p>
       <w:pPr>
-        <w:pStyle w:val="Quote"/>
+        <w:ind w:left="454"/>
       </w:pPr>
       <w:r>
+        <w:rPr>
+          <w:color w:val="333333"/>
+          <w:sz w:val="20"/>
+        </w:rPr>
         <w:t>atingir 160–200h — neste caso, projeto deve ser reclassificado antes do kick-off.</w:t>
       </w:r>
     </w:p>
     <w:p>
       <w:pPr>
-        <w:pStyle w:val="Quote"/>
+        <w:ind w:left="454"/>
       </w:pPr>
       <w:r>
+        <w:rPr>
+          <w:color w:val="333333"/>
+          <w:sz w:val="20"/>
+        </w:rPr>
         <w:t>Esta estimativa assume P-5 verdadeira.</w:t>
       </w:r>
     </w:p>
     <w:p/>
     <w:p>
-      <w:r>
-        <w:t>────────────────────────────────────────────────────────────</w:t>
-      </w:r>
+      <w:pPr>
+        <w:pBdr>
+          <w:bottom w:val="single" w:sz="6" w:space="1" w:color="CCCCCC"/>
+        </w:pBdr>
+      </w:pPr>
     </w:p>
     <w:p/>
     <w:p>
@@ -4731,8 +5248,11 @@
       </w:pPr>
       <w:r>
         <w:rPr>
-          <w:color w:val="2E74B5"/>
-          <w:sz w:val="28"/>
+          <w:rFonts w:ascii="Calibri" w:hAnsi="Calibri"/>
+          <w:b/>
+          <w:i w:val="0"/>
+          <w:color w:val="1E5296"/>
+          <w:sz w:val="25"/>
         </w:rPr>
         <w:t>Buffer de Contingência</w:t>
       </w:r>
@@ -4741,24 +5261,26 @@
     <w:tbl>
       <w:tblPr>
         <w:tblStyle w:val="TableGrid"/>
-        <w:tblW w:type="auto" w:w="0"/>
         <w:tblLook w:firstColumn="1" w:firstRow="1" w:lastColumn="0" w:lastRow="0" w:noHBand="0" w:noVBand="1" w:val="04A0"/>
+        <w:tblW w:w="8900" w:type="dxa"/>
+        <w:tblLayout w:type="fixed"/>
       </w:tblPr>
       <w:tblGrid>
-        <w:gridCol w:w="4392"/>
-        <w:gridCol w:w="4392"/>
+        <w:gridCol w:w="4450"/>
+        <w:gridCol w:w="4450"/>
       </w:tblGrid>
       <w:tr>
         <w:tc>
           <w:tcPr>
-            <w:tcW w:type="dxa" w:w="4392"/>
-            <w:shd w:val="clear" w:color="auto" w:fill="D6E4F0"/>
+            <w:tcW w:w="4450" w:type="dxa"/>
+            <w:shd w:val="clear" w:color="auto" w:fill="1A3A5C"/>
           </w:tcPr>
           <w:p>
             <w:r>
               <w:rPr>
                 <w:b/>
-                <w:sz w:val="20"/>
+                <w:color w:val="FFFFFF"/>
+                <w:sz w:val="19"/>
               </w:rPr>
               <w:t>Item</w:t>
             </w:r>
@@ -4766,14 +5288,15 @@
         </w:tc>
         <w:tc>
           <w:tcPr>
-            <w:tcW w:type="dxa" w:w="4392"/>
-            <w:shd w:val="clear" w:color="auto" w:fill="D6E4F0"/>
+            <w:tcW w:w="4450" w:type="dxa"/>
+            <w:shd w:val="clear" w:color="auto" w:fill="1A3A5C"/>
           </w:tcPr>
           <w:p>
             <w:r>
               <w:rPr>
                 <w:b/>
-                <w:sz w:val="20"/>
+                <w:color w:val="FFFFFF"/>
+                <w:sz w:val="19"/>
               </w:rPr>
               <w:t>Valor</w:t>
             </w:r>
@@ -4783,12 +5306,12 @@
       <w:tr>
         <w:tc>
           <w:tcPr>
-            <w:tcW w:type="dxa" w:w="4392"/>
-          </w:tcPr>
-          <w:p>
-            <w:r>
-              <w:rPr>
-                <w:sz w:val="20"/>
+            <w:tcW w:w="4450" w:type="dxa"/>
+          </w:tcPr>
+          <w:p>
+            <w:r>
+              <w:rPr>
+                <w:sz w:val="19"/>
               </w:rPr>
               <w:t>Prazo base (kick-off ao go-live)</w:t>
             </w:r>
@@ -4796,12 +5319,12 @@
         </w:tc>
         <w:tc>
           <w:tcPr>
-            <w:tcW w:type="dxa" w:w="4392"/>
-          </w:tcPr>
-          <w:p>
-            <w:r>
-              <w:rPr>
-                <w:sz w:val="20"/>
+            <w:tcW w:w="4450" w:type="dxa"/>
+          </w:tcPr>
+          <w:p>
+            <w:r>
+              <w:rPr>
+                <w:sz w:val="19"/>
               </w:rPr>
               <w:t>11 semanas (08/06 a 25/08/2026)</w:t>
             </w:r>
@@ -4811,12 +5334,13 @@
       <w:tr>
         <w:tc>
           <w:tcPr>
-            <w:tcW w:type="dxa" w:w="4392"/>
-          </w:tcPr>
-          <w:p>
-            <w:r>
-              <w:rPr>
-                <w:sz w:val="20"/>
+            <w:tcW w:w="4450" w:type="dxa"/>
+            <w:shd w:val="clear" w:color="auto" w:fill="F0F5FB"/>
+          </w:tcPr>
+          <w:p>
+            <w:r>
+              <w:rPr>
+                <w:sz w:val="19"/>
               </w:rPr>
               <w:t>Buffer de contingência (15%)</w:t>
             </w:r>
@@ -4824,12 +5348,13 @@
         </w:tc>
         <w:tc>
           <w:tcPr>
-            <w:tcW w:type="dxa" w:w="4392"/>
-          </w:tcPr>
-          <w:p>
-            <w:r>
-              <w:rPr>
-                <w:sz w:val="20"/>
+            <w:tcW w:w="4450" w:type="dxa"/>
+            <w:shd w:val="clear" w:color="auto" w:fill="F0F5FB"/>
+          </w:tcPr>
+          <w:p>
+            <w:r>
+              <w:rPr>
+                <w:sz w:val="19"/>
               </w:rPr>
               <w:t>1,65 semanas ≈ 8 dias úteis</w:t>
             </w:r>
@@ -4839,12 +5364,12 @@
       <w:tr>
         <w:tc>
           <w:tcPr>
-            <w:tcW w:type="dxa" w:w="4392"/>
-          </w:tcPr>
-          <w:p>
-            <w:r>
-              <w:rPr>
-                <w:sz w:val="20"/>
+            <w:tcW w:w="4450" w:type="dxa"/>
+          </w:tcPr>
+          <w:p>
+            <w:r>
+              <w:rPr>
+                <w:sz w:val="19"/>
               </w:rPr>
               <w:t>Buffer aplicado</w:t>
             </w:r>
@@ -4852,12 +5377,12 @@
         </w:tc>
         <w:tc>
           <w:tcPr>
-            <w:tcW w:type="dxa" w:w="4392"/>
-          </w:tcPr>
-          <w:p>
-            <w:r>
-              <w:rPr>
-                <w:sz w:val="20"/>
+            <w:tcW w:w="4450" w:type="dxa"/>
+          </w:tcPr>
+          <w:p>
+            <w:r>
+              <w:rPr>
+                <w:sz w:val="19"/>
               </w:rPr>
               <w:t>Setembro 2026 (26/08 a 30/09/2026 = 26 dias úteis)</w:t>
             </w:r>
@@ -4867,12 +5392,13 @@
       <w:tr>
         <w:tc>
           <w:tcPr>
-            <w:tcW w:type="dxa" w:w="4392"/>
-          </w:tcPr>
-          <w:p>
-            <w:r>
-              <w:rPr>
-                <w:sz w:val="20"/>
+            <w:tcW w:w="4450" w:type="dxa"/>
+            <w:shd w:val="clear" w:color="auto" w:fill="F0F5FB"/>
+          </w:tcPr>
+          <w:p>
+            <w:r>
+              <w:rPr>
+                <w:sz w:val="19"/>
               </w:rPr>
               <w:t>Prazo com buffer</w:t>
             </w:r>
@@ -4880,12 +5406,13 @@
         </w:tc>
         <w:tc>
           <w:tcPr>
-            <w:tcW w:type="dxa" w:w="4392"/>
-          </w:tcPr>
-          <w:p>
-            <w:r>
-              <w:rPr>
-                <w:sz w:val="20"/>
+            <w:tcW w:w="4450" w:type="dxa"/>
+            <w:shd w:val="clear" w:color="auto" w:fill="F0F5FB"/>
+          </w:tcPr>
+          <w:p>
+            <w:r>
+              <w:rPr>
+                <w:sz w:val="19"/>
               </w:rPr>
               <w:t>30/09/2026 (go-live meta)</w:t>
             </w:r>
@@ -4912,7 +5439,7 @@
     <w:p/>
     <w:sectPr>
       <w:pgSz w:w="12240" w:h="15840"/>
-      <w:pgMar w:top="1440" w:right="1728" w:bottom="1440" w:left="1728" w:header="720" w:footer="720" w:gutter="0"/>
+      <w:pgMar w:top="1417" w:right="1417" w:bottom="1417" w:left="1587" w:header="720" w:footer="720" w:gutter="0"/>
       <w:cols w:space="720"/>
       <w:docGrid w:linePitch="360"/>
     </w:sectPr>
@@ -5284,8 +5811,8 @@
     <w:qFormat/>
     <w:rsid w:val="00FC693F"/>
     <w:rPr>
-      <w:rFonts w:ascii="Courier New" w:hAnsi="Courier New"/>
-      <w:sz w:val="18"/>
+      <w:rFonts w:ascii="Calibri" w:hAnsi="Calibri"/>
+      <w:sz w:val="21"/>
     </w:rPr>
   </w:style>
   <w:style w:type="paragraph" w:styleId="Header">
